--- a/documents/yogesh_report(1).docx
+++ b/documents/yogesh_report(1).docx
@@ -97,12 +97,12 @@
           <wp:inline distB="0" distT="0" distL="0" distR="0">
             <wp:extent cx="608661" cy="823052"/>
             <wp:effectExtent b="0" l="0" r="0" t="0"/>
-            <wp:docPr descr="http://upload.wikimedia.org/wikipedia/en/6/6f/Vtu.jpeg" id="2" name="image4.jpg"/>
+            <wp:docPr descr="http://upload.wikimedia.org/wikipedia/en/6/6f/Vtu.jpeg" id="2" name="image2.jpg"/>
             <a:graphic>
               <a:graphicData uri="http://schemas.openxmlformats.org/drawingml/2006/picture">
                 <pic:pic>
                   <pic:nvPicPr>
-                    <pic:cNvPr descr="http://upload.wikimedia.org/wikipedia/en/6/6f/Vtu.jpeg" id="0" name="image4.jpg"/>
+                    <pic:cNvPr descr="http://upload.wikimedia.org/wikipedia/en/6/6f/Vtu.jpeg" id="0" name="image2.jpg"/>
                     <pic:cNvPicPr preferRelativeResize="0"/>
                   </pic:nvPicPr>
                   <pic:blipFill>
@@ -916,12 +916,12 @@
             <wp:extent cx="1047750" cy="916305"/>
             <wp:effectExtent b="0" l="0" r="0" t="0"/>
             <wp:wrapSquare wrapText="bothSides" distB="0" distT="0" distL="114300" distR="114300"/>
-            <wp:docPr descr="http://www.ictiee.org/img/bmsce.png" id="1" name="image2.png"/>
+            <wp:docPr descr="http://www.ictiee.org/img/bmsce.png" id="5" name="image1.png"/>
             <a:graphic>
               <a:graphicData uri="http://schemas.openxmlformats.org/drawingml/2006/picture">
                 <pic:pic>
                   <pic:nvPicPr>
-                    <pic:cNvPr descr="http://www.ictiee.org/img/bmsce.png" id="0" name="image2.png"/>
+                    <pic:cNvPr descr="http://www.ictiee.org/img/bmsce.png" id="0" name="image1.png"/>
                     <pic:cNvPicPr preferRelativeResize="0"/>
                   </pic:nvPicPr>
                   <pic:blipFill>
@@ -1313,18 +1313,28 @@
       </w:r>
       <w:r>
         <w:rPr>
-          <w:color w:val="333333"/>
-        </w:rPr>
+          <w:rtl w:val="0"/>
+        </w:rPr>
+      </w:r>
+      <w:r>
         <w:drawing>
-          <wp:inline distB="0" distT="0" distL="0" distR="0">
+          <wp:anchor allowOverlap="1" behindDoc="0" distB="0" distT="0" distL="0" distR="0" hidden="0" layoutInCell="1" locked="0" relativeHeight="0" simplePos="0">
+            <wp:simplePos x="0" y="0"/>
+            <wp:positionH relativeFrom="column">
+              <wp:posOffset>2424113</wp:posOffset>
+            </wp:positionH>
+            <wp:positionV relativeFrom="paragraph">
+              <wp:posOffset>161925</wp:posOffset>
+            </wp:positionV>
             <wp:extent cx="1095375" cy="885825"/>
             <wp:effectExtent b="0" l="0" r="0" t="0"/>
-            <wp:docPr id="4" name="image3.png"/>
+            <wp:wrapTopAndBottom distB="0" distT="0"/>
+            <wp:docPr id="1" name="image5.png"/>
             <a:graphic>
               <a:graphicData uri="http://schemas.openxmlformats.org/drawingml/2006/picture">
                 <pic:pic>
                   <pic:nvPicPr>
-                    <pic:cNvPr id="0" name="image3.png"/>
+                    <pic:cNvPr id="0" name="image5.png"/>
                     <pic:cNvPicPr preferRelativeResize="0"/>
                   </pic:nvPicPr>
                   <pic:blipFill>
@@ -1345,13 +1355,8 @@
                 </pic:pic>
               </a:graphicData>
             </a:graphic>
-          </wp:inline>
+          </wp:anchor>
         </w:drawing>
-      </w:r>
-      <w:r>
-        <w:rPr>
-          <w:rtl w:val="0"/>
-        </w:rPr>
       </w:r>
     </w:p>
     <w:p>
@@ -2071,12 +2076,12 @@
           <wp:inline distB="0" distT="0" distL="0" distR="0">
             <wp:extent cx="1400826" cy="1334122"/>
             <wp:effectExtent b="0" l="0" r="0" t="0"/>
-            <wp:docPr id="6" name="image1.png"/>
+            <wp:docPr id="3" name="image3.png"/>
             <a:graphic>
               <a:graphicData uri="http://schemas.openxmlformats.org/drawingml/2006/picture">
                 <pic:pic>
                   <pic:nvPicPr>
-                    <pic:cNvPr id="0" name="image1.png"/>
+                    <pic:cNvPr id="0" name="image3.png"/>
                     <pic:cNvPicPr preferRelativeResize="0"/>
                   </pic:nvPicPr>
                   <pic:blipFill>
@@ -2718,7 +2723,6 @@
             <w:pPr>
               <w:keepNext w:val="0"/>
               <w:keepLines w:val="0"/>
-              <w:pageBreakBefore w:val="0"/>
               <w:widowControl w:val="1"/>
               <w:pBdr>
                 <w:top w:space="0" w:sz="0" w:val="nil"/>
@@ -2778,7 +2782,6 @@
             <w:pPr>
               <w:keepNext w:val="0"/>
               <w:keepLines w:val="0"/>
-              <w:pageBreakBefore w:val="0"/>
               <w:widowControl w:val="1"/>
               <w:pBdr>
                 <w:top w:space="0" w:sz="0" w:val="nil"/>
@@ -2838,7 +2841,6 @@
             <w:pPr>
               <w:keepNext w:val="0"/>
               <w:keepLines w:val="0"/>
-              <w:pageBreakBefore w:val="0"/>
               <w:widowControl w:val="1"/>
               <w:pBdr>
                 <w:top w:space="0" w:sz="0" w:val="nil"/>
@@ -2900,7 +2902,6 @@
             <w:pPr>
               <w:keepNext w:val="0"/>
               <w:keepLines w:val="0"/>
-              <w:pageBreakBefore w:val="0"/>
               <w:widowControl w:val="1"/>
               <w:pBdr>
                 <w:top w:space="0" w:sz="0" w:val="nil"/>
@@ -2956,7 +2957,6 @@
             <w:pPr>
               <w:keepNext w:val="0"/>
               <w:keepLines w:val="0"/>
-              <w:pageBreakBefore w:val="0"/>
               <w:widowControl w:val="1"/>
               <w:pBdr>
                 <w:top w:space="0" w:sz="0" w:val="nil"/>
@@ -3012,7 +3012,6 @@
             <w:pPr>
               <w:keepNext w:val="0"/>
               <w:keepLines w:val="0"/>
-              <w:pageBreakBefore w:val="0"/>
               <w:widowControl w:val="1"/>
               <w:pBdr>
                 <w:top w:space="0" w:sz="0" w:val="nil"/>
@@ -3069,7 +3068,6 @@
             <w:pPr>
               <w:keepNext w:val="0"/>
               <w:keepLines w:val="0"/>
-              <w:pageBreakBefore w:val="0"/>
               <w:widowControl w:val="1"/>
               <w:pBdr>
                 <w:top w:space="0" w:sz="0" w:val="nil"/>
@@ -3146,7 +3144,6 @@
             <w:pPr>
               <w:keepNext w:val="0"/>
               <w:keepLines w:val="0"/>
-              <w:pageBreakBefore w:val="0"/>
               <w:widowControl w:val="1"/>
               <w:pBdr>
                 <w:top w:space="0" w:sz="0" w:val="nil"/>
@@ -3244,7 +3241,6 @@
             <w:pPr>
               <w:keepNext w:val="0"/>
               <w:keepLines w:val="0"/>
-              <w:pageBreakBefore w:val="0"/>
               <w:widowControl w:val="1"/>
               <w:pBdr>
                 <w:top w:space="0" w:sz="0" w:val="nil"/>
@@ -3342,7 +3338,6 @@
             <w:pPr>
               <w:keepNext w:val="0"/>
               <w:keepLines w:val="0"/>
-              <w:pageBreakBefore w:val="0"/>
               <w:widowControl w:val="1"/>
               <w:pBdr>
                 <w:top w:space="0" w:sz="0" w:val="nil"/>
@@ -3440,7 +3435,6 @@
             <w:pPr>
               <w:keepNext w:val="0"/>
               <w:keepLines w:val="0"/>
-              <w:pageBreakBefore w:val="0"/>
               <w:widowControl w:val="1"/>
               <w:pBdr>
                 <w:top w:space="0" w:sz="0" w:val="nil"/>
@@ -3476,7 +3470,7 @@
                 <w:szCs w:val="36"/>
                 <w:rtl w:val="0"/>
               </w:rPr>
-              <w:t xml:space="preserve">6</w:t>
+              <w:t xml:space="preserve">7</w:t>
             </w:r>
             <w:r>
               <w:rPr>
@@ -3538,7 +3532,6 @@
             <w:pPr>
               <w:keepNext w:val="0"/>
               <w:keepLines w:val="0"/>
-              <w:pageBreakBefore w:val="0"/>
               <w:widowControl w:val="1"/>
               <w:pBdr>
                 <w:top w:space="0" w:sz="0" w:val="nil"/>
@@ -3574,7 +3567,7 @@
                 <w:szCs w:val="36"/>
                 <w:rtl w:val="0"/>
               </w:rPr>
-              <w:t xml:space="preserve">7</w:t>
+              <w:t xml:space="preserve">9</w:t>
             </w:r>
             <w:r>
               <w:rPr>
@@ -3636,7 +3629,6 @@
             <w:pPr>
               <w:keepNext w:val="0"/>
               <w:keepLines w:val="0"/>
-              <w:pageBreakBefore w:val="0"/>
               <w:widowControl w:val="1"/>
               <w:pBdr>
                 <w:top w:space="0" w:sz="0" w:val="nil"/>
@@ -3672,7 +3664,7 @@
                 <w:szCs w:val="36"/>
                 <w:rtl w:val="0"/>
               </w:rPr>
-              <w:t xml:space="preserve">8</w:t>
+              <w:t xml:space="preserve">9</w:t>
             </w:r>
             <w:r>
               <w:rPr>
@@ -3734,7 +3726,6 @@
             <w:pPr>
               <w:keepNext w:val="0"/>
               <w:keepLines w:val="0"/>
-              <w:pageBreakBefore w:val="0"/>
               <w:widowControl w:val="1"/>
               <w:pBdr>
                 <w:top w:space="0" w:sz="0" w:val="nil"/>
@@ -3770,7 +3761,7 @@
                 <w:szCs w:val="36"/>
                 <w:rtl w:val="0"/>
               </w:rPr>
-              <w:t xml:space="preserve">8</w:t>
+              <w:t xml:space="preserve">10</w:t>
             </w:r>
             <w:r>
               <w:rPr>
@@ -3832,7 +3823,6 @@
             <w:pPr>
               <w:keepNext w:val="0"/>
               <w:keepLines w:val="0"/>
-              <w:pageBreakBefore w:val="0"/>
               <w:widowControl w:val="1"/>
               <w:pBdr>
                 <w:top w:space="0" w:sz="0" w:val="nil"/>
@@ -3868,7 +3858,7 @@
                 <w:szCs w:val="36"/>
                 <w:rtl w:val="0"/>
               </w:rPr>
-              <w:t xml:space="preserve">10</w:t>
+              <w:t xml:space="preserve">12</w:t>
             </w:r>
             <w:r>
               <w:rPr>
@@ -3930,7 +3920,6 @@
             <w:pPr>
               <w:keepNext w:val="0"/>
               <w:keepLines w:val="0"/>
-              <w:pageBreakBefore w:val="0"/>
               <w:widowControl w:val="1"/>
               <w:pBdr>
                 <w:top w:space="0" w:sz="0" w:val="nil"/>
@@ -3966,7 +3955,7 @@
                 <w:szCs w:val="36"/>
                 <w:rtl w:val="0"/>
               </w:rPr>
-              <w:t xml:space="preserve">10</w:t>
+              <w:t xml:space="preserve">13</w:t>
             </w:r>
             <w:r>
               <w:rPr>
@@ -4028,7 +4017,6 @@
             <w:pPr>
               <w:keepNext w:val="0"/>
               <w:keepLines w:val="0"/>
-              <w:pageBreakBefore w:val="0"/>
               <w:widowControl w:val="1"/>
               <w:pBdr>
                 <w:top w:space="0" w:sz="0" w:val="nil"/>
@@ -4064,7 +4052,7 @@
                 <w:szCs w:val="36"/>
                 <w:rtl w:val="0"/>
               </w:rPr>
-              <w:t xml:space="preserve">10</w:t>
+              <w:t xml:space="preserve">13</w:t>
             </w:r>
             <w:r>
               <w:rPr>
@@ -4279,7 +4267,6 @@
           <w:bCs w:val="1"/>
           <w:sz w:val="28"/>
           <w:szCs w:val="28"/>
-          <w:u w:val="none"/>
         </w:rPr>
       </w:pPr>
       <w:r>
@@ -4292,6 +4279,11 @@
           <w:rtl w:val="0"/>
         </w:rPr>
         <w:t xml:space="preserve">Introduction:</w:t>
+      </w:r>
+      <w:r>
+        <w:rPr>
+          <w:rtl w:val="0"/>
+        </w:rPr>
       </w:r>
     </w:p>
     <w:p>
@@ -4319,7 +4311,7 @@
           <w:szCs w:val="28"/>
           <w:rtl w:val="0"/>
         </w:rPr>
-        <w:t xml:space="preserve">Social Media has changed how people communicate, interact and create social identities. With its benefits, it also comes with drawbacks. People spread hate based on a person’s colour, sex, nationality, political identity, religion etc. Sexism [Hate based on sex] is among them, these comments are pervasive, since most people online are anonymous the problem is amplified. Exposure to these comments are not just unpleasant, they have consequences on mental health, public participation and freedom of expression.</w:t>
+        <w:t xml:space="preserve">Social Media has changed how people communicate, interact and create social identities. With its benefits, it also comes with drawbacks. People spread hate based on a person’s colour, sex, nationality, political identity, religion etc. Sexism is among them, these comments are pervasive, since most people online are anonymous the problem is amplified. Exposure to these comments are not just unpleasant, they have consequences on mental health, public participation and freedom of expression.</w:t>
       </w:r>
     </w:p>
     <w:p>
@@ -4396,7 +4388,6 @@
           <w:bCs w:val="1"/>
           <w:sz w:val="28"/>
           <w:szCs w:val="28"/>
-          <w:u w:val="none"/>
         </w:rPr>
       </w:pPr>
       <w:r>
@@ -4409,6 +4400,11 @@
           <w:rtl w:val="0"/>
         </w:rPr>
         <w:t xml:space="preserve">Problem Statement:</w:t>
+      </w:r>
+      <w:r>
+        <w:rPr>
+          <w:rtl w:val="0"/>
+        </w:rPr>
       </w:r>
     </w:p>
     <w:p>
@@ -4513,7 +4509,6 @@
           <w:bCs w:val="1"/>
           <w:sz w:val="28"/>
           <w:szCs w:val="28"/>
-          <w:u w:val="none"/>
         </w:rPr>
       </w:pPr>
       <w:r>
@@ -4526,6 +4521,11 @@
           <w:rtl w:val="0"/>
         </w:rPr>
         <w:t xml:space="preserve">Objectives: </w:t>
+      </w:r>
+      <w:r>
+        <w:rPr>
+          <w:rtl w:val="0"/>
+        </w:rPr>
       </w:r>
     </w:p>
     <w:p>
@@ -4630,7 +4630,6 @@
           <w:bCs w:val="1"/>
           <w:sz w:val="28"/>
           <w:szCs w:val="28"/>
-          <w:u w:val="none"/>
         </w:rPr>
       </w:pPr>
       <w:r>
@@ -4643,6 +4642,11 @@
           <w:rtl w:val="0"/>
         </w:rPr>
         <w:t xml:space="preserve">Dataset Used:</w:t>
+      </w:r>
+      <w:r>
+        <w:rPr>
+          <w:rtl w:val="0"/>
+        </w:rPr>
       </w:r>
     </w:p>
     <w:p>
@@ -4670,18 +4674,11 @@
           <w:szCs w:val="28"/>
           <w:rtl w:val="0"/>
         </w:rPr>
-        <w:t xml:space="preserve">The dataset used in this project is the Sexism Detection in English Texts dataset, it contains English text samples labeled for the presence of sexist content. The dataset has six columns rewire_id, text, label_sexist, label_category, label_vector and split.</w:t>
-      </w:r>
-    </w:p>
-    <w:p>
-      <w:pPr>
-        <w:pBdr>
-          <w:top w:space="0" w:sz="0" w:val="nil"/>
-          <w:left w:space="0" w:sz="0" w:val="nil"/>
-          <w:bottom w:space="0" w:sz="0" w:val="nil"/>
-          <w:right w:space="0" w:sz="0" w:val="nil"/>
-          <w:between w:space="0" w:sz="0" w:val="nil"/>
-        </w:pBdr>
+        <w:t xml:space="preserve">The dataset used in this project is the Sexism Detection in English Texts dataset, it contains English text samples labeled for the presence of sexist content. The dataset has six columns rewire_id, text, label_sexist, label_category, label_vector and split. Table 1 given below will give detailed description on the dataset’s attributes.</w:t>
+      </w:r>
+    </w:p>
+    <w:p>
+      <w:pPr>
         <w:spacing w:after="27" w:before="120" w:line="276" w:lineRule="auto"/>
         <w:ind w:left="-450" w:firstLine="0"/>
         <w:jc w:val="both"/>
@@ -4697,6 +4694,765 @@
         </w:rPr>
       </w:r>
     </w:p>
+    <w:tbl>
+      <w:tblPr>
+        <w:tblStyle w:val="Table3"/>
+        <w:tblW w:w="9810.0" w:type="dxa"/>
+        <w:jc w:val="left"/>
+        <w:tblInd w:w="-450.0" w:type="dxa"/>
+        <w:tblBorders>
+          <w:top w:color="000000" w:space="0" w:sz="8" w:val="single"/>
+          <w:left w:color="000000" w:space="0" w:sz="8" w:val="single"/>
+          <w:bottom w:color="000000" w:space="0" w:sz="8" w:val="single"/>
+          <w:right w:color="000000" w:space="0" w:sz="8" w:val="single"/>
+          <w:insideH w:color="000000" w:space="0" w:sz="8" w:val="single"/>
+          <w:insideV w:color="000000" w:space="0" w:sz="8" w:val="single"/>
+        </w:tblBorders>
+        <w:tblLayout w:type="fixed"/>
+        <w:tblLook w:val="0600"/>
+      </w:tblPr>
+      <w:tblGrid>
+        <w:gridCol w:w="3270"/>
+        <w:gridCol w:w="3270"/>
+        <w:gridCol w:w="3270"/>
+        <w:tblGridChange w:id="0">
+          <w:tblGrid>
+            <w:gridCol w:w="3270"/>
+            <w:gridCol w:w="3270"/>
+            <w:gridCol w:w="3270"/>
+          </w:tblGrid>
+        </w:tblGridChange>
+      </w:tblGrid>
+      <w:tr>
+        <w:trPr>
+          <w:cantSplit w:val="0"/>
+          <w:tblHeader w:val="0"/>
+        </w:trPr>
+        <w:tc>
+          <w:tcPr>
+            <w:shd w:fill="auto" w:val="clear"/>
+            <w:tcMar>
+              <w:top w:w="100.0" w:type="dxa"/>
+              <w:left w:w="100.0" w:type="dxa"/>
+              <w:bottom w:w="100.0" w:type="dxa"/>
+              <w:right w:w="100.0" w:type="dxa"/>
+            </w:tcMar>
+            <w:vAlign w:val="top"/>
+          </w:tcPr>
+          <w:p>
+            <w:pPr>
+              <w:widowControl w:val="0"/>
+              <w:spacing w:after="0" w:line="240" w:lineRule="auto"/>
+              <w:jc w:val="center"/>
+              <w:rPr>
+                <w:rFonts w:ascii="Times New Roman" w:cs="Times New Roman" w:eastAsia="Times New Roman" w:hAnsi="Times New Roman"/>
+                <w:b w:val="1"/>
+                <w:bCs w:val="1"/>
+                <w:sz w:val="28"/>
+                <w:szCs w:val="28"/>
+              </w:rPr>
+            </w:pPr>
+            <w:r>
+              <w:rPr>
+                <w:rFonts w:ascii="Times New Roman" w:cs="Times New Roman" w:eastAsia="Times New Roman" w:hAnsi="Times New Roman"/>
+                <w:b w:val="1"/>
+                <w:bCs w:val="1"/>
+                <w:sz w:val="28"/>
+                <w:szCs w:val="28"/>
+                <w:rtl w:val="0"/>
+              </w:rPr>
+              <w:t xml:space="preserve">Column Names</w:t>
+            </w:r>
+          </w:p>
+        </w:tc>
+        <w:tc>
+          <w:tcPr>
+            <w:shd w:fill="auto" w:val="clear"/>
+            <w:tcMar>
+              <w:top w:w="100.0" w:type="dxa"/>
+              <w:left w:w="100.0" w:type="dxa"/>
+              <w:bottom w:w="100.0" w:type="dxa"/>
+              <w:right w:w="100.0" w:type="dxa"/>
+            </w:tcMar>
+            <w:vAlign w:val="top"/>
+          </w:tcPr>
+          <w:p>
+            <w:pPr>
+              <w:widowControl w:val="0"/>
+              <w:spacing w:after="0" w:line="240" w:lineRule="auto"/>
+              <w:jc w:val="center"/>
+              <w:rPr>
+                <w:rFonts w:ascii="Times New Roman" w:cs="Times New Roman" w:eastAsia="Times New Roman" w:hAnsi="Times New Roman"/>
+                <w:b w:val="1"/>
+                <w:bCs w:val="1"/>
+                <w:sz w:val="28"/>
+                <w:szCs w:val="28"/>
+              </w:rPr>
+            </w:pPr>
+            <w:r>
+              <w:rPr>
+                <w:rFonts w:ascii="Times New Roman" w:cs="Times New Roman" w:eastAsia="Times New Roman" w:hAnsi="Times New Roman"/>
+                <w:b w:val="1"/>
+                <w:bCs w:val="1"/>
+                <w:sz w:val="28"/>
+                <w:szCs w:val="28"/>
+                <w:rtl w:val="0"/>
+              </w:rPr>
+              <w:t xml:space="preserve">Description</w:t>
+            </w:r>
+          </w:p>
+        </w:tc>
+        <w:tc>
+          <w:tcPr>
+            <w:shd w:fill="auto" w:val="clear"/>
+            <w:tcMar>
+              <w:top w:w="100.0" w:type="dxa"/>
+              <w:left w:w="100.0" w:type="dxa"/>
+              <w:bottom w:w="100.0" w:type="dxa"/>
+              <w:right w:w="100.0" w:type="dxa"/>
+            </w:tcMar>
+            <w:vAlign w:val="top"/>
+          </w:tcPr>
+          <w:p>
+            <w:pPr>
+              <w:widowControl w:val="0"/>
+              <w:spacing w:after="0" w:line="240" w:lineRule="auto"/>
+              <w:jc w:val="center"/>
+              <w:rPr>
+                <w:rFonts w:ascii="Times New Roman" w:cs="Times New Roman" w:eastAsia="Times New Roman" w:hAnsi="Times New Roman"/>
+                <w:b w:val="1"/>
+                <w:bCs w:val="1"/>
+                <w:sz w:val="28"/>
+                <w:szCs w:val="28"/>
+              </w:rPr>
+            </w:pPr>
+            <w:r>
+              <w:rPr>
+                <w:rFonts w:ascii="Times New Roman" w:cs="Times New Roman" w:eastAsia="Times New Roman" w:hAnsi="Times New Roman"/>
+                <w:b w:val="1"/>
+                <w:bCs w:val="1"/>
+                <w:sz w:val="28"/>
+                <w:szCs w:val="28"/>
+                <w:rtl w:val="0"/>
+              </w:rPr>
+              <w:t xml:space="preserve">Data Type</w:t>
+            </w:r>
+          </w:p>
+        </w:tc>
+      </w:tr>
+      <w:tr>
+        <w:trPr>
+          <w:cantSplit w:val="0"/>
+          <w:tblHeader w:val="0"/>
+        </w:trPr>
+        <w:tc>
+          <w:tcPr>
+            <w:shd w:fill="auto" w:val="clear"/>
+            <w:tcMar>
+              <w:top w:w="100.0" w:type="dxa"/>
+              <w:left w:w="100.0" w:type="dxa"/>
+              <w:bottom w:w="100.0" w:type="dxa"/>
+              <w:right w:w="100.0" w:type="dxa"/>
+            </w:tcMar>
+            <w:vAlign w:val="top"/>
+          </w:tcPr>
+          <w:p>
+            <w:pPr>
+              <w:widowControl w:val="0"/>
+              <w:spacing w:after="0" w:line="240" w:lineRule="auto"/>
+              <w:rPr>
+                <w:rFonts w:ascii="Times New Roman" w:cs="Times New Roman" w:eastAsia="Times New Roman" w:hAnsi="Times New Roman"/>
+                <w:sz w:val="28"/>
+                <w:szCs w:val="28"/>
+              </w:rPr>
+            </w:pPr>
+            <w:r>
+              <w:rPr>
+                <w:rFonts w:ascii="Times New Roman" w:cs="Times New Roman" w:eastAsia="Times New Roman" w:hAnsi="Times New Roman"/>
+                <w:sz w:val="28"/>
+                <w:szCs w:val="28"/>
+                <w:rtl w:val="0"/>
+              </w:rPr>
+              <w:t xml:space="preserve">rewire_id</w:t>
+            </w:r>
+          </w:p>
+        </w:tc>
+        <w:tc>
+          <w:tcPr>
+            <w:shd w:fill="auto" w:val="clear"/>
+            <w:tcMar>
+              <w:top w:w="100.0" w:type="dxa"/>
+              <w:left w:w="100.0" w:type="dxa"/>
+              <w:bottom w:w="100.0" w:type="dxa"/>
+              <w:right w:w="100.0" w:type="dxa"/>
+            </w:tcMar>
+            <w:vAlign w:val="top"/>
+          </w:tcPr>
+          <w:p>
+            <w:pPr>
+              <w:widowControl w:val="0"/>
+              <w:spacing w:after="0" w:line="240" w:lineRule="auto"/>
+              <w:rPr>
+                <w:rFonts w:ascii="Times New Roman" w:cs="Times New Roman" w:eastAsia="Times New Roman" w:hAnsi="Times New Roman"/>
+                <w:sz w:val="28"/>
+                <w:szCs w:val="28"/>
+              </w:rPr>
+            </w:pPr>
+            <w:r>
+              <w:rPr>
+                <w:rFonts w:ascii="Times New Roman" w:cs="Times New Roman" w:eastAsia="Times New Roman" w:hAnsi="Times New Roman"/>
+                <w:sz w:val="28"/>
+                <w:szCs w:val="28"/>
+                <w:rtl w:val="0"/>
+              </w:rPr>
+              <w:t xml:space="preserve">Unique identifier for each text instance</w:t>
+            </w:r>
+          </w:p>
+        </w:tc>
+        <w:tc>
+          <w:tcPr>
+            <w:shd w:fill="auto" w:val="clear"/>
+            <w:tcMar>
+              <w:top w:w="100.0" w:type="dxa"/>
+              <w:left w:w="100.0" w:type="dxa"/>
+              <w:bottom w:w="100.0" w:type="dxa"/>
+              <w:right w:w="100.0" w:type="dxa"/>
+            </w:tcMar>
+            <w:vAlign w:val="top"/>
+          </w:tcPr>
+          <w:p>
+            <w:pPr>
+              <w:widowControl w:val="0"/>
+              <w:spacing w:after="0" w:line="240" w:lineRule="auto"/>
+              <w:rPr>
+                <w:rFonts w:ascii="Times New Roman" w:cs="Times New Roman" w:eastAsia="Times New Roman" w:hAnsi="Times New Roman"/>
+                <w:sz w:val="28"/>
+                <w:szCs w:val="28"/>
+              </w:rPr>
+            </w:pPr>
+            <w:r>
+              <w:rPr>
+                <w:rFonts w:ascii="Times New Roman" w:cs="Times New Roman" w:eastAsia="Times New Roman" w:hAnsi="Times New Roman"/>
+                <w:sz w:val="28"/>
+                <w:szCs w:val="28"/>
+                <w:rtl w:val="0"/>
+              </w:rPr>
+              <w:t xml:space="preserve">String</w:t>
+            </w:r>
+          </w:p>
+        </w:tc>
+      </w:tr>
+      <w:tr>
+        <w:trPr>
+          <w:cantSplit w:val="0"/>
+          <w:tblHeader w:val="0"/>
+        </w:trPr>
+        <w:tc>
+          <w:tcPr>
+            <w:shd w:fill="auto" w:val="clear"/>
+            <w:tcMar>
+              <w:top w:w="100.0" w:type="dxa"/>
+              <w:left w:w="100.0" w:type="dxa"/>
+              <w:bottom w:w="100.0" w:type="dxa"/>
+              <w:right w:w="100.0" w:type="dxa"/>
+            </w:tcMar>
+            <w:vAlign w:val="top"/>
+          </w:tcPr>
+          <w:p>
+            <w:pPr>
+              <w:widowControl w:val="0"/>
+              <w:spacing w:after="0" w:line="240" w:lineRule="auto"/>
+              <w:rPr>
+                <w:rFonts w:ascii="Times New Roman" w:cs="Times New Roman" w:eastAsia="Times New Roman" w:hAnsi="Times New Roman"/>
+                <w:sz w:val="28"/>
+                <w:szCs w:val="28"/>
+              </w:rPr>
+            </w:pPr>
+            <w:r>
+              <w:rPr>
+                <w:rFonts w:ascii="Times New Roman" w:cs="Times New Roman" w:eastAsia="Times New Roman" w:hAnsi="Times New Roman"/>
+                <w:sz w:val="28"/>
+                <w:szCs w:val="28"/>
+                <w:rtl w:val="0"/>
+              </w:rPr>
+              <w:t xml:space="preserve">text</w:t>
+            </w:r>
+          </w:p>
+        </w:tc>
+        <w:tc>
+          <w:tcPr>
+            <w:shd w:fill="auto" w:val="clear"/>
+            <w:tcMar>
+              <w:top w:w="100.0" w:type="dxa"/>
+              <w:left w:w="100.0" w:type="dxa"/>
+              <w:bottom w:w="100.0" w:type="dxa"/>
+              <w:right w:w="100.0" w:type="dxa"/>
+            </w:tcMar>
+            <w:vAlign w:val="top"/>
+          </w:tcPr>
+          <w:p>
+            <w:pPr>
+              <w:widowControl w:val="0"/>
+              <w:spacing w:after="0" w:line="240" w:lineRule="auto"/>
+              <w:rPr>
+                <w:rFonts w:ascii="Times New Roman" w:cs="Times New Roman" w:eastAsia="Times New Roman" w:hAnsi="Times New Roman"/>
+                <w:sz w:val="28"/>
+                <w:szCs w:val="28"/>
+              </w:rPr>
+            </w:pPr>
+            <w:r>
+              <w:rPr>
+                <w:rFonts w:ascii="Times New Roman" w:cs="Times New Roman" w:eastAsia="Times New Roman" w:hAnsi="Times New Roman"/>
+                <w:sz w:val="28"/>
+                <w:szCs w:val="28"/>
+                <w:rtl w:val="0"/>
+              </w:rPr>
+              <w:t xml:space="preserve">English text sample</w:t>
+            </w:r>
+          </w:p>
+        </w:tc>
+        <w:tc>
+          <w:tcPr>
+            <w:shd w:fill="auto" w:val="clear"/>
+            <w:tcMar>
+              <w:top w:w="100.0" w:type="dxa"/>
+              <w:left w:w="100.0" w:type="dxa"/>
+              <w:bottom w:w="100.0" w:type="dxa"/>
+              <w:right w:w="100.0" w:type="dxa"/>
+            </w:tcMar>
+            <w:vAlign w:val="top"/>
+          </w:tcPr>
+          <w:p>
+            <w:pPr>
+              <w:widowControl w:val="0"/>
+              <w:spacing w:after="0" w:line="240" w:lineRule="auto"/>
+              <w:rPr>
+                <w:rFonts w:ascii="Times New Roman" w:cs="Times New Roman" w:eastAsia="Times New Roman" w:hAnsi="Times New Roman"/>
+                <w:sz w:val="28"/>
+                <w:szCs w:val="28"/>
+              </w:rPr>
+            </w:pPr>
+            <w:r>
+              <w:rPr>
+                <w:rFonts w:ascii="Times New Roman" w:cs="Times New Roman" w:eastAsia="Times New Roman" w:hAnsi="Times New Roman"/>
+                <w:sz w:val="28"/>
+                <w:szCs w:val="28"/>
+                <w:rtl w:val="0"/>
+              </w:rPr>
+              <w:t xml:space="preserve">String</w:t>
+            </w:r>
+          </w:p>
+        </w:tc>
+      </w:tr>
+      <w:tr>
+        <w:trPr>
+          <w:cantSplit w:val="0"/>
+          <w:tblHeader w:val="0"/>
+        </w:trPr>
+        <w:tc>
+          <w:tcPr>
+            <w:shd w:fill="auto" w:val="clear"/>
+            <w:tcMar>
+              <w:top w:w="100.0" w:type="dxa"/>
+              <w:left w:w="100.0" w:type="dxa"/>
+              <w:bottom w:w="100.0" w:type="dxa"/>
+              <w:right w:w="100.0" w:type="dxa"/>
+            </w:tcMar>
+            <w:vAlign w:val="top"/>
+          </w:tcPr>
+          <w:p>
+            <w:pPr>
+              <w:widowControl w:val="0"/>
+              <w:spacing w:after="0" w:line="240" w:lineRule="auto"/>
+              <w:rPr>
+                <w:rFonts w:ascii="Times New Roman" w:cs="Times New Roman" w:eastAsia="Times New Roman" w:hAnsi="Times New Roman"/>
+                <w:sz w:val="28"/>
+                <w:szCs w:val="28"/>
+              </w:rPr>
+            </w:pPr>
+            <w:r>
+              <w:rPr>
+                <w:rFonts w:ascii="Times New Roman" w:cs="Times New Roman" w:eastAsia="Times New Roman" w:hAnsi="Times New Roman"/>
+                <w:sz w:val="28"/>
+                <w:szCs w:val="28"/>
+                <w:rtl w:val="0"/>
+              </w:rPr>
+              <w:t xml:space="preserve">label_sexist</w:t>
+            </w:r>
+          </w:p>
+        </w:tc>
+        <w:tc>
+          <w:tcPr>
+            <w:shd w:fill="auto" w:val="clear"/>
+            <w:tcMar>
+              <w:top w:w="100.0" w:type="dxa"/>
+              <w:left w:w="100.0" w:type="dxa"/>
+              <w:bottom w:w="100.0" w:type="dxa"/>
+              <w:right w:w="100.0" w:type="dxa"/>
+            </w:tcMar>
+            <w:vAlign w:val="top"/>
+          </w:tcPr>
+          <w:p>
+            <w:pPr>
+              <w:widowControl w:val="0"/>
+              <w:spacing w:after="0" w:line="240" w:lineRule="auto"/>
+              <w:rPr>
+                <w:rFonts w:ascii="Times New Roman" w:cs="Times New Roman" w:eastAsia="Times New Roman" w:hAnsi="Times New Roman"/>
+                <w:sz w:val="28"/>
+                <w:szCs w:val="28"/>
+              </w:rPr>
+            </w:pPr>
+            <w:r>
+              <w:rPr>
+                <w:rFonts w:ascii="Times New Roman" w:cs="Times New Roman" w:eastAsia="Times New Roman" w:hAnsi="Times New Roman"/>
+                <w:sz w:val="28"/>
+                <w:szCs w:val="28"/>
+                <w:rtl w:val="0"/>
+              </w:rPr>
+              <w:t xml:space="preserve">Binary label indicating sexist or non-sexist content.</w:t>
+            </w:r>
+          </w:p>
+        </w:tc>
+        <w:tc>
+          <w:tcPr>
+            <w:shd w:fill="auto" w:val="clear"/>
+            <w:tcMar>
+              <w:top w:w="100.0" w:type="dxa"/>
+              <w:left w:w="100.0" w:type="dxa"/>
+              <w:bottom w:w="100.0" w:type="dxa"/>
+              <w:right w:w="100.0" w:type="dxa"/>
+            </w:tcMar>
+            <w:vAlign w:val="top"/>
+          </w:tcPr>
+          <w:p>
+            <w:pPr>
+              <w:widowControl w:val="0"/>
+              <w:spacing w:after="0" w:line="240" w:lineRule="auto"/>
+              <w:rPr>
+                <w:rFonts w:ascii="Times New Roman" w:cs="Times New Roman" w:eastAsia="Times New Roman" w:hAnsi="Times New Roman"/>
+                <w:sz w:val="28"/>
+                <w:szCs w:val="28"/>
+              </w:rPr>
+            </w:pPr>
+            <w:r>
+              <w:rPr>
+                <w:rFonts w:ascii="Times New Roman" w:cs="Times New Roman" w:eastAsia="Times New Roman" w:hAnsi="Times New Roman"/>
+                <w:sz w:val="28"/>
+                <w:szCs w:val="28"/>
+                <w:rtl w:val="0"/>
+              </w:rPr>
+              <w:t xml:space="preserve">Categorical</w:t>
+            </w:r>
+          </w:p>
+        </w:tc>
+      </w:tr>
+      <w:tr>
+        <w:trPr>
+          <w:cantSplit w:val="0"/>
+          <w:tblHeader w:val="0"/>
+        </w:trPr>
+        <w:tc>
+          <w:tcPr>
+            <w:shd w:fill="auto" w:val="clear"/>
+            <w:tcMar>
+              <w:top w:w="100.0" w:type="dxa"/>
+              <w:left w:w="100.0" w:type="dxa"/>
+              <w:bottom w:w="100.0" w:type="dxa"/>
+              <w:right w:w="100.0" w:type="dxa"/>
+            </w:tcMar>
+            <w:vAlign w:val="top"/>
+          </w:tcPr>
+          <w:p>
+            <w:pPr>
+              <w:widowControl w:val="0"/>
+              <w:spacing w:after="0" w:line="240" w:lineRule="auto"/>
+              <w:rPr>
+                <w:rFonts w:ascii="Times New Roman" w:cs="Times New Roman" w:eastAsia="Times New Roman" w:hAnsi="Times New Roman"/>
+                <w:sz w:val="28"/>
+                <w:szCs w:val="28"/>
+              </w:rPr>
+            </w:pPr>
+            <w:r>
+              <w:rPr>
+                <w:rFonts w:ascii="Times New Roman" w:cs="Times New Roman" w:eastAsia="Times New Roman" w:hAnsi="Times New Roman"/>
+                <w:sz w:val="28"/>
+                <w:szCs w:val="28"/>
+                <w:rtl w:val="0"/>
+              </w:rPr>
+              <w:t xml:space="preserve">label_category</w:t>
+            </w:r>
+          </w:p>
+        </w:tc>
+        <w:tc>
+          <w:tcPr>
+            <w:shd w:fill="auto" w:val="clear"/>
+            <w:tcMar>
+              <w:top w:w="100.0" w:type="dxa"/>
+              <w:left w:w="100.0" w:type="dxa"/>
+              <w:bottom w:w="100.0" w:type="dxa"/>
+              <w:right w:w="100.0" w:type="dxa"/>
+            </w:tcMar>
+            <w:vAlign w:val="top"/>
+          </w:tcPr>
+          <w:p>
+            <w:pPr>
+              <w:widowControl w:val="0"/>
+              <w:spacing w:after="0" w:line="240" w:lineRule="auto"/>
+              <w:rPr>
+                <w:rFonts w:ascii="Times New Roman" w:cs="Times New Roman" w:eastAsia="Times New Roman" w:hAnsi="Times New Roman"/>
+                <w:sz w:val="28"/>
+                <w:szCs w:val="28"/>
+              </w:rPr>
+            </w:pPr>
+            <w:r>
+              <w:rPr>
+                <w:rFonts w:ascii="Times New Roman" w:cs="Times New Roman" w:eastAsia="Times New Roman" w:hAnsi="Times New Roman"/>
+                <w:sz w:val="28"/>
+                <w:szCs w:val="28"/>
+                <w:rtl w:val="0"/>
+              </w:rPr>
+              <w:t xml:space="preserve">Type of sexism</w:t>
+            </w:r>
+          </w:p>
+        </w:tc>
+        <w:tc>
+          <w:tcPr>
+            <w:shd w:fill="auto" w:val="clear"/>
+            <w:tcMar>
+              <w:top w:w="100.0" w:type="dxa"/>
+              <w:left w:w="100.0" w:type="dxa"/>
+              <w:bottom w:w="100.0" w:type="dxa"/>
+              <w:right w:w="100.0" w:type="dxa"/>
+            </w:tcMar>
+            <w:vAlign w:val="top"/>
+          </w:tcPr>
+          <w:p>
+            <w:pPr>
+              <w:widowControl w:val="0"/>
+              <w:spacing w:after="0" w:line="240" w:lineRule="auto"/>
+              <w:rPr>
+                <w:rFonts w:ascii="Times New Roman" w:cs="Times New Roman" w:eastAsia="Times New Roman" w:hAnsi="Times New Roman"/>
+                <w:sz w:val="28"/>
+                <w:szCs w:val="28"/>
+              </w:rPr>
+            </w:pPr>
+            <w:r>
+              <w:rPr>
+                <w:rFonts w:ascii="Times New Roman" w:cs="Times New Roman" w:eastAsia="Times New Roman" w:hAnsi="Times New Roman"/>
+                <w:sz w:val="28"/>
+                <w:szCs w:val="28"/>
+                <w:rtl w:val="0"/>
+              </w:rPr>
+              <w:t xml:space="preserve">Categorical</w:t>
+            </w:r>
+          </w:p>
+        </w:tc>
+      </w:tr>
+      <w:tr>
+        <w:trPr>
+          <w:cantSplit w:val="0"/>
+          <w:tblHeader w:val="0"/>
+        </w:trPr>
+        <w:tc>
+          <w:tcPr>
+            <w:shd w:fill="auto" w:val="clear"/>
+            <w:tcMar>
+              <w:top w:w="100.0" w:type="dxa"/>
+              <w:left w:w="100.0" w:type="dxa"/>
+              <w:bottom w:w="100.0" w:type="dxa"/>
+              <w:right w:w="100.0" w:type="dxa"/>
+            </w:tcMar>
+            <w:vAlign w:val="top"/>
+          </w:tcPr>
+          <w:p>
+            <w:pPr>
+              <w:widowControl w:val="0"/>
+              <w:spacing w:after="0" w:line="240" w:lineRule="auto"/>
+              <w:rPr>
+                <w:rFonts w:ascii="Times New Roman" w:cs="Times New Roman" w:eastAsia="Times New Roman" w:hAnsi="Times New Roman"/>
+                <w:sz w:val="28"/>
+                <w:szCs w:val="28"/>
+              </w:rPr>
+            </w:pPr>
+            <w:r>
+              <w:rPr>
+                <w:rFonts w:ascii="Times New Roman" w:cs="Times New Roman" w:eastAsia="Times New Roman" w:hAnsi="Times New Roman"/>
+                <w:sz w:val="28"/>
+                <w:szCs w:val="28"/>
+                <w:rtl w:val="0"/>
+              </w:rPr>
+              <w:t xml:space="preserve">label_vector</w:t>
+            </w:r>
+          </w:p>
+        </w:tc>
+        <w:tc>
+          <w:tcPr>
+            <w:shd w:fill="auto" w:val="clear"/>
+            <w:tcMar>
+              <w:top w:w="100.0" w:type="dxa"/>
+              <w:left w:w="100.0" w:type="dxa"/>
+              <w:bottom w:w="100.0" w:type="dxa"/>
+              <w:right w:w="100.0" w:type="dxa"/>
+            </w:tcMar>
+            <w:vAlign w:val="top"/>
+          </w:tcPr>
+          <w:p>
+            <w:pPr>
+              <w:widowControl w:val="0"/>
+              <w:spacing w:after="0" w:line="240" w:lineRule="auto"/>
+              <w:rPr>
+                <w:rFonts w:ascii="Times New Roman" w:cs="Times New Roman" w:eastAsia="Times New Roman" w:hAnsi="Times New Roman"/>
+                <w:sz w:val="28"/>
+                <w:szCs w:val="28"/>
+              </w:rPr>
+            </w:pPr>
+            <w:r>
+              <w:rPr>
+                <w:rFonts w:ascii="Times New Roman" w:cs="Times New Roman" w:eastAsia="Times New Roman" w:hAnsi="Times New Roman"/>
+                <w:sz w:val="28"/>
+                <w:szCs w:val="28"/>
+                <w:rtl w:val="0"/>
+              </w:rPr>
+              <w:t xml:space="preserve">Fine-grained sexism annotation</w:t>
+            </w:r>
+          </w:p>
+        </w:tc>
+        <w:tc>
+          <w:tcPr>
+            <w:shd w:fill="auto" w:val="clear"/>
+            <w:tcMar>
+              <w:top w:w="100.0" w:type="dxa"/>
+              <w:left w:w="100.0" w:type="dxa"/>
+              <w:bottom w:w="100.0" w:type="dxa"/>
+              <w:right w:w="100.0" w:type="dxa"/>
+            </w:tcMar>
+            <w:vAlign w:val="top"/>
+          </w:tcPr>
+          <w:p>
+            <w:pPr>
+              <w:widowControl w:val="0"/>
+              <w:spacing w:after="0" w:line="240" w:lineRule="auto"/>
+              <w:rPr>
+                <w:rFonts w:ascii="Times New Roman" w:cs="Times New Roman" w:eastAsia="Times New Roman" w:hAnsi="Times New Roman"/>
+                <w:sz w:val="28"/>
+                <w:szCs w:val="28"/>
+              </w:rPr>
+            </w:pPr>
+            <w:r>
+              <w:rPr>
+                <w:rFonts w:ascii="Times New Roman" w:cs="Times New Roman" w:eastAsia="Times New Roman" w:hAnsi="Times New Roman"/>
+                <w:sz w:val="28"/>
+                <w:szCs w:val="28"/>
+                <w:rtl w:val="0"/>
+              </w:rPr>
+              <w:t xml:space="preserve">Categorical</w:t>
+            </w:r>
+          </w:p>
+        </w:tc>
+      </w:tr>
+      <w:tr>
+        <w:trPr>
+          <w:cantSplit w:val="0"/>
+          <w:tblHeader w:val="0"/>
+        </w:trPr>
+        <w:tc>
+          <w:tcPr>
+            <w:shd w:fill="auto" w:val="clear"/>
+            <w:tcMar>
+              <w:top w:w="100.0" w:type="dxa"/>
+              <w:left w:w="100.0" w:type="dxa"/>
+              <w:bottom w:w="100.0" w:type="dxa"/>
+              <w:right w:w="100.0" w:type="dxa"/>
+            </w:tcMar>
+            <w:vAlign w:val="top"/>
+          </w:tcPr>
+          <w:p>
+            <w:pPr>
+              <w:widowControl w:val="0"/>
+              <w:spacing w:after="0" w:line="240" w:lineRule="auto"/>
+              <w:rPr>
+                <w:rFonts w:ascii="Times New Roman" w:cs="Times New Roman" w:eastAsia="Times New Roman" w:hAnsi="Times New Roman"/>
+                <w:sz w:val="28"/>
+                <w:szCs w:val="28"/>
+              </w:rPr>
+            </w:pPr>
+            <w:r>
+              <w:rPr>
+                <w:rFonts w:ascii="Times New Roman" w:cs="Times New Roman" w:eastAsia="Times New Roman" w:hAnsi="Times New Roman"/>
+                <w:sz w:val="28"/>
+                <w:szCs w:val="28"/>
+                <w:rtl w:val="0"/>
+              </w:rPr>
+              <w:t xml:space="preserve">split</w:t>
+            </w:r>
+          </w:p>
+        </w:tc>
+        <w:tc>
+          <w:tcPr>
+            <w:shd w:fill="auto" w:val="clear"/>
+            <w:tcMar>
+              <w:top w:w="100.0" w:type="dxa"/>
+              <w:left w:w="100.0" w:type="dxa"/>
+              <w:bottom w:w="100.0" w:type="dxa"/>
+              <w:right w:w="100.0" w:type="dxa"/>
+            </w:tcMar>
+            <w:vAlign w:val="top"/>
+          </w:tcPr>
+          <w:p>
+            <w:pPr>
+              <w:widowControl w:val="0"/>
+              <w:spacing w:after="0" w:line="240" w:lineRule="auto"/>
+              <w:rPr>
+                <w:rFonts w:ascii="Times New Roman" w:cs="Times New Roman" w:eastAsia="Times New Roman" w:hAnsi="Times New Roman"/>
+                <w:sz w:val="28"/>
+                <w:szCs w:val="28"/>
+              </w:rPr>
+            </w:pPr>
+            <w:r>
+              <w:rPr>
+                <w:rFonts w:ascii="Times New Roman" w:cs="Times New Roman" w:eastAsia="Times New Roman" w:hAnsi="Times New Roman"/>
+                <w:sz w:val="28"/>
+                <w:szCs w:val="28"/>
+                <w:rtl w:val="0"/>
+              </w:rPr>
+              <w:t xml:space="preserve">Dataset split used for training or evaluation</w:t>
+            </w:r>
+          </w:p>
+        </w:tc>
+        <w:tc>
+          <w:tcPr>
+            <w:shd w:fill="auto" w:val="clear"/>
+            <w:tcMar>
+              <w:top w:w="100.0" w:type="dxa"/>
+              <w:left w:w="100.0" w:type="dxa"/>
+              <w:bottom w:w="100.0" w:type="dxa"/>
+              <w:right w:w="100.0" w:type="dxa"/>
+            </w:tcMar>
+            <w:vAlign w:val="top"/>
+          </w:tcPr>
+          <w:p>
+            <w:pPr>
+              <w:widowControl w:val="0"/>
+              <w:spacing w:after="0" w:line="240" w:lineRule="auto"/>
+              <w:rPr>
+                <w:rFonts w:ascii="Times New Roman" w:cs="Times New Roman" w:eastAsia="Times New Roman" w:hAnsi="Times New Roman"/>
+                <w:sz w:val="28"/>
+                <w:szCs w:val="28"/>
+              </w:rPr>
+            </w:pPr>
+            <w:r>
+              <w:rPr>
+                <w:rFonts w:ascii="Times New Roman" w:cs="Times New Roman" w:eastAsia="Times New Roman" w:hAnsi="Times New Roman"/>
+                <w:sz w:val="28"/>
+                <w:szCs w:val="28"/>
+                <w:rtl w:val="0"/>
+              </w:rPr>
+              <w:t xml:space="preserve">Categorical</w:t>
+            </w:r>
+          </w:p>
+        </w:tc>
+      </w:tr>
+    </w:tbl>
     <w:p>
       <w:pPr>
         <w:pBdr>
@@ -4711,64 +5467,431 @@
         <w:jc w:val="center"/>
         <w:rPr>
           <w:rFonts w:ascii="Times New Roman" w:cs="Times New Roman" w:eastAsia="Times New Roman" w:hAnsi="Times New Roman"/>
-          <w:sz w:val="28"/>
-          <w:szCs w:val="28"/>
-        </w:rPr>
-      </w:pPr>
-      <w:r>
-        <w:rPr>
-          <w:rFonts w:ascii="Times New Roman" w:cs="Times New Roman" w:eastAsia="Times New Roman" w:hAnsi="Times New Roman"/>
-          <w:sz w:val="28"/>
-          <w:szCs w:val="28"/>
-        </w:rPr>
-        <w:drawing>
-          <wp:inline distB="114300" distT="114300" distL="114300" distR="114300">
-            <wp:extent cx="5943600" cy="863600"/>
-            <wp:effectExtent b="0" l="0" r="0" t="0"/>
-            <wp:docPr id="7" name="image5.png"/>
-            <a:graphic>
-              <a:graphicData uri="http://schemas.openxmlformats.org/drawingml/2006/picture">
-                <pic:pic>
-                  <pic:nvPicPr>
-                    <pic:cNvPr id="0" name="image5.png"/>
-                    <pic:cNvPicPr preferRelativeResize="0"/>
-                  </pic:nvPicPr>
-                  <pic:blipFill>
-                    <a:blip r:embed="rId10"/>
-                    <a:srcRect b="0" l="0" r="0" t="0"/>
-                    <a:stretch>
-                      <a:fillRect/>
-                    </a:stretch>
-                  </pic:blipFill>
-                  <pic:spPr>
-                    <a:xfrm>
-                      <a:off x="0" y="0"/>
-                      <a:ext cx="5943600" cy="863600"/>
-                    </a:xfrm>
-                    <a:prstGeom prst="rect"/>
-                    <a:ln/>
-                  </pic:spPr>
-                </pic:pic>
-              </a:graphicData>
-            </a:graphic>
-          </wp:inline>
-        </w:drawing>
-      </w:r>
-      <w:r>
-        <w:rPr>
-          <w:rtl w:val="0"/>
-        </w:rPr>
-      </w:r>
-    </w:p>
-    <w:p>
-      <w:pPr>
-        <w:pBdr>
-          <w:top w:space="0" w:sz="0" w:val="nil"/>
-          <w:left w:space="0" w:sz="0" w:val="nil"/>
-          <w:bottom w:space="0" w:sz="0" w:val="nil"/>
-          <w:right w:space="0" w:sz="0" w:val="nil"/>
-          <w:between w:space="0" w:sz="0" w:val="nil"/>
-        </w:pBdr>
+          <w:sz w:val="20"/>
+          <w:szCs w:val="20"/>
+        </w:rPr>
+      </w:pPr>
+      <w:r>
+        <w:rPr>
+          <w:rFonts w:ascii="Times New Roman" w:cs="Times New Roman" w:eastAsia="Times New Roman" w:hAnsi="Times New Roman"/>
+          <w:b w:val="1"/>
+          <w:bCs w:val="1"/>
+          <w:sz w:val="20"/>
+          <w:szCs w:val="20"/>
+          <w:rtl w:val="0"/>
+        </w:rPr>
+        <w:t xml:space="preserve">Table 1:</w:t>
+      </w:r>
+      <w:r>
+        <w:rPr>
+          <w:rFonts w:ascii="Times New Roman" w:cs="Times New Roman" w:eastAsia="Times New Roman" w:hAnsi="Times New Roman"/>
+          <w:sz w:val="20"/>
+          <w:szCs w:val="20"/>
+          <w:rtl w:val="0"/>
+        </w:rPr>
+        <w:t xml:space="preserve"> Dataset Description</w:t>
+      </w:r>
+    </w:p>
+    <w:p>
+      <w:pPr>
+        <w:pBdr>
+          <w:top w:space="0" w:sz="0" w:val="nil"/>
+          <w:left w:space="0" w:sz="0" w:val="nil"/>
+          <w:bottom w:space="0" w:sz="0" w:val="nil"/>
+          <w:right w:space="0" w:sz="0" w:val="nil"/>
+          <w:between w:space="0" w:sz="0" w:val="nil"/>
+        </w:pBdr>
+        <w:spacing w:after="27" w:before="120" w:line="276" w:lineRule="auto"/>
+        <w:ind w:left="-450" w:firstLine="0"/>
+        <w:jc w:val="both"/>
+        <w:rPr>
+          <w:rFonts w:ascii="Times New Roman" w:cs="Times New Roman" w:eastAsia="Times New Roman" w:hAnsi="Times New Roman"/>
+          <w:sz w:val="28"/>
+          <w:szCs w:val="28"/>
+        </w:rPr>
+      </w:pPr>
+      <w:r>
+        <w:rPr>
+          <w:rFonts w:ascii="Times New Roman" w:cs="Times New Roman" w:eastAsia="Times New Roman" w:hAnsi="Times New Roman"/>
+          <w:sz w:val="28"/>
+          <w:szCs w:val="28"/>
+          <w:rtl w:val="0"/>
+        </w:rPr>
+        <w:t xml:space="preserve">Each row has a unique identifier rewire_id which is a text segment. The text column has the tweets which are processed and used for training classic machine learning models. The label_sexist is the target column which has two classes: sexist and not sexist. With these columns the dataset also has label_category and label_vector, which describe the type of sexism. The dataset has a total of 20,000 rows, which are divided into training and testing sets. The training set has 16,000 rows in which 3,884 rows are labeled sexist and 12,116 rows labels are non-sexist. The testing set has 4,000 rows in which 970 rows are labeled sexist and remaining 3,030 are labeled non-sexist. Table 2 below shows how train and test are split.</w:t>
+      </w:r>
+    </w:p>
+    <w:p>
+      <w:pPr>
+        <w:spacing w:after="27" w:before="120" w:line="276" w:lineRule="auto"/>
+        <w:ind w:left="-450" w:firstLine="0"/>
+        <w:jc w:val="both"/>
+        <w:rPr>
+          <w:rFonts w:ascii="Times New Roman" w:cs="Times New Roman" w:eastAsia="Times New Roman" w:hAnsi="Times New Roman"/>
+          <w:sz w:val="28"/>
+          <w:szCs w:val="28"/>
+        </w:rPr>
+      </w:pPr>
+      <w:r>
+        <w:rPr>
+          <w:rtl w:val="0"/>
+        </w:rPr>
+      </w:r>
+    </w:p>
+    <w:tbl>
+      <w:tblPr>
+        <w:tblStyle w:val="Table4"/>
+        <w:tblW w:w="9810.0" w:type="dxa"/>
+        <w:jc w:val="left"/>
+        <w:tblInd w:w="-450.0" w:type="dxa"/>
+        <w:tblBorders>
+          <w:top w:color="000000" w:space="0" w:sz="8" w:val="single"/>
+          <w:left w:color="000000" w:space="0" w:sz="8" w:val="single"/>
+          <w:bottom w:color="000000" w:space="0" w:sz="8" w:val="single"/>
+          <w:right w:color="000000" w:space="0" w:sz="8" w:val="single"/>
+          <w:insideH w:color="000000" w:space="0" w:sz="8" w:val="single"/>
+          <w:insideV w:color="000000" w:space="0" w:sz="8" w:val="single"/>
+        </w:tblBorders>
+        <w:tblLayout w:type="fixed"/>
+        <w:tblLook w:val="0600"/>
+      </w:tblPr>
+      <w:tblGrid>
+        <w:gridCol w:w="3270"/>
+        <w:gridCol w:w="3270"/>
+        <w:gridCol w:w="3270"/>
+        <w:tblGridChange w:id="0">
+          <w:tblGrid>
+            <w:gridCol w:w="3270"/>
+            <w:gridCol w:w="3270"/>
+            <w:gridCol w:w="3270"/>
+          </w:tblGrid>
+        </w:tblGridChange>
+      </w:tblGrid>
+      <w:tr>
+        <w:trPr>
+          <w:cantSplit w:val="0"/>
+          <w:tblHeader w:val="0"/>
+        </w:trPr>
+        <w:tc>
+          <w:tcPr>
+            <w:shd w:fill="auto" w:val="clear"/>
+            <w:tcMar>
+              <w:top w:w="100.0" w:type="dxa"/>
+              <w:left w:w="100.0" w:type="dxa"/>
+              <w:bottom w:w="100.0" w:type="dxa"/>
+              <w:right w:w="100.0" w:type="dxa"/>
+            </w:tcMar>
+            <w:vAlign w:val="top"/>
+          </w:tcPr>
+          <w:p>
+            <w:pPr>
+              <w:widowControl w:val="0"/>
+              <w:spacing w:after="0" w:line="240" w:lineRule="auto"/>
+              <w:jc w:val="center"/>
+              <w:rPr>
+                <w:rFonts w:ascii="Times New Roman" w:cs="Times New Roman" w:eastAsia="Times New Roman" w:hAnsi="Times New Roman"/>
+                <w:b w:val="1"/>
+                <w:bCs w:val="1"/>
+                <w:sz w:val="28"/>
+                <w:szCs w:val="28"/>
+              </w:rPr>
+            </w:pPr>
+            <w:r>
+              <w:rPr>
+                <w:rFonts w:ascii="Times New Roman" w:cs="Times New Roman" w:eastAsia="Times New Roman" w:hAnsi="Times New Roman"/>
+                <w:b w:val="1"/>
+                <w:bCs w:val="1"/>
+                <w:sz w:val="28"/>
+                <w:szCs w:val="28"/>
+                <w:rtl w:val="0"/>
+              </w:rPr>
+              <w:t xml:space="preserve">Class Label</w:t>
+            </w:r>
+          </w:p>
+        </w:tc>
+        <w:tc>
+          <w:tcPr>
+            <w:shd w:fill="auto" w:val="clear"/>
+            <w:tcMar>
+              <w:top w:w="100.0" w:type="dxa"/>
+              <w:left w:w="100.0" w:type="dxa"/>
+              <w:bottom w:w="100.0" w:type="dxa"/>
+              <w:right w:w="100.0" w:type="dxa"/>
+            </w:tcMar>
+            <w:vAlign w:val="top"/>
+          </w:tcPr>
+          <w:p>
+            <w:pPr>
+              <w:widowControl w:val="0"/>
+              <w:spacing w:after="0" w:line="240" w:lineRule="auto"/>
+              <w:jc w:val="center"/>
+              <w:rPr>
+                <w:rFonts w:ascii="Times New Roman" w:cs="Times New Roman" w:eastAsia="Times New Roman" w:hAnsi="Times New Roman"/>
+                <w:b w:val="1"/>
+                <w:bCs w:val="1"/>
+                <w:sz w:val="28"/>
+                <w:szCs w:val="28"/>
+              </w:rPr>
+            </w:pPr>
+            <w:r>
+              <w:rPr>
+                <w:rFonts w:ascii="Times New Roman" w:cs="Times New Roman" w:eastAsia="Times New Roman" w:hAnsi="Times New Roman"/>
+                <w:b w:val="1"/>
+                <w:bCs w:val="1"/>
+                <w:sz w:val="28"/>
+                <w:szCs w:val="28"/>
+                <w:rtl w:val="0"/>
+              </w:rPr>
+              <w:t xml:space="preserve">Train</w:t>
+            </w:r>
+          </w:p>
+        </w:tc>
+        <w:tc>
+          <w:tcPr>
+            <w:shd w:fill="auto" w:val="clear"/>
+            <w:tcMar>
+              <w:top w:w="100.0" w:type="dxa"/>
+              <w:left w:w="100.0" w:type="dxa"/>
+              <w:bottom w:w="100.0" w:type="dxa"/>
+              <w:right w:w="100.0" w:type="dxa"/>
+            </w:tcMar>
+            <w:vAlign w:val="top"/>
+          </w:tcPr>
+          <w:p>
+            <w:pPr>
+              <w:widowControl w:val="0"/>
+              <w:spacing w:after="0" w:line="240" w:lineRule="auto"/>
+              <w:jc w:val="center"/>
+              <w:rPr>
+                <w:rFonts w:ascii="Times New Roman" w:cs="Times New Roman" w:eastAsia="Times New Roman" w:hAnsi="Times New Roman"/>
+                <w:b w:val="1"/>
+                <w:bCs w:val="1"/>
+                <w:sz w:val="28"/>
+                <w:szCs w:val="28"/>
+              </w:rPr>
+            </w:pPr>
+            <w:r>
+              <w:rPr>
+                <w:rFonts w:ascii="Times New Roman" w:cs="Times New Roman" w:eastAsia="Times New Roman" w:hAnsi="Times New Roman"/>
+                <w:b w:val="1"/>
+                <w:bCs w:val="1"/>
+                <w:sz w:val="28"/>
+                <w:szCs w:val="28"/>
+                <w:rtl w:val="0"/>
+              </w:rPr>
+              <w:t xml:space="preserve">Test</w:t>
+            </w:r>
+          </w:p>
+        </w:tc>
+      </w:tr>
+      <w:tr>
+        <w:trPr>
+          <w:cantSplit w:val="0"/>
+          <w:trHeight w:val="480" w:hRule="atLeast"/>
+          <w:tblHeader w:val="0"/>
+        </w:trPr>
+        <w:tc>
+          <w:tcPr>
+            <w:shd w:fill="auto" w:val="clear"/>
+            <w:tcMar>
+              <w:top w:w="100.0" w:type="dxa"/>
+              <w:left w:w="100.0" w:type="dxa"/>
+              <w:bottom w:w="100.0" w:type="dxa"/>
+              <w:right w:w="100.0" w:type="dxa"/>
+            </w:tcMar>
+            <w:vAlign w:val="top"/>
+          </w:tcPr>
+          <w:p>
+            <w:pPr>
+              <w:widowControl w:val="0"/>
+              <w:spacing w:after="0" w:line="240" w:lineRule="auto"/>
+              <w:rPr>
+                <w:rFonts w:ascii="Times New Roman" w:cs="Times New Roman" w:eastAsia="Times New Roman" w:hAnsi="Times New Roman"/>
+                <w:sz w:val="28"/>
+                <w:szCs w:val="28"/>
+              </w:rPr>
+            </w:pPr>
+            <w:r>
+              <w:rPr>
+                <w:rFonts w:ascii="Times New Roman" w:cs="Times New Roman" w:eastAsia="Times New Roman" w:hAnsi="Times New Roman"/>
+                <w:sz w:val="28"/>
+                <w:szCs w:val="28"/>
+                <w:rtl w:val="0"/>
+              </w:rPr>
+              <w:t xml:space="preserve">Sexist</w:t>
+            </w:r>
+          </w:p>
+        </w:tc>
+        <w:tc>
+          <w:tcPr>
+            <w:shd w:fill="auto" w:val="clear"/>
+            <w:tcMar>
+              <w:top w:w="100.0" w:type="dxa"/>
+              <w:left w:w="100.0" w:type="dxa"/>
+              <w:bottom w:w="100.0" w:type="dxa"/>
+              <w:right w:w="100.0" w:type="dxa"/>
+            </w:tcMar>
+            <w:vAlign w:val="top"/>
+          </w:tcPr>
+          <w:p>
+            <w:pPr>
+              <w:widowControl w:val="0"/>
+              <w:spacing w:after="0" w:line="240" w:lineRule="auto"/>
+              <w:rPr>
+                <w:rFonts w:ascii="Times New Roman" w:cs="Times New Roman" w:eastAsia="Times New Roman" w:hAnsi="Times New Roman"/>
+                <w:sz w:val="28"/>
+                <w:szCs w:val="28"/>
+              </w:rPr>
+            </w:pPr>
+            <w:r>
+              <w:rPr>
+                <w:rFonts w:ascii="Times New Roman" w:cs="Times New Roman" w:eastAsia="Times New Roman" w:hAnsi="Times New Roman"/>
+                <w:sz w:val="28"/>
+                <w:szCs w:val="28"/>
+                <w:rtl w:val="0"/>
+              </w:rPr>
+              <w:t xml:space="preserve">3,884</w:t>
+            </w:r>
+          </w:p>
+        </w:tc>
+        <w:tc>
+          <w:tcPr>
+            <w:shd w:fill="auto" w:val="clear"/>
+            <w:tcMar>
+              <w:top w:w="100.0" w:type="dxa"/>
+              <w:left w:w="100.0" w:type="dxa"/>
+              <w:bottom w:w="100.0" w:type="dxa"/>
+              <w:right w:w="100.0" w:type="dxa"/>
+            </w:tcMar>
+            <w:vAlign w:val="top"/>
+          </w:tcPr>
+          <w:p>
+            <w:pPr>
+              <w:widowControl w:val="0"/>
+              <w:spacing w:after="0" w:line="240" w:lineRule="auto"/>
+              <w:rPr>
+                <w:rFonts w:ascii="Times New Roman" w:cs="Times New Roman" w:eastAsia="Times New Roman" w:hAnsi="Times New Roman"/>
+                <w:sz w:val="28"/>
+                <w:szCs w:val="28"/>
+              </w:rPr>
+            </w:pPr>
+            <w:r>
+              <w:rPr>
+                <w:rFonts w:ascii="Times New Roman" w:cs="Times New Roman" w:eastAsia="Times New Roman" w:hAnsi="Times New Roman"/>
+                <w:sz w:val="28"/>
+                <w:szCs w:val="28"/>
+                <w:rtl w:val="0"/>
+              </w:rPr>
+              <w:t xml:space="preserve">970</w:t>
+            </w:r>
+          </w:p>
+        </w:tc>
+      </w:tr>
+      <w:tr>
+        <w:trPr>
+          <w:cantSplit w:val="0"/>
+          <w:trHeight w:val="480" w:hRule="atLeast"/>
+          <w:tblHeader w:val="0"/>
+        </w:trPr>
+        <w:tc>
+          <w:tcPr>
+            <w:shd w:fill="auto" w:val="clear"/>
+            <w:tcMar>
+              <w:top w:w="100.0" w:type="dxa"/>
+              <w:left w:w="100.0" w:type="dxa"/>
+              <w:bottom w:w="100.0" w:type="dxa"/>
+              <w:right w:w="100.0" w:type="dxa"/>
+            </w:tcMar>
+            <w:vAlign w:val="top"/>
+          </w:tcPr>
+          <w:p>
+            <w:pPr>
+              <w:widowControl w:val="0"/>
+              <w:spacing w:after="0" w:line="240" w:lineRule="auto"/>
+              <w:rPr>
+                <w:rFonts w:ascii="Times New Roman" w:cs="Times New Roman" w:eastAsia="Times New Roman" w:hAnsi="Times New Roman"/>
+                <w:sz w:val="28"/>
+                <w:szCs w:val="28"/>
+              </w:rPr>
+            </w:pPr>
+            <w:r>
+              <w:rPr>
+                <w:rFonts w:ascii="Times New Roman" w:cs="Times New Roman" w:eastAsia="Times New Roman" w:hAnsi="Times New Roman"/>
+                <w:sz w:val="28"/>
+                <w:szCs w:val="28"/>
+                <w:rtl w:val="0"/>
+              </w:rPr>
+              <w:t xml:space="preserve">Not-Sexist</w:t>
+            </w:r>
+          </w:p>
+        </w:tc>
+        <w:tc>
+          <w:tcPr>
+            <w:shd w:fill="auto" w:val="clear"/>
+            <w:tcMar>
+              <w:top w:w="100.0" w:type="dxa"/>
+              <w:left w:w="100.0" w:type="dxa"/>
+              <w:bottom w:w="100.0" w:type="dxa"/>
+              <w:right w:w="100.0" w:type="dxa"/>
+            </w:tcMar>
+            <w:vAlign w:val="top"/>
+          </w:tcPr>
+          <w:p>
+            <w:pPr>
+              <w:widowControl w:val="0"/>
+              <w:spacing w:after="0" w:line="240" w:lineRule="auto"/>
+              <w:rPr>
+                <w:rFonts w:ascii="Times New Roman" w:cs="Times New Roman" w:eastAsia="Times New Roman" w:hAnsi="Times New Roman"/>
+                <w:sz w:val="28"/>
+                <w:szCs w:val="28"/>
+              </w:rPr>
+            </w:pPr>
+            <w:r>
+              <w:rPr>
+                <w:rFonts w:ascii="Times New Roman" w:cs="Times New Roman" w:eastAsia="Times New Roman" w:hAnsi="Times New Roman"/>
+                <w:sz w:val="28"/>
+                <w:szCs w:val="28"/>
+                <w:rtl w:val="0"/>
+              </w:rPr>
+              <w:t xml:space="preserve">12,116</w:t>
+            </w:r>
+          </w:p>
+        </w:tc>
+        <w:tc>
+          <w:tcPr>
+            <w:shd w:fill="auto" w:val="clear"/>
+            <w:tcMar>
+              <w:top w:w="100.0" w:type="dxa"/>
+              <w:left w:w="100.0" w:type="dxa"/>
+              <w:bottom w:w="100.0" w:type="dxa"/>
+              <w:right w:w="100.0" w:type="dxa"/>
+            </w:tcMar>
+            <w:vAlign w:val="top"/>
+          </w:tcPr>
+          <w:p>
+            <w:pPr>
+              <w:widowControl w:val="0"/>
+              <w:spacing w:after="0" w:line="240" w:lineRule="auto"/>
+              <w:rPr>
+                <w:rFonts w:ascii="Times New Roman" w:cs="Times New Roman" w:eastAsia="Times New Roman" w:hAnsi="Times New Roman"/>
+                <w:sz w:val="28"/>
+                <w:szCs w:val="28"/>
+              </w:rPr>
+            </w:pPr>
+            <w:r>
+              <w:rPr>
+                <w:rFonts w:ascii="Times New Roman" w:cs="Times New Roman" w:eastAsia="Times New Roman" w:hAnsi="Times New Roman"/>
+                <w:sz w:val="28"/>
+                <w:szCs w:val="28"/>
+                <w:rtl w:val="0"/>
+              </w:rPr>
+              <w:t xml:space="preserve">3,030</w:t>
+            </w:r>
+          </w:p>
+        </w:tc>
+      </w:tr>
+    </w:tbl>
+    <w:p>
+      <w:pPr>
         <w:spacing w:after="27" w:before="120" w:line="276" w:lineRule="auto"/>
         <w:ind w:left="-450" w:firstLine="0"/>
         <w:jc w:val="center"/>
@@ -4787,7 +5910,7 @@
           <w:szCs w:val="20"/>
           <w:rtl w:val="0"/>
         </w:rPr>
-        <w:t xml:space="preserve">Fig 1:</w:t>
+        <w:t xml:space="preserve">Table 2:</w:t>
       </w:r>
       <w:r>
         <w:rPr>
@@ -4796,59 +5919,7 @@
           <w:szCs w:val="20"/>
           <w:rtl w:val="0"/>
         </w:rPr>
-        <w:t xml:space="preserve"> Dataset Column Names</w:t>
-      </w:r>
-    </w:p>
-    <w:p>
-      <w:pPr>
-        <w:pBdr>
-          <w:top w:space="0" w:sz="0" w:val="nil"/>
-          <w:left w:space="0" w:sz="0" w:val="nil"/>
-          <w:bottom w:space="0" w:sz="0" w:val="nil"/>
-          <w:right w:space="0" w:sz="0" w:val="nil"/>
-          <w:between w:space="0" w:sz="0" w:val="nil"/>
-        </w:pBdr>
-        <w:spacing w:after="27" w:before="120" w:line="276" w:lineRule="auto"/>
-        <w:ind w:left="-450" w:firstLine="0"/>
-        <w:jc w:val="both"/>
-        <w:rPr>
-          <w:rFonts w:ascii="Times New Roman" w:cs="Times New Roman" w:eastAsia="Times New Roman" w:hAnsi="Times New Roman"/>
-          <w:sz w:val="28"/>
-          <w:szCs w:val="28"/>
-        </w:rPr>
-      </w:pPr>
-      <w:r>
-        <w:rPr>
-          <w:rFonts w:ascii="Times New Roman" w:cs="Times New Roman" w:eastAsia="Times New Roman" w:hAnsi="Times New Roman"/>
-          <w:sz w:val="28"/>
-          <w:szCs w:val="28"/>
-          <w:rtl w:val="0"/>
-        </w:rPr>
-        <w:t xml:space="preserve">Each row has a unique identifier rewire_id which is a text segment. The text column has the tweets which are processed and used for training classic machine learning models. The label_sexist is the target column which has two classes: sexist and not sexist. With these columns the dataset also has label_category and label_vector, which describe the type of sexism. The dataset has a total of 20,000 rows, which are divided into training and testing sets. The training set has 16,000 rows and the testing set has 4,000 rows. </w:t>
-      </w:r>
-    </w:p>
-    <w:p>
-      <w:pPr>
-        <w:pBdr>
-          <w:top w:space="0" w:sz="0" w:val="nil"/>
-          <w:left w:space="0" w:sz="0" w:val="nil"/>
-          <w:bottom w:space="0" w:sz="0" w:val="nil"/>
-          <w:right w:space="0" w:sz="0" w:val="nil"/>
-          <w:between w:space="0" w:sz="0" w:val="nil"/>
-        </w:pBdr>
-        <w:spacing w:after="27" w:before="120" w:line="276" w:lineRule="auto"/>
-        <w:ind w:left="-450" w:firstLine="0"/>
-        <w:jc w:val="both"/>
-        <w:rPr>
-          <w:rFonts w:ascii="Times New Roman" w:cs="Times New Roman" w:eastAsia="Times New Roman" w:hAnsi="Times New Roman"/>
-          <w:sz w:val="28"/>
-          <w:szCs w:val="28"/>
-        </w:rPr>
-      </w:pPr>
-      <w:r>
-        <w:rPr>
-          <w:rtl w:val="0"/>
-        </w:rPr>
+        <w:t xml:space="preserve"> Dataset Split</w:t>
       </w:r>
     </w:p>
     <w:p>
@@ -4873,7 +5944,6 @@
           <w:bCs w:val="1"/>
           <w:sz w:val="28"/>
           <w:szCs w:val="28"/>
-          <w:u w:val="none"/>
         </w:rPr>
       </w:pPr>
       <w:r>
@@ -4886,6 +5956,11 @@
           <w:rtl w:val="0"/>
         </w:rPr>
         <w:t xml:space="preserve">Tools Used for Implementation:</w:t>
+      </w:r>
+      <w:r>
+        <w:rPr>
+          <w:rtl w:val="0"/>
+        </w:rPr>
       </w:r>
     </w:p>
     <w:p>
@@ -4940,8 +6015,6 @@
           <w:rFonts w:ascii="Times New Roman" w:cs="Times New Roman" w:eastAsia="Times New Roman" w:hAnsi="Times New Roman"/>
           <w:b w:val="1"/>
           <w:bCs w:val="1"/>
-          <w:sz w:val="20"/>
-          <w:szCs w:val="20"/>
         </w:rPr>
       </w:pPr>
       <w:r>
@@ -4963,6 +6036,11 @@
           <w:rtl w:val="0"/>
         </w:rPr>
         <w:t xml:space="preserve">Python was used due to its extensive support for machine learning libraries. Its simple syntax makes it easy for writing and experimenting with models.</w:t>
+      </w:r>
+      <w:r>
+        <w:rPr>
+          <w:rtl w:val="0"/>
+        </w:rPr>
       </w:r>
     </w:p>
     <w:p>
@@ -5010,15 +6088,13 @@
           <w:right w:space="0" w:sz="0" w:val="nil"/>
           <w:between w:space="0" w:sz="0" w:val="nil"/>
         </w:pBdr>
-        <w:spacing w:after="0" w:afterAutospacing="0" w:before="120" w:line="276" w:lineRule="auto"/>
+        <w:spacing w:after="0" w:before="120" w:line="276" w:lineRule="auto"/>
         <w:ind w:left="0" w:hanging="360"/>
         <w:jc w:val="both"/>
         <w:rPr>
           <w:rFonts w:ascii="Times New Roman" w:cs="Times New Roman" w:eastAsia="Times New Roman" w:hAnsi="Times New Roman"/>
           <w:b w:val="1"/>
           <w:bCs w:val="1"/>
-          <w:sz w:val="20"/>
-          <w:szCs w:val="20"/>
         </w:rPr>
       </w:pPr>
       <w:r>
@@ -5040,6 +6116,11 @@
           <w:rtl w:val="0"/>
         </w:rPr>
         <w:t xml:space="preserve">Pandas is mainly used to work with structured data like tables. It offers DataFrame which is fast and flexible making it easy to clean, transform, filter, analyze etc datasets. Pandas is used to load, handle missing values, preprocess data and prepare data for training models.</w:t>
+      </w:r>
+      <w:r>
+        <w:rPr>
+          <w:rtl w:val="0"/>
+        </w:rPr>
       </w:r>
     </w:p>
     <w:p>
@@ -5055,15 +6136,13 @@
           <w:right w:space="0" w:sz="0" w:val="nil"/>
           <w:between w:space="0" w:sz="0" w:val="nil"/>
         </w:pBdr>
-        <w:spacing w:after="0" w:afterAutospacing="0" w:before="0" w:beforeAutospacing="0" w:line="276" w:lineRule="auto"/>
+        <w:spacing w:after="0" w:before="0" w:line="276" w:lineRule="auto"/>
         <w:ind w:left="0" w:hanging="360"/>
         <w:jc w:val="both"/>
         <w:rPr>
           <w:rFonts w:ascii="Times New Roman" w:cs="Times New Roman" w:eastAsia="Times New Roman" w:hAnsi="Times New Roman"/>
           <w:b w:val="1"/>
           <w:bCs w:val="1"/>
-          <w:sz w:val="20"/>
-          <w:szCs w:val="20"/>
         </w:rPr>
       </w:pPr>
       <w:r>
@@ -5093,66 +6172,41 @@
           <w:ilvl w:val="0"/>
           <w:numId w:val="5"/>
         </w:numPr>
-        <w:spacing w:after="27" w:before="0" w:beforeAutospacing="0" w:line="276" w:lineRule="auto"/>
+        <w:pBdr>
+          <w:top w:space="0" w:sz="0" w:val="nil"/>
+          <w:left w:space="0" w:sz="0" w:val="nil"/>
+          <w:bottom w:space="0" w:sz="0" w:val="nil"/>
+          <w:right w:space="0" w:sz="0" w:val="nil"/>
+          <w:between w:space="0" w:sz="0" w:val="nil"/>
+        </w:pBdr>
+        <w:spacing w:after="0" w:before="0" w:line="276" w:lineRule="auto"/>
         <w:ind w:left="0" w:hanging="360"/>
         <w:jc w:val="both"/>
         <w:rPr>
           <w:rFonts w:ascii="Times New Roman" w:cs="Times New Roman" w:eastAsia="Times New Roman" w:hAnsi="Times New Roman"/>
-          <w:sz w:val="20"/>
-          <w:szCs w:val="20"/>
-        </w:rPr>
-      </w:pPr>
-      <w:r>
-        <w:rPr>
-          <w:rFonts w:ascii="Times New Roman" w:cs="Times New Roman" w:eastAsia="Times New Roman" w:hAnsi="Times New Roman"/>
-          <w:b w:val="1"/>
-          <w:bCs w:val="1"/>
-          <w:sz w:val="28"/>
-          <w:szCs w:val="28"/>
-          <w:rtl w:val="0"/>
-        </w:rPr>
-        <w:t xml:space="preserve">SciKit-Learn:</w:t>
-      </w:r>
-      <w:r>
-        <w:rPr>
-          <w:rFonts w:ascii="Times New Roman" w:cs="Times New Roman" w:eastAsia="Times New Roman" w:hAnsi="Times New Roman"/>
-          <w:sz w:val="28"/>
-          <w:szCs w:val="28"/>
-          <w:rtl w:val="0"/>
-        </w:rPr>
-        <w:t xml:space="preserve"> sklearn is used for building and evaluating machine learning models. Its offers common models like Simple Linear Regression, Logistic Regression, KNN, Decision Tree, Support Vector Machine, Random Forest etc, with mentioned models it also offers tools for feature extraction like TF-IDF etc and tools for evaluation like accuracy_score, classification_report etc.</w:t>
-      </w:r>
-    </w:p>
-    <w:p>
-      <w:pPr>
-        <w:pBdr>
-          <w:top w:space="0" w:sz="0" w:val="nil"/>
-          <w:left w:space="0" w:sz="0" w:val="nil"/>
-          <w:bottom w:space="0" w:sz="0" w:val="nil"/>
-          <w:right w:space="0" w:sz="0" w:val="nil"/>
-          <w:between w:space="0" w:sz="0" w:val="nil"/>
-        </w:pBdr>
-        <w:spacing w:after="27" w:before="120" w:line="276" w:lineRule="auto"/>
-        <w:ind w:left="720" w:hanging="1170"/>
-        <w:jc w:val="both"/>
-        <w:rPr>
-          <w:rFonts w:ascii="Times New Roman" w:cs="Times New Roman" w:eastAsia="Times New Roman" w:hAnsi="Times New Roman"/>
-          <w:b w:val="1"/>
-          <w:bCs w:val="1"/>
-          <w:sz w:val="28"/>
-          <w:szCs w:val="28"/>
-        </w:rPr>
-      </w:pPr>
-      <w:r>
-        <w:rPr>
-          <w:rFonts w:ascii="Times New Roman" w:cs="Times New Roman" w:eastAsia="Times New Roman" w:hAnsi="Times New Roman"/>
-          <w:b w:val="1"/>
-          <w:bCs w:val="1"/>
-          <w:sz w:val="28"/>
-          <w:szCs w:val="28"/>
-          <w:rtl w:val="0"/>
-        </w:rPr>
-        <w:t xml:space="preserve">5.3 Text Cleaning Libraries:</w:t>
+          <w:b w:val="1"/>
+          <w:bCs w:val="1"/>
+        </w:rPr>
+      </w:pPr>
+      <w:r>
+        <w:rPr>
+          <w:rFonts w:ascii="Times New Roman" w:cs="Times New Roman" w:eastAsia="Times New Roman" w:hAnsi="Times New Roman"/>
+          <w:b w:val="1"/>
+          <w:bCs w:val="1"/>
+          <w:sz w:val="28"/>
+          <w:szCs w:val="28"/>
+          <w:rtl w:val="0"/>
+        </w:rPr>
+        <w:t xml:space="preserve">Seaborn:</w:t>
+      </w:r>
+      <w:r>
+        <w:rPr>
+          <w:rFonts w:ascii="Times New Roman" w:cs="Times New Roman" w:eastAsia="Times New Roman" w:hAnsi="Times New Roman"/>
+          <w:sz w:val="28"/>
+          <w:szCs w:val="28"/>
+          <w:rtl w:val="0"/>
+        </w:rPr>
+        <w:t xml:space="preserve"> Seaborn is a data visualization library in python built on top of matplotlib. It offers a high level interface for visualizing relationships within a dataset. It is useful for generating plots such as heatmaps etc, while offering better styling compared to matplotlib.</w:t>
       </w:r>
     </w:p>
     <w:p>
@@ -5161,43 +6215,81 @@
           <w:ilvl w:val="0"/>
           <w:numId w:val="5"/>
         </w:numPr>
-        <w:pBdr>
-          <w:top w:space="0" w:sz="0" w:val="nil"/>
-          <w:left w:space="0" w:sz="0" w:val="nil"/>
-          <w:bottom w:space="0" w:sz="0" w:val="nil"/>
-          <w:right w:space="0" w:sz="0" w:val="nil"/>
-          <w:between w:space="0" w:sz="0" w:val="nil"/>
-        </w:pBdr>
-        <w:spacing w:after="0" w:afterAutospacing="0" w:before="120" w:line="276" w:lineRule="auto"/>
+        <w:spacing w:after="27" w:before="0" w:line="276" w:lineRule="auto"/>
         <w:ind w:left="0" w:hanging="360"/>
         <w:jc w:val="both"/>
         <w:rPr>
           <w:rFonts w:ascii="Times New Roman" w:cs="Times New Roman" w:eastAsia="Times New Roman" w:hAnsi="Times New Roman"/>
-          <w:b w:val="1"/>
-          <w:bCs w:val="1"/>
-          <w:sz w:val="20"/>
-          <w:szCs w:val="20"/>
-        </w:rPr>
-      </w:pPr>
-      <w:r>
-        <w:rPr>
-          <w:rFonts w:ascii="Times New Roman" w:cs="Times New Roman" w:eastAsia="Times New Roman" w:hAnsi="Times New Roman"/>
-          <w:b w:val="1"/>
-          <w:bCs w:val="1"/>
-          <w:sz w:val="28"/>
-          <w:szCs w:val="28"/>
-          <w:rtl w:val="0"/>
-        </w:rPr>
-        <w:t xml:space="preserve">Regular Expression(re):</w:t>
-      </w:r>
-      <w:r>
-        <w:rPr>
-          <w:rFonts w:ascii="Times New Roman" w:cs="Times New Roman" w:eastAsia="Times New Roman" w:hAnsi="Times New Roman"/>
-          <w:sz w:val="28"/>
-          <w:szCs w:val="28"/>
-          <w:rtl w:val="0"/>
-        </w:rPr>
-        <w:t xml:space="preserve"> re is used for pattern matching and text cleaning. Mostly used for NLP tasks to remove problematic characters, URLs etc from text data. It standardizes raw text data before feature extraction.</w:t>
+        </w:rPr>
+      </w:pPr>
+      <w:r>
+        <w:rPr>
+          <w:rFonts w:ascii="Times New Roman" w:cs="Times New Roman" w:eastAsia="Times New Roman" w:hAnsi="Times New Roman"/>
+          <w:b w:val="1"/>
+          <w:bCs w:val="1"/>
+          <w:sz w:val="28"/>
+          <w:szCs w:val="28"/>
+          <w:rtl w:val="0"/>
+        </w:rPr>
+        <w:t xml:space="preserve">SciKit-Learn:</w:t>
+      </w:r>
+      <w:r>
+        <w:rPr>
+          <w:rFonts w:ascii="Times New Roman" w:cs="Times New Roman" w:eastAsia="Times New Roman" w:hAnsi="Times New Roman"/>
+          <w:sz w:val="28"/>
+          <w:szCs w:val="28"/>
+          <w:rtl w:val="0"/>
+        </w:rPr>
+        <w:t xml:space="preserve"> sklearn is used for building and evaluating machine learning models. Its offers common models like Simple Linear Regression, Logistic Regression, KNN, Decision Tree, Support Vector Machine, Random Forest etc, with mentioned models it also offers tools for feature extraction like TF-IDF etc and tools for evaluation like accuracy_score, classification_report etc.</w:t>
+      </w:r>
+    </w:p>
+    <w:p>
+      <w:pPr>
+        <w:spacing w:after="27" w:before="0" w:line="276" w:lineRule="auto"/>
+        <w:ind w:left="720" w:firstLine="0"/>
+        <w:jc w:val="both"/>
+        <w:rPr>
+          <w:rFonts w:ascii="Times New Roman" w:cs="Times New Roman" w:eastAsia="Times New Roman" w:hAnsi="Times New Roman"/>
+          <w:sz w:val="28"/>
+          <w:szCs w:val="28"/>
+        </w:rPr>
+      </w:pPr>
+      <w:r>
+        <w:rPr>
+          <w:rtl w:val="0"/>
+        </w:rPr>
+      </w:r>
+    </w:p>
+    <w:p>
+      <w:pPr>
+        <w:pBdr>
+          <w:top w:space="0" w:sz="0" w:val="nil"/>
+          <w:left w:space="0" w:sz="0" w:val="nil"/>
+          <w:bottom w:space="0" w:sz="0" w:val="nil"/>
+          <w:right w:space="0" w:sz="0" w:val="nil"/>
+          <w:between w:space="0" w:sz="0" w:val="nil"/>
+        </w:pBdr>
+        <w:spacing w:after="27" w:before="120" w:line="276" w:lineRule="auto"/>
+        <w:ind w:left="720" w:hanging="1170"/>
+        <w:jc w:val="both"/>
+        <w:rPr>
+          <w:rFonts w:ascii="Times New Roman" w:cs="Times New Roman" w:eastAsia="Times New Roman" w:hAnsi="Times New Roman"/>
+          <w:b w:val="1"/>
+          <w:bCs w:val="1"/>
+          <w:sz w:val="28"/>
+          <w:szCs w:val="28"/>
+        </w:rPr>
+      </w:pPr>
+      <w:r>
+        <w:rPr>
+          <w:rFonts w:ascii="Times New Roman" w:cs="Times New Roman" w:eastAsia="Times New Roman" w:hAnsi="Times New Roman"/>
+          <w:b w:val="1"/>
+          <w:bCs w:val="1"/>
+          <w:sz w:val="28"/>
+          <w:szCs w:val="28"/>
+          <w:rtl w:val="0"/>
+        </w:rPr>
+        <w:t xml:space="preserve">5.3 Text Cleaning Libraries:</w:t>
       </w:r>
     </w:p>
     <w:p>
@@ -5213,36 +6305,39 @@
           <w:right w:space="0" w:sz="0" w:val="nil"/>
           <w:between w:space="0" w:sz="0" w:val="nil"/>
         </w:pBdr>
-        <w:spacing w:after="0" w:afterAutospacing="0" w:before="0" w:beforeAutospacing="0" w:line="276" w:lineRule="auto"/>
+        <w:spacing w:after="0" w:before="120" w:line="276" w:lineRule="auto"/>
         <w:ind w:left="0" w:hanging="360"/>
         <w:jc w:val="both"/>
         <w:rPr>
           <w:rFonts w:ascii="Times New Roman" w:cs="Times New Roman" w:eastAsia="Times New Roman" w:hAnsi="Times New Roman"/>
           <w:b w:val="1"/>
           <w:bCs w:val="1"/>
-          <w:sz w:val="20"/>
-          <w:szCs w:val="20"/>
-        </w:rPr>
-      </w:pPr>
-      <w:r>
-        <w:rPr>
-          <w:rFonts w:ascii="Times New Roman" w:cs="Times New Roman" w:eastAsia="Times New Roman" w:hAnsi="Times New Roman"/>
-          <w:b w:val="1"/>
-          <w:bCs w:val="1"/>
-          <w:sz w:val="28"/>
-          <w:szCs w:val="28"/>
-          <w:rtl w:val="0"/>
-        </w:rPr>
-        <w:t xml:space="preserve">String: </w:t>
-      </w:r>
-      <w:r>
-        <w:rPr>
-          <w:rFonts w:ascii="Times New Roman" w:cs="Times New Roman" w:eastAsia="Times New Roman" w:hAnsi="Times New Roman"/>
-          <w:sz w:val="28"/>
-          <w:szCs w:val="28"/>
-          <w:rtl w:val="0"/>
-        </w:rPr>
-        <w:t xml:space="preserve">string is a helper function that helps in handling punctuations, digits and whitespaces.</w:t>
+        </w:rPr>
+      </w:pPr>
+      <w:r>
+        <w:rPr>
+          <w:rFonts w:ascii="Times New Roman" w:cs="Times New Roman" w:eastAsia="Times New Roman" w:hAnsi="Times New Roman"/>
+          <w:b w:val="1"/>
+          <w:bCs w:val="1"/>
+          <w:sz w:val="28"/>
+          <w:szCs w:val="28"/>
+          <w:rtl w:val="0"/>
+        </w:rPr>
+        <w:t xml:space="preserve">Regular Expression(re):</w:t>
+      </w:r>
+      <w:r>
+        <w:rPr>
+          <w:rFonts w:ascii="Times New Roman" w:cs="Times New Roman" w:eastAsia="Times New Roman" w:hAnsi="Times New Roman"/>
+          <w:sz w:val="28"/>
+          <w:szCs w:val="28"/>
+          <w:rtl w:val="0"/>
+        </w:rPr>
+        <w:t xml:space="preserve"> re is used for pattern matching and text cleaning. Mostly used for NLP tasks to remove problematic characters, URLs etc from text data. It standardizes raw text data before feature extraction.</w:t>
+      </w:r>
+      <w:r>
+        <w:rPr>
+          <w:rtl w:val="0"/>
+        </w:rPr>
       </w:r>
     </w:p>
     <w:p>
@@ -5258,36 +6353,39 @@
           <w:right w:space="0" w:sz="0" w:val="nil"/>
           <w:between w:space="0" w:sz="0" w:val="nil"/>
         </w:pBdr>
-        <w:spacing w:after="0" w:afterAutospacing="0" w:before="0" w:beforeAutospacing="0" w:line="276" w:lineRule="auto"/>
+        <w:spacing w:after="0" w:before="0" w:line="276" w:lineRule="auto"/>
         <w:ind w:left="0" w:hanging="360"/>
         <w:jc w:val="both"/>
         <w:rPr>
           <w:rFonts w:ascii="Times New Roman" w:cs="Times New Roman" w:eastAsia="Times New Roman" w:hAnsi="Times New Roman"/>
           <w:b w:val="1"/>
           <w:bCs w:val="1"/>
-          <w:sz w:val="20"/>
-          <w:szCs w:val="20"/>
-        </w:rPr>
-      </w:pPr>
-      <w:r>
-        <w:rPr>
-          <w:rFonts w:ascii="Times New Roman" w:cs="Times New Roman" w:eastAsia="Times New Roman" w:hAnsi="Times New Roman"/>
-          <w:b w:val="1"/>
-          <w:bCs w:val="1"/>
-          <w:sz w:val="28"/>
-          <w:szCs w:val="28"/>
-          <w:rtl w:val="0"/>
-        </w:rPr>
-        <w:t xml:space="preserve">Emoji:</w:t>
-      </w:r>
-      <w:r>
-        <w:rPr>
-          <w:rFonts w:ascii="Times New Roman" w:cs="Times New Roman" w:eastAsia="Times New Roman" w:hAnsi="Times New Roman"/>
-          <w:sz w:val="28"/>
-          <w:szCs w:val="28"/>
-          <w:rtl w:val="0"/>
-        </w:rPr>
-        <w:t xml:space="preserve"> emoji is used to detect, extract and remove emoji from text. Emojis adds noise to text data, this library cleans user-generated text by converting emojis to descriptive text.</w:t>
+        </w:rPr>
+      </w:pPr>
+      <w:r>
+        <w:rPr>
+          <w:rFonts w:ascii="Times New Roman" w:cs="Times New Roman" w:eastAsia="Times New Roman" w:hAnsi="Times New Roman"/>
+          <w:b w:val="1"/>
+          <w:bCs w:val="1"/>
+          <w:sz w:val="28"/>
+          <w:szCs w:val="28"/>
+          <w:rtl w:val="0"/>
+        </w:rPr>
+        <w:t xml:space="preserve">String: </w:t>
+      </w:r>
+      <w:r>
+        <w:rPr>
+          <w:rFonts w:ascii="Times New Roman" w:cs="Times New Roman" w:eastAsia="Times New Roman" w:hAnsi="Times New Roman"/>
+          <w:sz w:val="28"/>
+          <w:szCs w:val="28"/>
+          <w:rtl w:val="0"/>
+        </w:rPr>
+        <w:t xml:space="preserve">string is a helper function that helps in handling punctuations, digits and whitespaces.</w:t>
+      </w:r>
+      <w:r>
+        <w:rPr>
+          <w:rtl w:val="0"/>
+        </w:rPr>
       </w:r>
     </w:p>
     <w:p>
@@ -5303,15 +6401,61 @@
           <w:right w:space="0" w:sz="0" w:val="nil"/>
           <w:between w:space="0" w:sz="0" w:val="nil"/>
         </w:pBdr>
-        <w:spacing w:after="27" w:before="0" w:beforeAutospacing="0" w:line="276" w:lineRule="auto"/>
+        <w:spacing w:after="0" w:before="0" w:line="276" w:lineRule="auto"/>
         <w:ind w:left="0" w:hanging="360"/>
         <w:jc w:val="both"/>
         <w:rPr>
           <w:rFonts w:ascii="Times New Roman" w:cs="Times New Roman" w:eastAsia="Times New Roman" w:hAnsi="Times New Roman"/>
           <w:b w:val="1"/>
           <w:bCs w:val="1"/>
-          <w:sz w:val="20"/>
-          <w:szCs w:val="20"/>
+        </w:rPr>
+      </w:pPr>
+      <w:r>
+        <w:rPr>
+          <w:rFonts w:ascii="Times New Roman" w:cs="Times New Roman" w:eastAsia="Times New Roman" w:hAnsi="Times New Roman"/>
+          <w:b w:val="1"/>
+          <w:bCs w:val="1"/>
+          <w:sz w:val="28"/>
+          <w:szCs w:val="28"/>
+          <w:rtl w:val="0"/>
+        </w:rPr>
+        <w:t xml:space="preserve">Emoji:</w:t>
+      </w:r>
+      <w:r>
+        <w:rPr>
+          <w:rFonts w:ascii="Times New Roman" w:cs="Times New Roman" w:eastAsia="Times New Roman" w:hAnsi="Times New Roman"/>
+          <w:sz w:val="28"/>
+          <w:szCs w:val="28"/>
+          <w:rtl w:val="0"/>
+        </w:rPr>
+        <w:t xml:space="preserve"> emoji is used to detect, extract and remove emoji from text. Emojis adds noise to text data, this library cleans user-generated text by converting emojis to descriptive text.</w:t>
+      </w:r>
+      <w:r>
+        <w:rPr>
+          <w:rtl w:val="0"/>
+        </w:rPr>
+      </w:r>
+    </w:p>
+    <w:p>
+      <w:pPr>
+        <w:numPr>
+          <w:ilvl w:val="0"/>
+          <w:numId w:val="5"/>
+        </w:numPr>
+        <w:pBdr>
+          <w:top w:space="0" w:sz="0" w:val="nil"/>
+          <w:left w:space="0" w:sz="0" w:val="nil"/>
+          <w:bottom w:space="0" w:sz="0" w:val="nil"/>
+          <w:right w:space="0" w:sz="0" w:val="nil"/>
+          <w:between w:space="0" w:sz="0" w:val="nil"/>
+        </w:pBdr>
+        <w:spacing w:after="27" w:before="0" w:line="276" w:lineRule="auto"/>
+        <w:ind w:left="0" w:hanging="360"/>
+        <w:jc w:val="both"/>
+        <w:rPr>
+          <w:rFonts w:ascii="Times New Roman" w:cs="Times New Roman" w:eastAsia="Times New Roman" w:hAnsi="Times New Roman"/>
+          <w:b w:val="1"/>
+          <w:bCs w:val="1"/>
         </w:rPr>
       </w:pPr>
       <w:r>
@@ -5333,6 +6477,11 @@
           <w:rtl w:val="0"/>
         </w:rPr>
         <w:t xml:space="preserve"> nltk or Natural Language Toolkit offer a range of basic natural language processing tools. nltk.corpus.stopwords gives a list of common stop words that can be used to reduce noise in text.  nltk.stem.ProterStemmer is used to reduce words to their root form, which groups similar words.</w:t>
+      </w:r>
+      <w:r>
+        <w:rPr>
+          <w:rtl w:val="0"/>
+        </w:rPr>
       </w:r>
     </w:p>
     <w:p>
@@ -5380,15 +6529,13 @@
           <w:right w:space="0" w:sz="0" w:val="nil"/>
           <w:between w:space="0" w:sz="0" w:val="nil"/>
         </w:pBdr>
-        <w:spacing w:after="0" w:afterAutospacing="0" w:before="120" w:line="276" w:lineRule="auto"/>
+        <w:spacing w:after="0" w:before="120" w:line="276" w:lineRule="auto"/>
         <w:ind w:left="0" w:hanging="360"/>
         <w:jc w:val="both"/>
         <w:rPr>
           <w:rFonts w:ascii="Times New Roman" w:cs="Times New Roman" w:eastAsia="Times New Roman" w:hAnsi="Times New Roman"/>
           <w:b w:val="1"/>
           <w:bCs w:val="1"/>
-          <w:sz w:val="20"/>
-          <w:szCs w:val="20"/>
         </w:rPr>
       </w:pPr>
       <w:r>
@@ -5410,6 +6557,11 @@
           <w:rtl w:val="0"/>
         </w:rPr>
         <w:t xml:space="preserve">Logistic Regression is a linear classification model that uses sigmoid function to find probability of a given data point.</w:t>
+      </w:r>
+      <w:r>
+        <w:rPr>
+          <w:rtl w:val="0"/>
+        </w:rPr>
       </w:r>
     </w:p>
     <w:p>
@@ -5425,15 +6577,13 @@
           <w:right w:space="0" w:sz="0" w:val="nil"/>
           <w:between w:space="0" w:sz="0" w:val="nil"/>
         </w:pBdr>
-        <w:spacing w:after="0" w:afterAutospacing="0" w:before="0" w:beforeAutospacing="0" w:line="276" w:lineRule="auto"/>
+        <w:spacing w:after="0" w:before="0" w:line="276" w:lineRule="auto"/>
         <w:ind w:left="0" w:hanging="360"/>
         <w:jc w:val="both"/>
         <w:rPr>
           <w:rFonts w:ascii="Times New Roman" w:cs="Times New Roman" w:eastAsia="Times New Roman" w:hAnsi="Times New Roman"/>
           <w:b w:val="1"/>
           <w:bCs w:val="1"/>
-          <w:sz w:val="20"/>
-          <w:szCs w:val="20"/>
         </w:rPr>
       </w:pPr>
       <w:r>
@@ -5455,6 +6605,11 @@
           <w:rtl w:val="0"/>
         </w:rPr>
         <w:t xml:space="preserve"> SVC uses a margin to classify points by finding optimal decision boundaries with maximum margin.</w:t>
+      </w:r>
+      <w:r>
+        <w:rPr>
+          <w:rtl w:val="0"/>
+        </w:rPr>
       </w:r>
     </w:p>
     <w:p>
@@ -5470,13 +6625,1332 @@
           <w:right w:space="0" w:sz="0" w:val="nil"/>
           <w:between w:space="0" w:sz="0" w:val="nil"/>
         </w:pBdr>
-        <w:spacing w:after="27" w:before="0" w:beforeAutospacing="0" w:line="276" w:lineRule="auto"/>
+        <w:spacing w:after="27" w:before="0" w:line="276" w:lineRule="auto"/>
         <w:ind w:left="0" w:hanging="360"/>
         <w:jc w:val="both"/>
         <w:rPr>
           <w:rFonts w:ascii="Times New Roman" w:cs="Times New Roman" w:eastAsia="Times New Roman" w:hAnsi="Times New Roman"/>
           <w:b w:val="1"/>
           <w:bCs w:val="1"/>
+        </w:rPr>
+      </w:pPr>
+      <w:r>
+        <w:rPr>
+          <w:rFonts w:ascii="Times New Roman" w:cs="Times New Roman" w:eastAsia="Times New Roman" w:hAnsi="Times New Roman"/>
+          <w:b w:val="1"/>
+          <w:bCs w:val="1"/>
+          <w:sz w:val="28"/>
+          <w:szCs w:val="28"/>
+          <w:rtl w:val="0"/>
+        </w:rPr>
+        <w:t xml:space="preserve">Random Forest Classifier:</w:t>
+      </w:r>
+      <w:r>
+        <w:rPr>
+          <w:rFonts w:ascii="Times New Roman" w:cs="Times New Roman" w:eastAsia="Times New Roman" w:hAnsi="Times New Roman"/>
+          <w:sz w:val="28"/>
+          <w:szCs w:val="28"/>
+          <w:rtl w:val="0"/>
+        </w:rPr>
+        <w:t xml:space="preserve"> Random forest is an ensemble model  that uses multiple decision trees to improve accuracy.</w:t>
+      </w:r>
+    </w:p>
+    <w:p>
+      <w:pPr>
+        <w:spacing w:after="27" w:before="120" w:line="276" w:lineRule="auto"/>
+        <w:ind w:left="-450" w:firstLine="0"/>
+        <w:jc w:val="both"/>
+        <w:rPr>
+          <w:rFonts w:ascii="Times New Roman" w:cs="Times New Roman" w:eastAsia="Times New Roman" w:hAnsi="Times New Roman"/>
+          <w:sz w:val="28"/>
+          <w:szCs w:val="28"/>
+        </w:rPr>
+      </w:pPr>
+      <w:r>
+        <w:rPr>
+          <w:rtl w:val="0"/>
+        </w:rPr>
+      </w:r>
+    </w:p>
+    <w:p>
+      <w:pPr>
+        <w:spacing w:after="27" w:before="120" w:line="276" w:lineRule="auto"/>
+        <w:ind w:left="-450" w:firstLine="0"/>
+        <w:jc w:val="both"/>
+        <w:rPr>
+          <w:rFonts w:ascii="Times New Roman" w:cs="Times New Roman" w:eastAsia="Times New Roman" w:hAnsi="Times New Roman"/>
+          <w:sz w:val="28"/>
+          <w:szCs w:val="28"/>
+        </w:rPr>
+      </w:pPr>
+      <w:r>
+        <w:rPr>
+          <w:rtl w:val="0"/>
+        </w:rPr>
+      </w:r>
+    </w:p>
+    <w:p>
+      <w:pPr>
+        <w:spacing w:after="27" w:before="120" w:line="276" w:lineRule="auto"/>
+        <w:ind w:left="-450" w:firstLine="0"/>
+        <w:jc w:val="both"/>
+        <w:rPr>
+          <w:rFonts w:ascii="Times New Roman" w:cs="Times New Roman" w:eastAsia="Times New Roman" w:hAnsi="Times New Roman"/>
+          <w:sz w:val="28"/>
+          <w:szCs w:val="28"/>
+        </w:rPr>
+      </w:pPr>
+      <w:r>
+        <w:rPr>
+          <w:rtl w:val="0"/>
+        </w:rPr>
+      </w:r>
+    </w:p>
+    <w:p>
+      <w:pPr>
+        <w:spacing w:after="27" w:before="120" w:line="276" w:lineRule="auto"/>
+        <w:ind w:left="-450" w:firstLine="0"/>
+        <w:jc w:val="both"/>
+        <w:rPr>
+          <w:rFonts w:ascii="Times New Roman" w:cs="Times New Roman" w:eastAsia="Times New Roman" w:hAnsi="Times New Roman"/>
+          <w:sz w:val="28"/>
+          <w:szCs w:val="28"/>
+        </w:rPr>
+      </w:pPr>
+      <w:r>
+        <w:rPr>
+          <w:rtl w:val="0"/>
+        </w:rPr>
+      </w:r>
+    </w:p>
+    <w:p>
+      <w:pPr>
+        <w:spacing w:after="27" w:before="120" w:line="276" w:lineRule="auto"/>
+        <w:ind w:left="-450" w:firstLine="0"/>
+        <w:jc w:val="both"/>
+        <w:rPr>
+          <w:rFonts w:ascii="Times New Roman" w:cs="Times New Roman" w:eastAsia="Times New Roman" w:hAnsi="Times New Roman"/>
+          <w:sz w:val="28"/>
+          <w:szCs w:val="28"/>
+        </w:rPr>
+      </w:pPr>
+      <w:r>
+        <w:rPr>
+          <w:rtl w:val="0"/>
+        </w:rPr>
+      </w:r>
+    </w:p>
+    <w:p>
+      <w:pPr>
+        <w:spacing w:after="27" w:before="120" w:line="276" w:lineRule="auto"/>
+        <w:ind w:left="-450" w:firstLine="0"/>
+        <w:jc w:val="both"/>
+        <w:rPr>
+          <w:rFonts w:ascii="Times New Roman" w:cs="Times New Roman" w:eastAsia="Times New Roman" w:hAnsi="Times New Roman"/>
+          <w:sz w:val="28"/>
+          <w:szCs w:val="28"/>
+        </w:rPr>
+      </w:pPr>
+      <w:r>
+        <w:rPr>
+          <w:rtl w:val="0"/>
+        </w:rPr>
+      </w:r>
+    </w:p>
+    <w:p>
+      <w:pPr>
+        <w:spacing w:after="27" w:before="120" w:line="276" w:lineRule="auto"/>
+        <w:ind w:left="-450" w:firstLine="0"/>
+        <w:jc w:val="both"/>
+        <w:rPr>
+          <w:rFonts w:ascii="Times New Roman" w:cs="Times New Roman" w:eastAsia="Times New Roman" w:hAnsi="Times New Roman"/>
+          <w:sz w:val="28"/>
+          <w:szCs w:val="28"/>
+        </w:rPr>
+      </w:pPr>
+      <w:r>
+        <w:rPr>
+          <w:rtl w:val="0"/>
+        </w:rPr>
+      </w:r>
+    </w:p>
+    <w:p>
+      <w:pPr>
+        <w:spacing w:after="27" w:before="120" w:line="276" w:lineRule="auto"/>
+        <w:ind w:left="-450" w:firstLine="0"/>
+        <w:jc w:val="both"/>
+        <w:rPr>
+          <w:rFonts w:ascii="Times New Roman" w:cs="Times New Roman" w:eastAsia="Times New Roman" w:hAnsi="Times New Roman"/>
+          <w:sz w:val="28"/>
+          <w:szCs w:val="28"/>
+        </w:rPr>
+      </w:pPr>
+      <w:r>
+        <w:rPr>
+          <w:rtl w:val="0"/>
+        </w:rPr>
+      </w:r>
+    </w:p>
+    <w:p>
+      <w:pPr>
+        <w:spacing w:after="27" w:before="120" w:line="276" w:lineRule="auto"/>
+        <w:ind w:left="-450" w:firstLine="0"/>
+        <w:jc w:val="both"/>
+        <w:rPr>
+          <w:rFonts w:ascii="Times New Roman" w:cs="Times New Roman" w:eastAsia="Times New Roman" w:hAnsi="Times New Roman"/>
+          <w:sz w:val="28"/>
+          <w:szCs w:val="28"/>
+        </w:rPr>
+      </w:pPr>
+      <w:r>
+        <w:rPr>
+          <w:rtl w:val="0"/>
+        </w:rPr>
+      </w:r>
+    </w:p>
+    <w:p>
+      <w:pPr>
+        <w:spacing w:after="27" w:before="120" w:line="276" w:lineRule="auto"/>
+        <w:ind w:left="-450" w:firstLine="0"/>
+        <w:jc w:val="both"/>
+        <w:rPr>
+          <w:rFonts w:ascii="Times New Roman" w:cs="Times New Roman" w:eastAsia="Times New Roman" w:hAnsi="Times New Roman"/>
+          <w:sz w:val="28"/>
+          <w:szCs w:val="28"/>
+        </w:rPr>
+      </w:pPr>
+      <w:r>
+        <w:rPr>
+          <w:rtl w:val="0"/>
+        </w:rPr>
+      </w:r>
+    </w:p>
+    <w:p>
+      <w:pPr>
+        <w:spacing w:after="27" w:before="120" w:line="276" w:lineRule="auto"/>
+        <w:ind w:left="-450" w:firstLine="0"/>
+        <w:jc w:val="both"/>
+        <w:rPr>
+          <w:rFonts w:ascii="Times New Roman" w:cs="Times New Roman" w:eastAsia="Times New Roman" w:hAnsi="Times New Roman"/>
+          <w:sz w:val="28"/>
+          <w:szCs w:val="28"/>
+        </w:rPr>
+      </w:pPr>
+      <w:r>
+        <w:rPr>
+          <w:rtl w:val="0"/>
+        </w:rPr>
+      </w:r>
+    </w:p>
+    <w:p>
+      <w:pPr>
+        <w:spacing w:after="27" w:before="120" w:line="276" w:lineRule="auto"/>
+        <w:ind w:left="-450" w:firstLine="0"/>
+        <w:jc w:val="both"/>
+        <w:rPr>
+          <w:rFonts w:ascii="Times New Roman" w:cs="Times New Roman" w:eastAsia="Times New Roman" w:hAnsi="Times New Roman"/>
+          <w:sz w:val="28"/>
+          <w:szCs w:val="28"/>
+        </w:rPr>
+      </w:pPr>
+      <w:r>
+        <w:rPr>
+          <w:rFonts w:ascii="Times New Roman" w:cs="Times New Roman" w:eastAsia="Times New Roman" w:hAnsi="Times New Roman"/>
+          <w:sz w:val="28"/>
+          <w:szCs w:val="28"/>
+          <w:rtl w:val="0"/>
+        </w:rPr>
+        <w:t xml:space="preserve">Table 3 below mentions the softwares used and their version numbers.</w:t>
+      </w:r>
+    </w:p>
+    <w:p>
+      <w:pPr>
+        <w:spacing w:after="27" w:line="276" w:lineRule="auto"/>
+        <w:ind w:left="-450" w:firstLine="0"/>
+        <w:jc w:val="both"/>
+        <w:rPr>
+          <w:rFonts w:ascii="Times New Roman" w:cs="Times New Roman" w:eastAsia="Times New Roman" w:hAnsi="Times New Roman"/>
+          <w:sz w:val="28"/>
+          <w:szCs w:val="28"/>
+        </w:rPr>
+      </w:pPr>
+      <w:r>
+        <w:rPr>
+          <w:rtl w:val="0"/>
+        </w:rPr>
+      </w:r>
+    </w:p>
+    <w:tbl>
+      <w:tblPr>
+        <w:tblStyle w:val="Table5"/>
+        <w:tblW w:w="7785.0" w:type="dxa"/>
+        <w:jc w:val="center"/>
+        <w:tblBorders>
+          <w:top w:color="000000" w:space="0" w:sz="8" w:val="single"/>
+          <w:left w:color="000000" w:space="0" w:sz="8" w:val="single"/>
+          <w:bottom w:color="000000" w:space="0" w:sz="8" w:val="single"/>
+          <w:right w:color="000000" w:space="0" w:sz="8" w:val="single"/>
+          <w:insideH w:color="000000" w:space="0" w:sz="8" w:val="single"/>
+          <w:insideV w:color="000000" w:space="0" w:sz="8" w:val="single"/>
+        </w:tblBorders>
+        <w:tblLayout w:type="fixed"/>
+        <w:tblLook w:val="0600"/>
+      </w:tblPr>
+      <w:tblGrid>
+        <w:gridCol w:w="870"/>
+        <w:gridCol w:w="3255"/>
+        <w:gridCol w:w="3660"/>
+        <w:tblGridChange w:id="0">
+          <w:tblGrid>
+            <w:gridCol w:w="870"/>
+            <w:gridCol w:w="3255"/>
+            <w:gridCol w:w="3660"/>
+          </w:tblGrid>
+        </w:tblGridChange>
+      </w:tblGrid>
+      <w:tr>
+        <w:trPr>
+          <w:cantSplit w:val="0"/>
+          <w:tblHeader w:val="0"/>
+        </w:trPr>
+        <w:tc>
+          <w:tcPr>
+            <w:shd w:fill="auto" w:val="clear"/>
+            <w:tcMar>
+              <w:top w:w="100.0" w:type="dxa"/>
+              <w:left w:w="100.0" w:type="dxa"/>
+              <w:bottom w:w="100.0" w:type="dxa"/>
+              <w:right w:w="100.0" w:type="dxa"/>
+            </w:tcMar>
+            <w:vAlign w:val="top"/>
+          </w:tcPr>
+          <w:p>
+            <w:pPr>
+              <w:widowControl w:val="0"/>
+              <w:spacing w:after="0" w:line="240" w:lineRule="auto"/>
+              <w:jc w:val="center"/>
+              <w:rPr>
+                <w:rFonts w:ascii="Times New Roman" w:cs="Times New Roman" w:eastAsia="Times New Roman" w:hAnsi="Times New Roman"/>
+                <w:b w:val="1"/>
+                <w:bCs w:val="1"/>
+                <w:sz w:val="28"/>
+                <w:szCs w:val="28"/>
+              </w:rPr>
+            </w:pPr>
+            <w:r>
+              <w:rPr>
+                <w:rFonts w:ascii="Times New Roman" w:cs="Times New Roman" w:eastAsia="Times New Roman" w:hAnsi="Times New Roman"/>
+                <w:b w:val="1"/>
+                <w:bCs w:val="1"/>
+                <w:sz w:val="28"/>
+                <w:szCs w:val="28"/>
+                <w:rtl w:val="0"/>
+              </w:rPr>
+              <w:t xml:space="preserve">Slno</w:t>
+            </w:r>
+          </w:p>
+        </w:tc>
+        <w:tc>
+          <w:tcPr>
+            <w:shd w:fill="auto" w:val="clear"/>
+            <w:tcMar>
+              <w:top w:w="100.0" w:type="dxa"/>
+              <w:left w:w="100.0" w:type="dxa"/>
+              <w:bottom w:w="100.0" w:type="dxa"/>
+              <w:right w:w="100.0" w:type="dxa"/>
+            </w:tcMar>
+            <w:vAlign w:val="top"/>
+          </w:tcPr>
+          <w:p>
+            <w:pPr>
+              <w:widowControl w:val="0"/>
+              <w:spacing w:after="0" w:line="240" w:lineRule="auto"/>
+              <w:jc w:val="center"/>
+              <w:rPr>
+                <w:rFonts w:ascii="Times New Roman" w:cs="Times New Roman" w:eastAsia="Times New Roman" w:hAnsi="Times New Roman"/>
+                <w:b w:val="1"/>
+                <w:bCs w:val="1"/>
+                <w:sz w:val="28"/>
+                <w:szCs w:val="28"/>
+              </w:rPr>
+            </w:pPr>
+            <w:r>
+              <w:rPr>
+                <w:rFonts w:ascii="Times New Roman" w:cs="Times New Roman" w:eastAsia="Times New Roman" w:hAnsi="Times New Roman"/>
+                <w:b w:val="1"/>
+                <w:bCs w:val="1"/>
+                <w:sz w:val="28"/>
+                <w:szCs w:val="28"/>
+                <w:rtl w:val="0"/>
+              </w:rPr>
+              <w:t xml:space="preserve">Software</w:t>
+            </w:r>
+          </w:p>
+        </w:tc>
+        <w:tc>
+          <w:tcPr>
+            <w:shd w:fill="auto" w:val="clear"/>
+            <w:tcMar>
+              <w:top w:w="100.0" w:type="dxa"/>
+              <w:left w:w="100.0" w:type="dxa"/>
+              <w:bottom w:w="100.0" w:type="dxa"/>
+              <w:right w:w="100.0" w:type="dxa"/>
+            </w:tcMar>
+            <w:vAlign w:val="top"/>
+          </w:tcPr>
+          <w:p>
+            <w:pPr>
+              <w:widowControl w:val="0"/>
+              <w:spacing w:after="0" w:line="240" w:lineRule="auto"/>
+              <w:jc w:val="center"/>
+              <w:rPr>
+                <w:rFonts w:ascii="Times New Roman" w:cs="Times New Roman" w:eastAsia="Times New Roman" w:hAnsi="Times New Roman"/>
+                <w:b w:val="1"/>
+                <w:bCs w:val="1"/>
+                <w:sz w:val="28"/>
+                <w:szCs w:val="28"/>
+              </w:rPr>
+            </w:pPr>
+            <w:r>
+              <w:rPr>
+                <w:rFonts w:ascii="Times New Roman" w:cs="Times New Roman" w:eastAsia="Times New Roman" w:hAnsi="Times New Roman"/>
+                <w:b w:val="1"/>
+                <w:bCs w:val="1"/>
+                <w:sz w:val="28"/>
+                <w:szCs w:val="28"/>
+                <w:rtl w:val="0"/>
+              </w:rPr>
+              <w:t xml:space="preserve">Version Number</w:t>
+            </w:r>
+          </w:p>
+        </w:tc>
+      </w:tr>
+      <w:tr>
+        <w:trPr>
+          <w:cantSplit w:val="0"/>
+          <w:tblHeader w:val="0"/>
+        </w:trPr>
+        <w:tc>
+          <w:tcPr>
+            <w:shd w:fill="auto" w:val="clear"/>
+            <w:tcMar>
+              <w:top w:w="100.0" w:type="dxa"/>
+              <w:left w:w="100.0" w:type="dxa"/>
+              <w:bottom w:w="100.0" w:type="dxa"/>
+              <w:right w:w="100.0" w:type="dxa"/>
+            </w:tcMar>
+            <w:vAlign w:val="top"/>
+          </w:tcPr>
+          <w:p>
+            <w:pPr>
+              <w:widowControl w:val="0"/>
+              <w:spacing w:after="0" w:line="240" w:lineRule="auto"/>
+              <w:rPr>
+                <w:rFonts w:ascii="Times New Roman" w:cs="Times New Roman" w:eastAsia="Times New Roman" w:hAnsi="Times New Roman"/>
+                <w:sz w:val="28"/>
+                <w:szCs w:val="28"/>
+              </w:rPr>
+            </w:pPr>
+            <w:r>
+              <w:rPr>
+                <w:rFonts w:ascii="Times New Roman" w:cs="Times New Roman" w:eastAsia="Times New Roman" w:hAnsi="Times New Roman"/>
+                <w:sz w:val="28"/>
+                <w:szCs w:val="28"/>
+                <w:rtl w:val="0"/>
+              </w:rPr>
+              <w:t xml:space="preserve">1</w:t>
+            </w:r>
+          </w:p>
+        </w:tc>
+        <w:tc>
+          <w:tcPr>
+            <w:shd w:fill="auto" w:val="clear"/>
+            <w:tcMar>
+              <w:top w:w="100.0" w:type="dxa"/>
+              <w:left w:w="100.0" w:type="dxa"/>
+              <w:bottom w:w="100.0" w:type="dxa"/>
+              <w:right w:w="100.0" w:type="dxa"/>
+            </w:tcMar>
+            <w:vAlign w:val="top"/>
+          </w:tcPr>
+          <w:p>
+            <w:pPr>
+              <w:widowControl w:val="0"/>
+              <w:spacing w:after="0" w:line="240" w:lineRule="auto"/>
+              <w:rPr>
+                <w:rFonts w:ascii="Times New Roman" w:cs="Times New Roman" w:eastAsia="Times New Roman" w:hAnsi="Times New Roman"/>
+                <w:sz w:val="28"/>
+                <w:szCs w:val="28"/>
+              </w:rPr>
+            </w:pPr>
+            <w:r>
+              <w:rPr>
+                <w:rFonts w:ascii="Times New Roman" w:cs="Times New Roman" w:eastAsia="Times New Roman" w:hAnsi="Times New Roman"/>
+                <w:sz w:val="28"/>
+                <w:szCs w:val="28"/>
+                <w:rtl w:val="0"/>
+              </w:rPr>
+              <w:t xml:space="preserve">Python</w:t>
+            </w:r>
+          </w:p>
+        </w:tc>
+        <w:tc>
+          <w:tcPr>
+            <w:shd w:fill="auto" w:val="clear"/>
+            <w:tcMar>
+              <w:top w:w="100.0" w:type="dxa"/>
+              <w:left w:w="100.0" w:type="dxa"/>
+              <w:bottom w:w="100.0" w:type="dxa"/>
+              <w:right w:w="100.0" w:type="dxa"/>
+            </w:tcMar>
+            <w:vAlign w:val="top"/>
+          </w:tcPr>
+          <w:p>
+            <w:pPr>
+              <w:widowControl w:val="0"/>
+              <w:spacing w:after="0" w:line="240" w:lineRule="auto"/>
+              <w:rPr>
+                <w:rFonts w:ascii="Times New Roman" w:cs="Times New Roman" w:eastAsia="Times New Roman" w:hAnsi="Times New Roman"/>
+                <w:sz w:val="28"/>
+                <w:szCs w:val="28"/>
+              </w:rPr>
+            </w:pPr>
+            <w:r>
+              <w:rPr>
+                <w:rFonts w:ascii="Times New Roman" w:cs="Times New Roman" w:eastAsia="Times New Roman" w:hAnsi="Times New Roman"/>
+                <w:sz w:val="28"/>
+                <w:szCs w:val="28"/>
+                <w:rtl w:val="0"/>
+              </w:rPr>
+              <w:t xml:space="preserve">3.12.12</w:t>
+            </w:r>
+          </w:p>
+        </w:tc>
+      </w:tr>
+      <w:tr>
+        <w:trPr>
+          <w:cantSplit w:val="0"/>
+          <w:tblHeader w:val="0"/>
+        </w:trPr>
+        <w:tc>
+          <w:tcPr>
+            <w:shd w:fill="auto" w:val="clear"/>
+            <w:tcMar>
+              <w:top w:w="100.0" w:type="dxa"/>
+              <w:left w:w="100.0" w:type="dxa"/>
+              <w:bottom w:w="100.0" w:type="dxa"/>
+              <w:right w:w="100.0" w:type="dxa"/>
+            </w:tcMar>
+            <w:vAlign w:val="top"/>
+          </w:tcPr>
+          <w:p>
+            <w:pPr>
+              <w:widowControl w:val="0"/>
+              <w:spacing w:after="0" w:line="240" w:lineRule="auto"/>
+              <w:rPr>
+                <w:rFonts w:ascii="Times New Roman" w:cs="Times New Roman" w:eastAsia="Times New Roman" w:hAnsi="Times New Roman"/>
+                <w:sz w:val="28"/>
+                <w:szCs w:val="28"/>
+              </w:rPr>
+            </w:pPr>
+            <w:r>
+              <w:rPr>
+                <w:rFonts w:ascii="Times New Roman" w:cs="Times New Roman" w:eastAsia="Times New Roman" w:hAnsi="Times New Roman"/>
+                <w:sz w:val="28"/>
+                <w:szCs w:val="28"/>
+                <w:rtl w:val="0"/>
+              </w:rPr>
+              <w:t xml:space="preserve">2</w:t>
+            </w:r>
+          </w:p>
+        </w:tc>
+        <w:tc>
+          <w:tcPr>
+            <w:shd w:fill="auto" w:val="clear"/>
+            <w:tcMar>
+              <w:top w:w="100.0" w:type="dxa"/>
+              <w:left w:w="100.0" w:type="dxa"/>
+              <w:bottom w:w="100.0" w:type="dxa"/>
+              <w:right w:w="100.0" w:type="dxa"/>
+            </w:tcMar>
+            <w:vAlign w:val="top"/>
+          </w:tcPr>
+          <w:p>
+            <w:pPr>
+              <w:widowControl w:val="0"/>
+              <w:spacing w:after="0" w:line="240" w:lineRule="auto"/>
+              <w:rPr>
+                <w:rFonts w:ascii="Times New Roman" w:cs="Times New Roman" w:eastAsia="Times New Roman" w:hAnsi="Times New Roman"/>
+                <w:sz w:val="28"/>
+                <w:szCs w:val="28"/>
+              </w:rPr>
+            </w:pPr>
+            <w:r>
+              <w:rPr>
+                <w:rFonts w:ascii="Times New Roman" w:cs="Times New Roman" w:eastAsia="Times New Roman" w:hAnsi="Times New Roman"/>
+                <w:sz w:val="28"/>
+                <w:szCs w:val="28"/>
+                <w:rtl w:val="0"/>
+              </w:rPr>
+              <w:t xml:space="preserve">Pandas</w:t>
+            </w:r>
+          </w:p>
+        </w:tc>
+        <w:tc>
+          <w:tcPr>
+            <w:shd w:fill="auto" w:val="clear"/>
+            <w:tcMar>
+              <w:top w:w="100.0" w:type="dxa"/>
+              <w:left w:w="100.0" w:type="dxa"/>
+              <w:bottom w:w="100.0" w:type="dxa"/>
+              <w:right w:w="100.0" w:type="dxa"/>
+            </w:tcMar>
+            <w:vAlign w:val="top"/>
+          </w:tcPr>
+          <w:p>
+            <w:pPr>
+              <w:widowControl w:val="0"/>
+              <w:spacing w:after="0" w:line="240" w:lineRule="auto"/>
+              <w:rPr>
+                <w:rFonts w:ascii="Times New Roman" w:cs="Times New Roman" w:eastAsia="Times New Roman" w:hAnsi="Times New Roman"/>
+                <w:sz w:val="28"/>
+                <w:szCs w:val="28"/>
+              </w:rPr>
+            </w:pPr>
+            <w:r>
+              <w:rPr>
+                <w:rFonts w:ascii="Times New Roman" w:cs="Times New Roman" w:eastAsia="Times New Roman" w:hAnsi="Times New Roman"/>
+                <w:sz w:val="28"/>
+                <w:szCs w:val="28"/>
+                <w:rtl w:val="0"/>
+              </w:rPr>
+              <w:t xml:space="preserve">2.2.2</w:t>
+            </w:r>
+          </w:p>
+        </w:tc>
+      </w:tr>
+      <w:tr>
+        <w:trPr>
+          <w:cantSplit w:val="0"/>
+          <w:tblHeader w:val="0"/>
+        </w:trPr>
+        <w:tc>
+          <w:tcPr>
+            <w:shd w:fill="auto" w:val="clear"/>
+            <w:tcMar>
+              <w:top w:w="100.0" w:type="dxa"/>
+              <w:left w:w="100.0" w:type="dxa"/>
+              <w:bottom w:w="100.0" w:type="dxa"/>
+              <w:right w:w="100.0" w:type="dxa"/>
+            </w:tcMar>
+            <w:vAlign w:val="top"/>
+          </w:tcPr>
+          <w:p>
+            <w:pPr>
+              <w:widowControl w:val="0"/>
+              <w:spacing w:after="0" w:line="240" w:lineRule="auto"/>
+              <w:rPr>
+                <w:rFonts w:ascii="Times New Roman" w:cs="Times New Roman" w:eastAsia="Times New Roman" w:hAnsi="Times New Roman"/>
+                <w:sz w:val="28"/>
+                <w:szCs w:val="28"/>
+              </w:rPr>
+            </w:pPr>
+            <w:r>
+              <w:rPr>
+                <w:rFonts w:ascii="Times New Roman" w:cs="Times New Roman" w:eastAsia="Times New Roman" w:hAnsi="Times New Roman"/>
+                <w:sz w:val="28"/>
+                <w:szCs w:val="28"/>
+                <w:rtl w:val="0"/>
+              </w:rPr>
+              <w:t xml:space="preserve">3</w:t>
+            </w:r>
+          </w:p>
+        </w:tc>
+        <w:tc>
+          <w:tcPr>
+            <w:shd w:fill="auto" w:val="clear"/>
+            <w:tcMar>
+              <w:top w:w="100.0" w:type="dxa"/>
+              <w:left w:w="100.0" w:type="dxa"/>
+              <w:bottom w:w="100.0" w:type="dxa"/>
+              <w:right w:w="100.0" w:type="dxa"/>
+            </w:tcMar>
+            <w:vAlign w:val="top"/>
+          </w:tcPr>
+          <w:p>
+            <w:pPr>
+              <w:widowControl w:val="0"/>
+              <w:spacing w:after="0" w:line="240" w:lineRule="auto"/>
+              <w:rPr>
+                <w:rFonts w:ascii="Times New Roman" w:cs="Times New Roman" w:eastAsia="Times New Roman" w:hAnsi="Times New Roman"/>
+                <w:sz w:val="28"/>
+                <w:szCs w:val="28"/>
+              </w:rPr>
+            </w:pPr>
+            <w:r>
+              <w:rPr>
+                <w:rFonts w:ascii="Times New Roman" w:cs="Times New Roman" w:eastAsia="Times New Roman" w:hAnsi="Times New Roman"/>
+                <w:sz w:val="28"/>
+                <w:szCs w:val="28"/>
+                <w:rtl w:val="0"/>
+              </w:rPr>
+              <w:t xml:space="preserve">Numpy</w:t>
+            </w:r>
+          </w:p>
+        </w:tc>
+        <w:tc>
+          <w:tcPr>
+            <w:shd w:fill="auto" w:val="clear"/>
+            <w:tcMar>
+              <w:top w:w="100.0" w:type="dxa"/>
+              <w:left w:w="100.0" w:type="dxa"/>
+              <w:bottom w:w="100.0" w:type="dxa"/>
+              <w:right w:w="100.0" w:type="dxa"/>
+            </w:tcMar>
+            <w:vAlign w:val="top"/>
+          </w:tcPr>
+          <w:p>
+            <w:pPr>
+              <w:widowControl w:val="0"/>
+              <w:spacing w:after="0" w:line="240" w:lineRule="auto"/>
+              <w:rPr>
+                <w:rFonts w:ascii="Times New Roman" w:cs="Times New Roman" w:eastAsia="Times New Roman" w:hAnsi="Times New Roman"/>
+                <w:sz w:val="28"/>
+                <w:szCs w:val="28"/>
+              </w:rPr>
+            </w:pPr>
+            <w:r>
+              <w:rPr>
+                <w:rFonts w:ascii="Times New Roman" w:cs="Times New Roman" w:eastAsia="Times New Roman" w:hAnsi="Times New Roman"/>
+                <w:sz w:val="28"/>
+                <w:szCs w:val="28"/>
+                <w:rtl w:val="0"/>
+              </w:rPr>
+              <w:t xml:space="preserve">2.0.2</w:t>
+            </w:r>
+          </w:p>
+        </w:tc>
+      </w:tr>
+      <w:tr>
+        <w:trPr>
+          <w:cantSplit w:val="0"/>
+          <w:tblHeader w:val="0"/>
+        </w:trPr>
+        <w:tc>
+          <w:tcPr>
+            <w:shd w:fill="auto" w:val="clear"/>
+            <w:tcMar>
+              <w:top w:w="100.0" w:type="dxa"/>
+              <w:left w:w="100.0" w:type="dxa"/>
+              <w:bottom w:w="100.0" w:type="dxa"/>
+              <w:right w:w="100.0" w:type="dxa"/>
+            </w:tcMar>
+            <w:vAlign w:val="top"/>
+          </w:tcPr>
+          <w:p>
+            <w:pPr>
+              <w:widowControl w:val="0"/>
+              <w:spacing w:after="0" w:line="240" w:lineRule="auto"/>
+              <w:rPr>
+                <w:rFonts w:ascii="Times New Roman" w:cs="Times New Roman" w:eastAsia="Times New Roman" w:hAnsi="Times New Roman"/>
+                <w:sz w:val="28"/>
+                <w:szCs w:val="28"/>
+              </w:rPr>
+            </w:pPr>
+            <w:r>
+              <w:rPr>
+                <w:rFonts w:ascii="Times New Roman" w:cs="Times New Roman" w:eastAsia="Times New Roman" w:hAnsi="Times New Roman"/>
+                <w:sz w:val="28"/>
+                <w:szCs w:val="28"/>
+                <w:rtl w:val="0"/>
+              </w:rPr>
+              <w:t xml:space="preserve">4</w:t>
+            </w:r>
+          </w:p>
+        </w:tc>
+        <w:tc>
+          <w:tcPr>
+            <w:shd w:fill="auto" w:val="clear"/>
+            <w:tcMar>
+              <w:top w:w="100.0" w:type="dxa"/>
+              <w:left w:w="100.0" w:type="dxa"/>
+              <w:bottom w:w="100.0" w:type="dxa"/>
+              <w:right w:w="100.0" w:type="dxa"/>
+            </w:tcMar>
+            <w:vAlign w:val="top"/>
+          </w:tcPr>
+          <w:p>
+            <w:pPr>
+              <w:widowControl w:val="0"/>
+              <w:spacing w:after="0" w:line="240" w:lineRule="auto"/>
+              <w:rPr>
+                <w:rFonts w:ascii="Times New Roman" w:cs="Times New Roman" w:eastAsia="Times New Roman" w:hAnsi="Times New Roman"/>
+                <w:sz w:val="28"/>
+                <w:szCs w:val="28"/>
+              </w:rPr>
+            </w:pPr>
+            <w:r>
+              <w:rPr>
+                <w:rFonts w:ascii="Times New Roman" w:cs="Times New Roman" w:eastAsia="Times New Roman" w:hAnsi="Times New Roman"/>
+                <w:sz w:val="28"/>
+                <w:szCs w:val="28"/>
+                <w:rtl w:val="0"/>
+              </w:rPr>
+              <w:t xml:space="preserve">NLTK</w:t>
+            </w:r>
+          </w:p>
+        </w:tc>
+        <w:tc>
+          <w:tcPr>
+            <w:shd w:fill="auto" w:val="clear"/>
+            <w:tcMar>
+              <w:top w:w="100.0" w:type="dxa"/>
+              <w:left w:w="100.0" w:type="dxa"/>
+              <w:bottom w:w="100.0" w:type="dxa"/>
+              <w:right w:w="100.0" w:type="dxa"/>
+            </w:tcMar>
+            <w:vAlign w:val="top"/>
+          </w:tcPr>
+          <w:p>
+            <w:pPr>
+              <w:widowControl w:val="0"/>
+              <w:spacing w:after="0" w:line="240" w:lineRule="auto"/>
+              <w:rPr>
+                <w:rFonts w:ascii="Times New Roman" w:cs="Times New Roman" w:eastAsia="Times New Roman" w:hAnsi="Times New Roman"/>
+                <w:sz w:val="28"/>
+                <w:szCs w:val="28"/>
+              </w:rPr>
+            </w:pPr>
+            <w:r>
+              <w:rPr>
+                <w:rFonts w:ascii="Times New Roman" w:cs="Times New Roman" w:eastAsia="Times New Roman" w:hAnsi="Times New Roman"/>
+                <w:sz w:val="28"/>
+                <w:szCs w:val="28"/>
+                <w:rtl w:val="0"/>
+              </w:rPr>
+              <w:t xml:space="preserve">3.9.1</w:t>
+            </w:r>
+          </w:p>
+        </w:tc>
+      </w:tr>
+      <w:tr>
+        <w:trPr>
+          <w:cantSplit w:val="0"/>
+          <w:tblHeader w:val="0"/>
+        </w:trPr>
+        <w:tc>
+          <w:tcPr>
+            <w:shd w:fill="auto" w:val="clear"/>
+            <w:tcMar>
+              <w:top w:w="100.0" w:type="dxa"/>
+              <w:left w:w="100.0" w:type="dxa"/>
+              <w:bottom w:w="100.0" w:type="dxa"/>
+              <w:right w:w="100.0" w:type="dxa"/>
+            </w:tcMar>
+            <w:vAlign w:val="top"/>
+          </w:tcPr>
+          <w:p>
+            <w:pPr>
+              <w:widowControl w:val="0"/>
+              <w:spacing w:after="0" w:line="240" w:lineRule="auto"/>
+              <w:rPr>
+                <w:rFonts w:ascii="Times New Roman" w:cs="Times New Roman" w:eastAsia="Times New Roman" w:hAnsi="Times New Roman"/>
+                <w:sz w:val="28"/>
+                <w:szCs w:val="28"/>
+              </w:rPr>
+            </w:pPr>
+            <w:r>
+              <w:rPr>
+                <w:rFonts w:ascii="Times New Roman" w:cs="Times New Roman" w:eastAsia="Times New Roman" w:hAnsi="Times New Roman"/>
+                <w:sz w:val="28"/>
+                <w:szCs w:val="28"/>
+                <w:rtl w:val="0"/>
+              </w:rPr>
+              <w:t xml:space="preserve">5</w:t>
+            </w:r>
+          </w:p>
+        </w:tc>
+        <w:tc>
+          <w:tcPr>
+            <w:shd w:fill="auto" w:val="clear"/>
+            <w:tcMar>
+              <w:top w:w="100.0" w:type="dxa"/>
+              <w:left w:w="100.0" w:type="dxa"/>
+              <w:bottom w:w="100.0" w:type="dxa"/>
+              <w:right w:w="100.0" w:type="dxa"/>
+            </w:tcMar>
+            <w:vAlign w:val="top"/>
+          </w:tcPr>
+          <w:p>
+            <w:pPr>
+              <w:widowControl w:val="0"/>
+              <w:spacing w:after="0" w:line="240" w:lineRule="auto"/>
+              <w:rPr>
+                <w:rFonts w:ascii="Times New Roman" w:cs="Times New Roman" w:eastAsia="Times New Roman" w:hAnsi="Times New Roman"/>
+                <w:sz w:val="28"/>
+                <w:szCs w:val="28"/>
+              </w:rPr>
+            </w:pPr>
+            <w:r>
+              <w:rPr>
+                <w:rFonts w:ascii="Times New Roman" w:cs="Times New Roman" w:eastAsia="Times New Roman" w:hAnsi="Times New Roman"/>
+                <w:sz w:val="28"/>
+                <w:szCs w:val="28"/>
+                <w:rtl w:val="0"/>
+              </w:rPr>
+              <w:t xml:space="preserve">Matplotlib</w:t>
+            </w:r>
+          </w:p>
+        </w:tc>
+        <w:tc>
+          <w:tcPr>
+            <w:shd w:fill="auto" w:val="clear"/>
+            <w:tcMar>
+              <w:top w:w="100.0" w:type="dxa"/>
+              <w:left w:w="100.0" w:type="dxa"/>
+              <w:bottom w:w="100.0" w:type="dxa"/>
+              <w:right w:w="100.0" w:type="dxa"/>
+            </w:tcMar>
+            <w:vAlign w:val="top"/>
+          </w:tcPr>
+          <w:p>
+            <w:pPr>
+              <w:widowControl w:val="0"/>
+              <w:spacing w:after="0" w:line="240" w:lineRule="auto"/>
+              <w:rPr>
+                <w:rFonts w:ascii="Times New Roman" w:cs="Times New Roman" w:eastAsia="Times New Roman" w:hAnsi="Times New Roman"/>
+                <w:sz w:val="28"/>
+                <w:szCs w:val="28"/>
+              </w:rPr>
+            </w:pPr>
+            <w:r>
+              <w:rPr>
+                <w:rFonts w:ascii="Times New Roman" w:cs="Times New Roman" w:eastAsia="Times New Roman" w:hAnsi="Times New Roman"/>
+                <w:sz w:val="28"/>
+                <w:szCs w:val="28"/>
+                <w:rtl w:val="0"/>
+              </w:rPr>
+              <w:t xml:space="preserve">3.10.0</w:t>
+            </w:r>
+          </w:p>
+        </w:tc>
+      </w:tr>
+      <w:tr>
+        <w:trPr>
+          <w:cantSplit w:val="0"/>
+          <w:tblHeader w:val="0"/>
+        </w:trPr>
+        <w:tc>
+          <w:tcPr>
+            <w:shd w:fill="auto" w:val="clear"/>
+            <w:tcMar>
+              <w:top w:w="100.0" w:type="dxa"/>
+              <w:left w:w="100.0" w:type="dxa"/>
+              <w:bottom w:w="100.0" w:type="dxa"/>
+              <w:right w:w="100.0" w:type="dxa"/>
+            </w:tcMar>
+            <w:vAlign w:val="top"/>
+          </w:tcPr>
+          <w:p>
+            <w:pPr>
+              <w:widowControl w:val="0"/>
+              <w:spacing w:after="0" w:line="240" w:lineRule="auto"/>
+              <w:rPr>
+                <w:rFonts w:ascii="Times New Roman" w:cs="Times New Roman" w:eastAsia="Times New Roman" w:hAnsi="Times New Roman"/>
+                <w:sz w:val="28"/>
+                <w:szCs w:val="28"/>
+              </w:rPr>
+            </w:pPr>
+            <w:r>
+              <w:rPr>
+                <w:rFonts w:ascii="Times New Roman" w:cs="Times New Roman" w:eastAsia="Times New Roman" w:hAnsi="Times New Roman"/>
+                <w:sz w:val="28"/>
+                <w:szCs w:val="28"/>
+                <w:rtl w:val="0"/>
+              </w:rPr>
+              <w:t xml:space="preserve">6</w:t>
+            </w:r>
+          </w:p>
+        </w:tc>
+        <w:tc>
+          <w:tcPr>
+            <w:shd w:fill="auto" w:val="clear"/>
+            <w:tcMar>
+              <w:top w:w="100.0" w:type="dxa"/>
+              <w:left w:w="100.0" w:type="dxa"/>
+              <w:bottom w:w="100.0" w:type="dxa"/>
+              <w:right w:w="100.0" w:type="dxa"/>
+            </w:tcMar>
+            <w:vAlign w:val="top"/>
+          </w:tcPr>
+          <w:p>
+            <w:pPr>
+              <w:widowControl w:val="0"/>
+              <w:spacing w:after="0" w:line="240" w:lineRule="auto"/>
+              <w:rPr>
+                <w:rFonts w:ascii="Times New Roman" w:cs="Times New Roman" w:eastAsia="Times New Roman" w:hAnsi="Times New Roman"/>
+                <w:sz w:val="28"/>
+                <w:szCs w:val="28"/>
+              </w:rPr>
+            </w:pPr>
+            <w:r>
+              <w:rPr>
+                <w:rFonts w:ascii="Times New Roman" w:cs="Times New Roman" w:eastAsia="Times New Roman" w:hAnsi="Times New Roman"/>
+                <w:sz w:val="28"/>
+                <w:szCs w:val="28"/>
+                <w:rtl w:val="0"/>
+              </w:rPr>
+              <w:t xml:space="preserve">RE</w:t>
+            </w:r>
+          </w:p>
+        </w:tc>
+        <w:tc>
+          <w:tcPr>
+            <w:shd w:fill="auto" w:val="clear"/>
+            <w:tcMar>
+              <w:top w:w="100.0" w:type="dxa"/>
+              <w:left w:w="100.0" w:type="dxa"/>
+              <w:bottom w:w="100.0" w:type="dxa"/>
+              <w:right w:w="100.0" w:type="dxa"/>
+            </w:tcMar>
+            <w:vAlign w:val="top"/>
+          </w:tcPr>
+          <w:p>
+            <w:pPr>
+              <w:widowControl w:val="0"/>
+              <w:spacing w:after="0" w:line="240" w:lineRule="auto"/>
+              <w:rPr>
+                <w:rFonts w:ascii="Times New Roman" w:cs="Times New Roman" w:eastAsia="Times New Roman" w:hAnsi="Times New Roman"/>
+                <w:sz w:val="28"/>
+                <w:szCs w:val="28"/>
+              </w:rPr>
+            </w:pPr>
+            <w:r>
+              <w:rPr>
+                <w:rFonts w:ascii="Times New Roman" w:cs="Times New Roman" w:eastAsia="Times New Roman" w:hAnsi="Times New Roman"/>
+                <w:sz w:val="28"/>
+                <w:szCs w:val="28"/>
+                <w:rtl w:val="0"/>
+              </w:rPr>
+              <w:t xml:space="preserve">2.2.1</w:t>
+            </w:r>
+          </w:p>
+        </w:tc>
+      </w:tr>
+      <w:tr>
+        <w:trPr>
+          <w:cantSplit w:val="0"/>
+          <w:tblHeader w:val="0"/>
+        </w:trPr>
+        <w:tc>
+          <w:tcPr>
+            <w:shd w:fill="auto" w:val="clear"/>
+            <w:tcMar>
+              <w:top w:w="100.0" w:type="dxa"/>
+              <w:left w:w="100.0" w:type="dxa"/>
+              <w:bottom w:w="100.0" w:type="dxa"/>
+              <w:right w:w="100.0" w:type="dxa"/>
+            </w:tcMar>
+            <w:vAlign w:val="top"/>
+          </w:tcPr>
+          <w:p>
+            <w:pPr>
+              <w:widowControl w:val="0"/>
+              <w:spacing w:after="0" w:line="240" w:lineRule="auto"/>
+              <w:rPr>
+                <w:rFonts w:ascii="Times New Roman" w:cs="Times New Roman" w:eastAsia="Times New Roman" w:hAnsi="Times New Roman"/>
+                <w:sz w:val="28"/>
+                <w:szCs w:val="28"/>
+              </w:rPr>
+            </w:pPr>
+            <w:r>
+              <w:rPr>
+                <w:rFonts w:ascii="Times New Roman" w:cs="Times New Roman" w:eastAsia="Times New Roman" w:hAnsi="Times New Roman"/>
+                <w:sz w:val="28"/>
+                <w:szCs w:val="28"/>
+                <w:rtl w:val="0"/>
+              </w:rPr>
+              <w:t xml:space="preserve">7</w:t>
+            </w:r>
+          </w:p>
+        </w:tc>
+        <w:tc>
+          <w:tcPr>
+            <w:shd w:fill="auto" w:val="clear"/>
+            <w:tcMar>
+              <w:top w:w="100.0" w:type="dxa"/>
+              <w:left w:w="100.0" w:type="dxa"/>
+              <w:bottom w:w="100.0" w:type="dxa"/>
+              <w:right w:w="100.0" w:type="dxa"/>
+            </w:tcMar>
+            <w:vAlign w:val="top"/>
+          </w:tcPr>
+          <w:p>
+            <w:pPr>
+              <w:widowControl w:val="0"/>
+              <w:spacing w:after="0" w:line="240" w:lineRule="auto"/>
+              <w:rPr>
+                <w:rFonts w:ascii="Times New Roman" w:cs="Times New Roman" w:eastAsia="Times New Roman" w:hAnsi="Times New Roman"/>
+                <w:sz w:val="28"/>
+                <w:szCs w:val="28"/>
+              </w:rPr>
+            </w:pPr>
+            <w:r>
+              <w:rPr>
+                <w:rFonts w:ascii="Times New Roman" w:cs="Times New Roman" w:eastAsia="Times New Roman" w:hAnsi="Times New Roman"/>
+                <w:sz w:val="28"/>
+                <w:szCs w:val="28"/>
+                <w:rtl w:val="0"/>
+              </w:rPr>
+              <w:t xml:space="preserve">Seaborn</w:t>
+            </w:r>
+          </w:p>
+        </w:tc>
+        <w:tc>
+          <w:tcPr>
+            <w:shd w:fill="auto" w:val="clear"/>
+            <w:tcMar>
+              <w:top w:w="100.0" w:type="dxa"/>
+              <w:left w:w="100.0" w:type="dxa"/>
+              <w:bottom w:w="100.0" w:type="dxa"/>
+              <w:right w:w="100.0" w:type="dxa"/>
+            </w:tcMar>
+            <w:vAlign w:val="top"/>
+          </w:tcPr>
+          <w:p>
+            <w:pPr>
+              <w:widowControl w:val="0"/>
+              <w:spacing w:after="0" w:line="240" w:lineRule="auto"/>
+              <w:rPr>
+                <w:rFonts w:ascii="Times New Roman" w:cs="Times New Roman" w:eastAsia="Times New Roman" w:hAnsi="Times New Roman"/>
+                <w:sz w:val="28"/>
+                <w:szCs w:val="28"/>
+              </w:rPr>
+            </w:pPr>
+            <w:r>
+              <w:rPr>
+                <w:rFonts w:ascii="Times New Roman" w:cs="Times New Roman" w:eastAsia="Times New Roman" w:hAnsi="Times New Roman"/>
+                <w:sz w:val="28"/>
+                <w:szCs w:val="28"/>
+                <w:rtl w:val="0"/>
+              </w:rPr>
+              <w:t xml:space="preserve">0.13.2</w:t>
+            </w:r>
+          </w:p>
+        </w:tc>
+      </w:tr>
+      <w:tr>
+        <w:trPr>
+          <w:cantSplit w:val="0"/>
+          <w:tblHeader w:val="0"/>
+        </w:trPr>
+        <w:tc>
+          <w:tcPr>
+            <w:shd w:fill="auto" w:val="clear"/>
+            <w:tcMar>
+              <w:top w:w="100.0" w:type="dxa"/>
+              <w:left w:w="100.0" w:type="dxa"/>
+              <w:bottom w:w="100.0" w:type="dxa"/>
+              <w:right w:w="100.0" w:type="dxa"/>
+            </w:tcMar>
+            <w:vAlign w:val="top"/>
+          </w:tcPr>
+          <w:p>
+            <w:pPr>
+              <w:widowControl w:val="0"/>
+              <w:spacing w:after="0" w:line="240" w:lineRule="auto"/>
+              <w:rPr>
+                <w:rFonts w:ascii="Times New Roman" w:cs="Times New Roman" w:eastAsia="Times New Roman" w:hAnsi="Times New Roman"/>
+                <w:sz w:val="28"/>
+                <w:szCs w:val="28"/>
+              </w:rPr>
+            </w:pPr>
+            <w:r>
+              <w:rPr>
+                <w:rFonts w:ascii="Times New Roman" w:cs="Times New Roman" w:eastAsia="Times New Roman" w:hAnsi="Times New Roman"/>
+                <w:sz w:val="28"/>
+                <w:szCs w:val="28"/>
+                <w:rtl w:val="0"/>
+              </w:rPr>
+              <w:t xml:space="preserve">8</w:t>
+            </w:r>
+          </w:p>
+        </w:tc>
+        <w:tc>
+          <w:tcPr>
+            <w:shd w:fill="auto" w:val="clear"/>
+            <w:tcMar>
+              <w:top w:w="100.0" w:type="dxa"/>
+              <w:left w:w="100.0" w:type="dxa"/>
+              <w:bottom w:w="100.0" w:type="dxa"/>
+              <w:right w:w="100.0" w:type="dxa"/>
+            </w:tcMar>
+            <w:vAlign w:val="top"/>
+          </w:tcPr>
+          <w:p>
+            <w:pPr>
+              <w:widowControl w:val="0"/>
+              <w:spacing w:after="0" w:line="240" w:lineRule="auto"/>
+              <w:rPr>
+                <w:rFonts w:ascii="Times New Roman" w:cs="Times New Roman" w:eastAsia="Times New Roman" w:hAnsi="Times New Roman"/>
+                <w:sz w:val="28"/>
+                <w:szCs w:val="28"/>
+              </w:rPr>
+            </w:pPr>
+            <w:r>
+              <w:rPr>
+                <w:rFonts w:ascii="Times New Roman" w:cs="Times New Roman" w:eastAsia="Times New Roman" w:hAnsi="Times New Roman"/>
+                <w:sz w:val="28"/>
+                <w:szCs w:val="28"/>
+                <w:rtl w:val="0"/>
+              </w:rPr>
+              <w:t xml:space="preserve">Emoji</w:t>
+            </w:r>
+          </w:p>
+        </w:tc>
+        <w:tc>
+          <w:tcPr>
+            <w:shd w:fill="auto" w:val="clear"/>
+            <w:tcMar>
+              <w:top w:w="100.0" w:type="dxa"/>
+              <w:left w:w="100.0" w:type="dxa"/>
+              <w:bottom w:w="100.0" w:type="dxa"/>
+              <w:right w:w="100.0" w:type="dxa"/>
+            </w:tcMar>
+            <w:vAlign w:val="top"/>
+          </w:tcPr>
+          <w:p>
+            <w:pPr>
+              <w:widowControl w:val="0"/>
+              <w:spacing w:after="0" w:line="240" w:lineRule="auto"/>
+              <w:rPr>
+                <w:rFonts w:ascii="Times New Roman" w:cs="Times New Roman" w:eastAsia="Times New Roman" w:hAnsi="Times New Roman"/>
+                <w:sz w:val="28"/>
+                <w:szCs w:val="28"/>
+              </w:rPr>
+            </w:pPr>
+            <w:r>
+              <w:rPr>
+                <w:rFonts w:ascii="Times New Roman" w:cs="Times New Roman" w:eastAsia="Times New Roman" w:hAnsi="Times New Roman"/>
+                <w:sz w:val="28"/>
+                <w:szCs w:val="28"/>
+                <w:rtl w:val="0"/>
+              </w:rPr>
+              <w:t xml:space="preserve">2.15.0</w:t>
+            </w:r>
+          </w:p>
+        </w:tc>
+      </w:tr>
+      <w:tr>
+        <w:trPr>
+          <w:cantSplit w:val="0"/>
+          <w:tblHeader w:val="0"/>
+        </w:trPr>
+        <w:tc>
+          <w:tcPr>
+            <w:shd w:fill="auto" w:val="clear"/>
+            <w:tcMar>
+              <w:top w:w="100.0" w:type="dxa"/>
+              <w:left w:w="100.0" w:type="dxa"/>
+              <w:bottom w:w="100.0" w:type="dxa"/>
+              <w:right w:w="100.0" w:type="dxa"/>
+            </w:tcMar>
+            <w:vAlign w:val="top"/>
+          </w:tcPr>
+          <w:p>
+            <w:pPr>
+              <w:widowControl w:val="0"/>
+              <w:spacing w:after="0" w:line="240" w:lineRule="auto"/>
+              <w:rPr>
+                <w:rFonts w:ascii="Times New Roman" w:cs="Times New Roman" w:eastAsia="Times New Roman" w:hAnsi="Times New Roman"/>
+                <w:sz w:val="28"/>
+                <w:szCs w:val="28"/>
+              </w:rPr>
+            </w:pPr>
+            <w:r>
+              <w:rPr>
+                <w:rFonts w:ascii="Times New Roman" w:cs="Times New Roman" w:eastAsia="Times New Roman" w:hAnsi="Times New Roman"/>
+                <w:sz w:val="28"/>
+                <w:szCs w:val="28"/>
+                <w:rtl w:val="0"/>
+              </w:rPr>
+              <w:t xml:space="preserve">9</w:t>
+            </w:r>
+          </w:p>
+        </w:tc>
+        <w:tc>
+          <w:tcPr>
+            <w:shd w:fill="auto" w:val="clear"/>
+            <w:tcMar>
+              <w:top w:w="100.0" w:type="dxa"/>
+              <w:left w:w="100.0" w:type="dxa"/>
+              <w:bottom w:w="100.0" w:type="dxa"/>
+              <w:right w:w="100.0" w:type="dxa"/>
+            </w:tcMar>
+            <w:vAlign w:val="top"/>
+          </w:tcPr>
+          <w:p>
+            <w:pPr>
+              <w:widowControl w:val="0"/>
+              <w:spacing w:after="0" w:line="240" w:lineRule="auto"/>
+              <w:rPr>
+                <w:rFonts w:ascii="Times New Roman" w:cs="Times New Roman" w:eastAsia="Times New Roman" w:hAnsi="Times New Roman"/>
+                <w:sz w:val="28"/>
+                <w:szCs w:val="28"/>
+              </w:rPr>
+            </w:pPr>
+            <w:r>
+              <w:rPr>
+                <w:rFonts w:ascii="Times New Roman" w:cs="Times New Roman" w:eastAsia="Times New Roman" w:hAnsi="Times New Roman"/>
+                <w:sz w:val="28"/>
+                <w:szCs w:val="28"/>
+                <w:rtl w:val="0"/>
+              </w:rPr>
+              <w:t xml:space="preserve">Sci-kit Learn</w:t>
+            </w:r>
+          </w:p>
+        </w:tc>
+        <w:tc>
+          <w:tcPr>
+            <w:shd w:fill="auto" w:val="clear"/>
+            <w:tcMar>
+              <w:top w:w="100.0" w:type="dxa"/>
+              <w:left w:w="100.0" w:type="dxa"/>
+              <w:bottom w:w="100.0" w:type="dxa"/>
+              <w:right w:w="100.0" w:type="dxa"/>
+            </w:tcMar>
+            <w:vAlign w:val="top"/>
+          </w:tcPr>
+          <w:p>
+            <w:pPr>
+              <w:widowControl w:val="0"/>
+              <w:spacing w:after="0" w:line="240" w:lineRule="auto"/>
+              <w:rPr>
+                <w:rFonts w:ascii="Times New Roman" w:cs="Times New Roman" w:eastAsia="Times New Roman" w:hAnsi="Times New Roman"/>
+                <w:sz w:val="28"/>
+                <w:szCs w:val="28"/>
+              </w:rPr>
+            </w:pPr>
+            <w:r>
+              <w:rPr>
+                <w:rFonts w:ascii="Times New Roman" w:cs="Times New Roman" w:eastAsia="Times New Roman" w:hAnsi="Times New Roman"/>
+                <w:sz w:val="28"/>
+                <w:szCs w:val="28"/>
+                <w:rtl w:val="0"/>
+              </w:rPr>
+              <w:t xml:space="preserve">1.6.1</w:t>
+            </w:r>
+          </w:p>
+        </w:tc>
+      </w:tr>
+    </w:tbl>
+    <w:p>
+      <w:pPr>
+        <w:spacing w:after="27" w:line="276" w:lineRule="auto"/>
+        <w:ind w:left="-450" w:firstLine="0"/>
+        <w:jc w:val="center"/>
+        <w:rPr>
+          <w:rFonts w:ascii="Times New Roman" w:cs="Times New Roman" w:eastAsia="Times New Roman" w:hAnsi="Times New Roman"/>
           <w:sz w:val="20"/>
           <w:szCs w:val="20"/>
         </w:rPr>
@@ -5486,34 +7960,27 @@
           <w:rFonts w:ascii="Times New Roman" w:cs="Times New Roman" w:eastAsia="Times New Roman" w:hAnsi="Times New Roman"/>
           <w:b w:val="1"/>
           <w:bCs w:val="1"/>
-          <w:sz w:val="28"/>
-          <w:szCs w:val="28"/>
-          <w:rtl w:val="0"/>
-        </w:rPr>
-        <w:t xml:space="preserve">Random Forest Classifier:</w:t>
-      </w:r>
-      <w:r>
-        <w:rPr>
-          <w:rFonts w:ascii="Times New Roman" w:cs="Times New Roman" w:eastAsia="Times New Roman" w:hAnsi="Times New Roman"/>
-          <w:sz w:val="28"/>
-          <w:szCs w:val="28"/>
-          <w:rtl w:val="0"/>
-        </w:rPr>
-        <w:t xml:space="preserve"> Random forest is an ensemble model  that uses multiple decision trees to improve accuracy.</w:t>
-      </w:r>
-    </w:p>
-    <w:p>
-      <w:pPr>
-        <w:pBdr>
-          <w:top w:space="0" w:sz="0" w:val="nil"/>
-          <w:left w:space="0" w:sz="0" w:val="nil"/>
-          <w:bottom w:space="0" w:sz="0" w:val="nil"/>
-          <w:right w:space="0" w:sz="0" w:val="nil"/>
-          <w:between w:space="0" w:sz="0" w:val="nil"/>
-        </w:pBdr>
-        <w:spacing w:after="27" w:before="120" w:line="276" w:lineRule="auto"/>
-        <w:ind w:left="720" w:firstLine="0"/>
-        <w:jc w:val="both"/>
+          <w:sz w:val="20"/>
+          <w:szCs w:val="20"/>
+          <w:rtl w:val="0"/>
+        </w:rPr>
+        <w:t xml:space="preserve">Table 3:</w:t>
+      </w:r>
+      <w:r>
+        <w:rPr>
+          <w:rFonts w:ascii="Times New Roman" w:cs="Times New Roman" w:eastAsia="Times New Roman" w:hAnsi="Times New Roman"/>
+          <w:sz w:val="20"/>
+          <w:szCs w:val="20"/>
+          <w:rtl w:val="0"/>
+        </w:rPr>
+        <w:t xml:space="preserve"> Softwares used and their versions</w:t>
+      </w:r>
+    </w:p>
+    <w:p>
+      <w:pPr>
+        <w:spacing w:after="27" w:line="276" w:lineRule="auto"/>
+        <w:ind w:left="-450" w:firstLine="0"/>
+        <w:jc w:val="center"/>
         <w:rPr>
           <w:rFonts w:ascii="Times New Roman" w:cs="Times New Roman" w:eastAsia="Times New Roman" w:hAnsi="Times New Roman"/>
           <w:sz w:val="28"/>
@@ -5539,7 +8006,7 @@
           <w:right w:space="0" w:sz="0" w:val="nil"/>
           <w:between w:space="0" w:sz="0" w:val="nil"/>
         </w:pBdr>
-        <w:spacing w:after="0" w:afterAutospacing="0" w:before="120" w:line="276" w:lineRule="auto"/>
+        <w:spacing w:after="0" w:before="120" w:line="276" w:lineRule="auto"/>
         <w:ind w:left="-450" w:hanging="360"/>
         <w:jc w:val="both"/>
         <w:rPr>
@@ -5548,7 +8015,6 @@
           <w:bCs w:val="1"/>
           <w:sz w:val="28"/>
           <w:szCs w:val="28"/>
-          <w:u w:val="none"/>
         </w:rPr>
       </w:pPr>
       <w:r>
@@ -5562,7 +8028,7 @@
         </w:rPr>
         <w:t xml:space="preserve">Github Link: </w:t>
       </w:r>
-      <w:hyperlink r:id="rId11">
+      <w:hyperlink r:id="rId10">
         <w:r>
           <w:rPr>
             <w:rFonts w:ascii="Times New Roman" w:cs="Times New Roman" w:eastAsia="Times New Roman" w:hAnsi="Times New Roman"/>
@@ -5585,6 +8051,32 @@
     </w:p>
     <w:p>
       <w:pPr>
+        <w:pBdr>
+          <w:top w:space="0" w:sz="0" w:val="nil"/>
+          <w:left w:space="0" w:sz="0" w:val="nil"/>
+          <w:bottom w:space="0" w:sz="0" w:val="nil"/>
+          <w:right w:space="0" w:sz="0" w:val="nil"/>
+          <w:between w:space="0" w:sz="0" w:val="nil"/>
+        </w:pBdr>
+        <w:spacing w:after="0" w:before="120" w:line="276" w:lineRule="auto"/>
+        <w:ind w:left="-450" w:firstLine="0"/>
+        <w:jc w:val="both"/>
+        <w:rPr>
+          <w:rFonts w:ascii="Times New Roman" w:cs="Times New Roman" w:eastAsia="Times New Roman" w:hAnsi="Times New Roman"/>
+          <w:b w:val="1"/>
+          <w:bCs w:val="1"/>
+          <w:sz w:val="28"/>
+          <w:szCs w:val="28"/>
+        </w:rPr>
+      </w:pPr>
+      <w:r>
+        <w:rPr>
+          <w:rtl w:val="0"/>
+        </w:rPr>
+      </w:r>
+    </w:p>
+    <w:p>
+      <w:pPr>
         <w:numPr>
           <w:ilvl w:val="0"/>
           <w:numId w:val="2"/>
@@ -5596,7 +8088,7 @@
           <w:right w:space="0" w:sz="0" w:val="nil"/>
           <w:between w:space="0" w:sz="0" w:val="nil"/>
         </w:pBdr>
-        <w:spacing w:after="27" w:before="0" w:beforeAutospacing="0" w:line="276" w:lineRule="auto"/>
+        <w:spacing w:after="27" w:before="0" w:line="276" w:lineRule="auto"/>
         <w:ind w:left="-450" w:hanging="360"/>
         <w:jc w:val="both"/>
         <w:rPr>
@@ -5605,7 +8097,6 @@
           <w:bCs w:val="1"/>
           <w:sz w:val="28"/>
           <w:szCs w:val="28"/>
-          <w:u w:val="none"/>
         </w:rPr>
       </w:pPr>
       <w:r>
@@ -5618,6 +8109,11 @@
           <w:rtl w:val="0"/>
         </w:rPr>
         <w:t xml:space="preserve">Methodology: </w:t>
+      </w:r>
+      <w:r>
+        <w:rPr>
+          <w:rtl w:val="0"/>
+        </w:rPr>
       </w:r>
     </w:p>
     <w:p>
@@ -5673,7 +8169,7 @@
           <w:szCs w:val="28"/>
           <w:rtl w:val="0"/>
         </w:rPr>
-        <w:t xml:space="preserve">After preprocessing, the cleaned data is transformed into a numerical feature using TF-IDF, it captures the importance of words in the document. The data is split in an 80-20 ratio, 80% being the training set and 20% being the testing set.</w:t>
+        <w:t xml:space="preserve">The data was split into training and testing split, the split made was 80/20. To prevent data leakage a pipeline is used with TF-IDF and machine learning models. The models chosen were Logistic Regression, SVC and Random Forest.</w:t>
       </w:r>
     </w:p>
     <w:p>
@@ -5701,7 +8197,7 @@
           <w:szCs w:val="28"/>
           <w:rtl w:val="0"/>
         </w:rPr>
-        <w:t xml:space="preserve">Three machine learning models are used-Logistic Regression, Support Vector Classifier, Random Forest Classifier. These models were trained on TF-IDF features and evaluated using accuracy, precision, recall, F1-score and ROC-AUC.</w:t>
+        <w:t xml:space="preserve">These models were trained on TF-IDF features in the pipeline. After training these models were evaluated using confusion matrix, accuracy, precision, recall, F1-score and ROC-AUC.</w:t>
       </w:r>
     </w:p>
     <w:p>
@@ -5750,7 +8246,6 @@
           <w:bCs w:val="1"/>
           <w:sz w:val="28"/>
           <w:szCs w:val="28"/>
-          <w:u w:val="none"/>
         </w:rPr>
       </w:pPr>
       <w:r>
@@ -5763,6 +8258,11 @@
           <w:rtl w:val="0"/>
         </w:rPr>
         <w:t xml:space="preserve">Results Obtained:</w:t>
+      </w:r>
+      <w:r>
+        <w:rPr>
+          <w:rtl w:val="0"/>
+        </w:rPr>
       </w:r>
     </w:p>
     <w:p>
@@ -5790,7 +8290,88 @@
           <w:szCs w:val="28"/>
           <w:rtl w:val="0"/>
         </w:rPr>
-        <w:t xml:space="preserve">The trained models were evaluated on the test dataset using different metrics like, accuracy, precision, recall, F1-score and ROC-AUC. Logistic Regression and Support Vector Classifier show strong performance while Random Forest Classifier showed comparatively lower performance.</w:t>
+        <w:t xml:space="preserve">The trained models were evaluated on the test dataset using different metrics like confusion matrix, accuracy, precision, recall, F1-score and ROC-AUC.</w:t>
+      </w:r>
+      <w:r>
+        <w:drawing>
+          <wp:anchor allowOverlap="1" behindDoc="0" distB="114300" distT="114300" distL="114300" distR="114300" hidden="0" layoutInCell="1" locked="0" relativeHeight="0" simplePos="0">
+            <wp:simplePos x="0" y="0"/>
+            <wp:positionH relativeFrom="column">
+              <wp:posOffset>-581024</wp:posOffset>
+            </wp:positionH>
+            <wp:positionV relativeFrom="paragraph">
+              <wp:posOffset>647700</wp:posOffset>
+            </wp:positionV>
+            <wp:extent cx="7104936" cy="2356926"/>
+            <wp:effectExtent b="0" l="0" r="0" t="0"/>
+            <wp:wrapTopAndBottom distB="114300" distT="114300"/>
+            <wp:docPr id="7" name="image4.png"/>
+            <a:graphic>
+              <a:graphicData uri="http://schemas.openxmlformats.org/drawingml/2006/picture">
+                <pic:pic>
+                  <pic:nvPicPr>
+                    <pic:cNvPr id="0" name="image4.png"/>
+                    <pic:cNvPicPr preferRelativeResize="0"/>
+                  </pic:nvPicPr>
+                  <pic:blipFill>
+                    <a:blip r:embed="rId11"/>
+                    <a:srcRect b="0" l="0" r="0" t="0"/>
+                    <a:stretch>
+                      <a:fillRect/>
+                    </a:stretch>
+                  </pic:blipFill>
+                  <pic:spPr>
+                    <a:xfrm>
+                      <a:off x="0" y="0"/>
+                      <a:ext cx="7104936" cy="2356926"/>
+                    </a:xfrm>
+                    <a:prstGeom prst="rect"/>
+                    <a:ln/>
+                  </pic:spPr>
+                </pic:pic>
+              </a:graphicData>
+            </a:graphic>
+          </wp:anchor>
+        </w:drawing>
+      </w:r>
+    </w:p>
+    <w:p>
+      <w:pPr>
+        <w:pBdr>
+          <w:top w:space="0" w:sz="0" w:val="nil"/>
+          <w:left w:space="0" w:sz="0" w:val="nil"/>
+          <w:bottom w:space="0" w:sz="0" w:val="nil"/>
+          <w:right w:space="0" w:sz="0" w:val="nil"/>
+          <w:between w:space="0" w:sz="0" w:val="nil"/>
+        </w:pBdr>
+        <w:spacing w:after="27" w:before="120" w:line="276" w:lineRule="auto"/>
+        <w:ind w:left="-450" w:firstLine="0"/>
+        <w:jc w:val="center"/>
+        <w:rPr>
+          <w:rFonts w:ascii="Times New Roman" w:cs="Times New Roman" w:eastAsia="Times New Roman" w:hAnsi="Times New Roman"/>
+          <w:sz w:val="20"/>
+          <w:szCs w:val="20"/>
+        </w:rPr>
+      </w:pPr>
+      <w:r>
+        <w:rPr>
+          <w:rFonts w:ascii="Times New Roman" w:cs="Times New Roman" w:eastAsia="Times New Roman" w:hAnsi="Times New Roman"/>
+          <w:b w:val="1"/>
+          <w:bCs w:val="1"/>
+          <w:sz w:val="20"/>
+          <w:szCs w:val="20"/>
+          <w:rtl w:val="0"/>
+        </w:rPr>
+        <w:t xml:space="preserve">Figure 1:</w:t>
+      </w:r>
+      <w:r>
+        <w:rPr>
+          <w:rFonts w:ascii="Times New Roman" w:cs="Times New Roman" w:eastAsia="Times New Roman" w:hAnsi="Times New Roman"/>
+          <w:sz w:val="20"/>
+          <w:szCs w:val="20"/>
+          <w:rtl w:val="0"/>
+        </w:rPr>
+        <w:t xml:space="preserve"> Confusion Matrix of each models</w:t>
       </w:r>
     </w:p>
     <w:p>
@@ -5816,12 +8397,24 @@
           <w:rFonts w:ascii="Times New Roman" w:cs="Times New Roman" w:eastAsia="Times New Roman" w:hAnsi="Times New Roman"/>
           <w:sz w:val="28"/>
           <w:szCs w:val="28"/>
-        </w:rPr>
+          <w:rtl w:val="0"/>
+        </w:rPr>
+        <w:t xml:space="preserve">Figure 1 shows the confusion matrix of each model used. The confusion matrix shows that all three models have the same True Negative, but Logistic Regression has better True Positive and Random Forest is worse than the other models. Analysing further random forest, False Negative is high which is not ideal while detecting sexist content.</w:t>
+      </w:r>
+      <w:r>
         <w:drawing>
-          <wp:inline distB="114300" distT="114300" distL="114300" distR="114300">
-            <wp:extent cx="5943600" cy="1955800"/>
+          <wp:anchor allowOverlap="1" behindDoc="0" distB="114300" distT="114300" distL="114300" distR="114300" hidden="0" layoutInCell="1" locked="0" relativeHeight="0" simplePos="0">
+            <wp:simplePos x="0" y="0"/>
+            <wp:positionH relativeFrom="column">
+              <wp:posOffset>-595312</wp:posOffset>
+            </wp:positionH>
+            <wp:positionV relativeFrom="paragraph">
+              <wp:posOffset>1104900</wp:posOffset>
+            </wp:positionV>
+            <wp:extent cx="7129463" cy="2365062"/>
             <wp:effectExtent b="0" l="0" r="0" t="0"/>
-            <wp:docPr id="5" name="image7.png"/>
+            <wp:wrapTopAndBottom distB="114300" distT="114300"/>
+            <wp:docPr id="4" name="image7.png"/>
             <a:graphic>
               <a:graphicData uri="http://schemas.openxmlformats.org/drawingml/2006/picture">
                 <pic:pic>
@@ -5839,7 +8432,7 @@
                   <pic:spPr>
                     <a:xfrm>
                       <a:off x="0" y="0"/>
-                      <a:ext cx="5943600" cy="1955800"/>
+                      <a:ext cx="7129463" cy="2365062"/>
                     </a:xfrm>
                     <a:prstGeom prst="rect"/>
                     <a:ln/>
@@ -5847,13 +8440,8 @@
                 </pic:pic>
               </a:graphicData>
             </a:graphic>
-          </wp:inline>
+          </wp:anchor>
         </w:drawing>
-      </w:r>
-      <w:r>
-        <w:rPr>
-          <w:rtl w:val="0"/>
-        </w:rPr>
       </w:r>
     </w:p>
     <w:p>
@@ -5883,7 +8471,7 @@
           <w:szCs w:val="20"/>
           <w:rtl w:val="0"/>
         </w:rPr>
-        <w:t xml:space="preserve">Fig 2:</w:t>
+        <w:t xml:space="preserve">Figure 2:</w:t>
       </w:r>
       <w:r>
         <w:rPr>
@@ -5892,127 +8480,7 @@
           <w:szCs w:val="20"/>
           <w:rtl w:val="0"/>
         </w:rPr>
-        <w:t xml:space="preserve"> Model-wise Metrics Comparison</w:t>
-      </w:r>
-    </w:p>
-    <w:p>
-      <w:pPr>
-        <w:pBdr>
-          <w:top w:space="0" w:sz="0" w:val="nil"/>
-          <w:left w:space="0" w:sz="0" w:val="nil"/>
-          <w:bottom w:space="0" w:sz="0" w:val="nil"/>
-          <w:right w:space="0" w:sz="0" w:val="nil"/>
-          <w:between w:space="0" w:sz="0" w:val="nil"/>
-        </w:pBdr>
-        <w:spacing w:after="27" w:before="120" w:line="276" w:lineRule="auto"/>
-        <w:ind w:left="-450" w:firstLine="0"/>
-        <w:jc w:val="center"/>
-        <w:rPr>
-          <w:rFonts w:ascii="Times New Roman" w:cs="Times New Roman" w:eastAsia="Times New Roman" w:hAnsi="Times New Roman"/>
-          <w:sz w:val="20"/>
-          <w:szCs w:val="20"/>
-        </w:rPr>
-      </w:pPr>
-      <w:r>
-        <w:rPr>
-          <w:rtl w:val="0"/>
-        </w:rPr>
-      </w:r>
-    </w:p>
-    <w:p>
-      <w:pPr>
-        <w:pBdr>
-          <w:top w:space="0" w:sz="0" w:val="nil"/>
-          <w:left w:space="0" w:sz="0" w:val="nil"/>
-          <w:bottom w:space="0" w:sz="0" w:val="nil"/>
-          <w:right w:space="0" w:sz="0" w:val="nil"/>
-          <w:between w:space="0" w:sz="0" w:val="nil"/>
-        </w:pBdr>
-        <w:spacing w:after="27" w:before="120" w:line="276" w:lineRule="auto"/>
-        <w:ind w:left="-450" w:firstLine="0"/>
-        <w:jc w:val="center"/>
-        <w:rPr>
-          <w:rFonts w:ascii="Times New Roman" w:cs="Times New Roman" w:eastAsia="Times New Roman" w:hAnsi="Times New Roman"/>
-          <w:sz w:val="20"/>
-          <w:szCs w:val="20"/>
-        </w:rPr>
-      </w:pPr>
-      <w:r>
-        <w:rPr>
-          <w:rtl w:val="0"/>
-        </w:rPr>
-      </w:r>
-    </w:p>
-    <w:p>
-      <w:pPr>
-        <w:pBdr>
-          <w:top w:space="0" w:sz="0" w:val="nil"/>
-          <w:left w:space="0" w:sz="0" w:val="nil"/>
-          <w:bottom w:space="0" w:sz="0" w:val="nil"/>
-          <w:right w:space="0" w:sz="0" w:val="nil"/>
-          <w:between w:space="0" w:sz="0" w:val="nil"/>
-        </w:pBdr>
-        <w:spacing w:after="27" w:before="120" w:line="276" w:lineRule="auto"/>
-        <w:ind w:left="-450" w:firstLine="0"/>
-        <w:jc w:val="center"/>
-        <w:rPr>
-          <w:rFonts w:ascii="Times New Roman" w:cs="Times New Roman" w:eastAsia="Times New Roman" w:hAnsi="Times New Roman"/>
-          <w:sz w:val="20"/>
-          <w:szCs w:val="20"/>
-        </w:rPr>
-      </w:pPr>
-      <w:r>
-        <w:rPr>
-          <w:rtl w:val="0"/>
-        </w:rPr>
-      </w:r>
-    </w:p>
-    <w:p>
-      <w:pPr>
-        <w:pBdr>
-          <w:top w:space="0" w:sz="0" w:val="nil"/>
-          <w:left w:space="0" w:sz="0" w:val="nil"/>
-          <w:bottom w:space="0" w:sz="0" w:val="nil"/>
-          <w:right w:space="0" w:sz="0" w:val="nil"/>
-          <w:between w:space="0" w:sz="0" w:val="nil"/>
-        </w:pBdr>
-        <w:spacing w:after="27" w:before="120" w:line="276" w:lineRule="auto"/>
-        <w:ind w:left="-450" w:firstLine="0"/>
-        <w:jc w:val="center"/>
-        <w:rPr>
-          <w:rFonts w:ascii="Times New Roman" w:cs="Times New Roman" w:eastAsia="Times New Roman" w:hAnsi="Times New Roman"/>
-          <w:sz w:val="20"/>
-          <w:szCs w:val="20"/>
-        </w:rPr>
-      </w:pPr>
-      <w:r>
-        <w:rPr>
-          <w:rtl w:val="0"/>
-        </w:rPr>
-      </w:r>
-    </w:p>
-    <w:p>
-      <w:pPr>
-        <w:pBdr>
-          <w:top w:space="0" w:sz="0" w:val="nil"/>
-          <w:left w:space="0" w:sz="0" w:val="nil"/>
-          <w:bottom w:space="0" w:sz="0" w:val="nil"/>
-          <w:right w:space="0" w:sz="0" w:val="nil"/>
-          <w:between w:space="0" w:sz="0" w:val="nil"/>
-        </w:pBdr>
-        <w:spacing w:after="27" w:before="120" w:line="276" w:lineRule="auto"/>
-        <w:ind w:left="-450" w:firstLine="0"/>
-        <w:jc w:val="center"/>
-        <w:rPr>
-          <w:rFonts w:ascii="Times New Roman" w:cs="Times New Roman" w:eastAsia="Times New Roman" w:hAnsi="Times New Roman"/>
-          <w:sz w:val="20"/>
-          <w:szCs w:val="20"/>
-        </w:rPr>
-      </w:pPr>
-      <w:r>
-        <w:rPr>
-          <w:rtl w:val="0"/>
-        </w:rPr>
+        <w:t xml:space="preserve"> Metric Comparison of each model</w:t>
       </w:r>
     </w:p>
     <w:p>
@@ -6040,7 +8508,7 @@
           <w:szCs w:val="28"/>
           <w:rtl w:val="0"/>
         </w:rPr>
-        <w:t xml:space="preserve">Visual analysis using bar plots and ROC-AUC showed that linear models have better balance between precision and recall, making them suitable for sexism tasks.</w:t>
+        <w:t xml:space="preserve">Figure 2 shows metrics of each model used.Even though the accuracy of Random Forest is high compared to Logistic Regression and SVC, due the highly imbalanced dataset and context of the dataset recall is used to catch all the sexist text.</w:t>
       </w:r>
     </w:p>
     <w:p>
@@ -6066,44 +8534,9 @@
           <w:rFonts w:ascii="Times New Roman" w:cs="Times New Roman" w:eastAsia="Times New Roman" w:hAnsi="Times New Roman"/>
           <w:sz w:val="28"/>
           <w:szCs w:val="28"/>
-        </w:rPr>
-        <w:drawing>
-          <wp:inline distB="114300" distT="114300" distL="114300" distR="114300">
-            <wp:extent cx="5943600" cy="4775200"/>
-            <wp:effectExtent b="0" l="0" r="0" t="0"/>
-            <wp:docPr id="3" name="image6.png"/>
-            <a:graphic>
-              <a:graphicData uri="http://schemas.openxmlformats.org/drawingml/2006/picture">
-                <pic:pic>
-                  <pic:nvPicPr>
-                    <pic:cNvPr id="0" name="image6.png"/>
-                    <pic:cNvPicPr preferRelativeResize="0"/>
-                  </pic:nvPicPr>
-                  <pic:blipFill>
-                    <a:blip r:embed="rId13"/>
-                    <a:srcRect b="0" l="0" r="0" t="0"/>
-                    <a:stretch>
-                      <a:fillRect/>
-                    </a:stretch>
-                  </pic:blipFill>
-                  <pic:spPr>
-                    <a:xfrm>
-                      <a:off x="0" y="0"/>
-                      <a:ext cx="5943600" cy="4775200"/>
-                    </a:xfrm>
-                    <a:prstGeom prst="rect"/>
-                    <a:ln/>
-                  </pic:spPr>
-                </pic:pic>
-              </a:graphicData>
-            </a:graphic>
-          </wp:inline>
-        </w:drawing>
-      </w:r>
-      <w:r>
-        <w:rPr>
-          <w:rtl w:val="0"/>
-        </w:rPr>
+          <w:rtl w:val="0"/>
+        </w:rPr>
+        <w:t xml:space="preserve">Logistic Regression has recall of 0.69, SVC has recall of 0.53 and Random Forest has recall of 0.4. This suggests that Logistic Regression performs moderately on the given dataset. The lower values of SVC and Random Forest shows that the models miss large amounts of instances. Table 4 shows comparison of model metrics with those reported in the reference paper.</w:t>
       </w:r>
     </w:p>
     <w:p>
@@ -6117,74 +8550,11 @@
         </w:pBdr>
         <w:spacing w:after="27" w:before="120" w:line="276" w:lineRule="auto"/>
         <w:ind w:left="-450" w:firstLine="0"/>
-        <w:jc w:val="center"/>
-        <w:rPr>
-          <w:rFonts w:ascii="Times New Roman" w:cs="Times New Roman" w:eastAsia="Times New Roman" w:hAnsi="Times New Roman"/>
-          <w:sz w:val="20"/>
-          <w:szCs w:val="20"/>
-        </w:rPr>
-      </w:pPr>
-      <w:r>
-        <w:rPr>
-          <w:rFonts w:ascii="Times New Roman" w:cs="Times New Roman" w:eastAsia="Times New Roman" w:hAnsi="Times New Roman"/>
-          <w:b w:val="1"/>
-          <w:bCs w:val="1"/>
-          <w:sz w:val="20"/>
-          <w:szCs w:val="20"/>
-          <w:rtl w:val="0"/>
-        </w:rPr>
-        <w:t xml:space="preserve">Fig 3: </w:t>
-      </w:r>
-      <w:r>
-        <w:rPr>
-          <w:rFonts w:ascii="Times New Roman" w:cs="Times New Roman" w:eastAsia="Times New Roman" w:hAnsi="Times New Roman"/>
-          <w:sz w:val="20"/>
-          <w:szCs w:val="20"/>
-          <w:rtl w:val="0"/>
-        </w:rPr>
-        <w:t xml:space="preserve">ROC-AUC</w:t>
-      </w:r>
-    </w:p>
-    <w:p>
-      <w:pPr>
-        <w:pBdr>
-          <w:top w:space="0" w:sz="0" w:val="nil"/>
-          <w:left w:space="0" w:sz="0" w:val="nil"/>
-          <w:bottom w:space="0" w:sz="0" w:val="nil"/>
-          <w:right w:space="0" w:sz="0" w:val="nil"/>
-          <w:between w:space="0" w:sz="0" w:val="nil"/>
-        </w:pBdr>
-        <w:spacing w:after="27" w:before="120" w:line="276" w:lineRule="auto"/>
-        <w:ind w:left="-450" w:firstLine="0"/>
-        <w:jc w:val="center"/>
-        <w:rPr>
-          <w:rFonts w:ascii="Times New Roman" w:cs="Times New Roman" w:eastAsia="Times New Roman" w:hAnsi="Times New Roman"/>
-          <w:sz w:val="20"/>
-          <w:szCs w:val="20"/>
-        </w:rPr>
-      </w:pPr>
-      <w:r>
-        <w:rPr>
-          <w:rtl w:val="0"/>
-        </w:rPr>
-      </w:r>
-    </w:p>
-    <w:p>
-      <w:pPr>
-        <w:pBdr>
-          <w:top w:space="0" w:sz="0" w:val="nil"/>
-          <w:left w:space="0" w:sz="0" w:val="nil"/>
-          <w:bottom w:space="0" w:sz="0" w:val="nil"/>
-          <w:right w:space="0" w:sz="0" w:val="nil"/>
-          <w:between w:space="0" w:sz="0" w:val="nil"/>
-        </w:pBdr>
-        <w:spacing w:after="27" w:before="120" w:line="276" w:lineRule="auto"/>
-        <w:ind w:left="-450" w:firstLine="0"/>
-        <w:jc w:val="center"/>
-        <w:rPr>
-          <w:rFonts w:ascii="Times New Roman" w:cs="Times New Roman" w:eastAsia="Times New Roman" w:hAnsi="Times New Roman"/>
-          <w:sz w:val="20"/>
-          <w:szCs w:val="20"/>
+        <w:jc w:val="both"/>
+        <w:rPr>
+          <w:rFonts w:ascii="Times New Roman" w:cs="Times New Roman" w:eastAsia="Times New Roman" w:hAnsi="Times New Roman"/>
+          <w:sz w:val="28"/>
+          <w:szCs w:val="28"/>
         </w:rPr>
       </w:pPr>
       <w:r>
@@ -6195,7 +8565,7 @@
     </w:p>
     <w:tbl>
       <w:tblPr>
-        <w:tblStyle w:val="Table3"/>
+        <w:tblStyle w:val="Table6"/>
         <w:tblW w:w="9810.0" w:type="dxa"/>
         <w:jc w:val="left"/>
         <w:tblInd w:w="-450.0" w:type="dxa"/>
@@ -6256,7 +8626,6 @@
             <w:pPr>
               <w:keepNext w:val="0"/>
               <w:keepLines w:val="0"/>
-              <w:pageBreakBefore w:val="0"/>
               <w:widowControl w:val="0"/>
               <w:pBdr>
                 <w:top w:space="0" w:sz="0" w:val="nil"/>
@@ -6306,7 +8675,6 @@
             <w:pPr>
               <w:keepNext w:val="0"/>
               <w:keepLines w:val="0"/>
-              <w:pageBreakBefore w:val="0"/>
               <w:widowControl w:val="0"/>
               <w:pBdr>
                 <w:top w:space="0" w:sz="0" w:val="nil"/>
@@ -6356,7 +8724,6 @@
             <w:pPr>
               <w:keepNext w:val="0"/>
               <w:keepLines w:val="0"/>
-              <w:pageBreakBefore w:val="0"/>
               <w:widowControl w:val="0"/>
               <w:pBdr>
                 <w:top w:space="0" w:sz="0" w:val="nil"/>
@@ -6423,11 +8790,13 @@
                 <w:between w:space="0" w:sz="0" w:val="nil"/>
               </w:pBdr>
               <w:shd w:fill="auto" w:val="clear"/>
-              <w:spacing w:after="0" w:before="0" w:line="240" w:lineRule="auto"/>
+              <w:spacing w:after="0" w:before="0" w:line="276" w:lineRule="auto"/>
               <w:ind w:left="0" w:right="0" w:firstLine="0"/>
               <w:jc w:val="left"/>
               <w:rPr>
                 <w:rFonts w:ascii="Times New Roman" w:cs="Times New Roman" w:eastAsia="Times New Roman" w:hAnsi="Times New Roman"/>
+                <w:b w:val="1"/>
+                <w:bCs w:val="1"/>
                 <w:sz w:val="20"/>
                 <w:szCs w:val="20"/>
               </w:rPr>
@@ -6454,7 +8823,6 @@
             <w:pPr>
               <w:keepNext w:val="0"/>
               <w:keepLines w:val="0"/>
-              <w:pageBreakBefore w:val="0"/>
               <w:widowControl w:val="0"/>
               <w:pBdr>
                 <w:top w:space="0" w:sz="0" w:val="nil"/>
@@ -6503,7 +8871,6 @@
             <w:pPr>
               <w:keepNext w:val="0"/>
               <w:keepLines w:val="0"/>
-              <w:pageBreakBefore w:val="0"/>
               <w:widowControl w:val="0"/>
               <w:pBdr>
                 <w:top w:space="0" w:sz="0" w:val="nil"/>
@@ -6552,7 +8919,6 @@
             <w:pPr>
               <w:keepNext w:val="0"/>
               <w:keepLines w:val="0"/>
-              <w:pageBreakBefore w:val="0"/>
               <w:widowControl w:val="0"/>
               <w:pBdr>
                 <w:top w:space="0" w:sz="0" w:val="nil"/>
@@ -6601,7 +8967,6 @@
             <w:pPr>
               <w:keepNext w:val="0"/>
               <w:keepLines w:val="0"/>
-              <w:pageBreakBefore w:val="0"/>
               <w:widowControl w:val="0"/>
               <w:pBdr>
                 <w:top w:space="0" w:sz="0" w:val="nil"/>
@@ -6650,7 +9015,6 @@
             <w:pPr>
               <w:keepNext w:val="0"/>
               <w:keepLines w:val="0"/>
-              <w:pageBreakBefore w:val="0"/>
               <w:widowControl w:val="0"/>
               <w:pBdr>
                 <w:top w:space="0" w:sz="0" w:val="nil"/>
@@ -6699,7 +9063,6 @@
             <w:pPr>
               <w:keepNext w:val="0"/>
               <w:keepLines w:val="0"/>
-              <w:pageBreakBefore w:val="0"/>
               <w:widowControl w:val="0"/>
               <w:pBdr>
                 <w:top w:space="0" w:sz="0" w:val="nil"/>
@@ -6748,7 +9111,6 @@
             <w:pPr>
               <w:keepNext w:val="0"/>
               <w:keepLines w:val="0"/>
-              <w:pageBreakBefore w:val="0"/>
               <w:widowControl w:val="0"/>
               <w:pBdr>
                 <w:top w:space="0" w:sz="0" w:val="nil"/>
@@ -6797,7 +9159,6 @@
             <w:pPr>
               <w:keepNext w:val="0"/>
               <w:keepLines w:val="0"/>
-              <w:pageBreakBefore w:val="0"/>
               <w:widowControl w:val="0"/>
               <w:pBdr>
                 <w:top w:space="0" w:sz="0" w:val="nil"/>
@@ -6852,7 +9213,6 @@
             <w:pPr>
               <w:keepNext w:val="0"/>
               <w:keepLines w:val="0"/>
-              <w:pageBreakBefore w:val="0"/>
               <w:widowControl w:val="0"/>
               <w:pBdr>
                 <w:top w:space="0" w:sz="0" w:val="nil"/>
@@ -6901,7 +9261,6 @@
             <w:pPr>
               <w:keepNext w:val="0"/>
               <w:keepLines w:val="0"/>
-              <w:pageBreakBefore w:val="0"/>
               <w:widowControl w:val="0"/>
               <w:pBdr>
                 <w:top w:space="0" w:sz="0" w:val="nil"/>
@@ -6946,7 +9305,6 @@
             <w:pPr>
               <w:keepNext w:val="0"/>
               <w:keepLines w:val="0"/>
-              <w:pageBreakBefore w:val="0"/>
               <w:widowControl w:val="0"/>
               <w:pBdr>
                 <w:top w:space="0" w:sz="0" w:val="nil"/>
@@ -6991,7 +9349,6 @@
             <w:pPr>
               <w:keepNext w:val="0"/>
               <w:keepLines w:val="0"/>
-              <w:pageBreakBefore w:val="0"/>
               <w:widowControl w:val="0"/>
               <w:pBdr>
                 <w:top w:space="0" w:sz="0" w:val="nil"/>
@@ -7036,7 +9393,6 @@
             <w:pPr>
               <w:keepNext w:val="0"/>
               <w:keepLines w:val="0"/>
-              <w:pageBreakBefore w:val="0"/>
               <w:widowControl w:val="0"/>
               <w:pBdr>
                 <w:top w:space="0" w:sz="0" w:val="nil"/>
@@ -7081,7 +9437,6 @@
             <w:pPr>
               <w:keepNext w:val="0"/>
               <w:keepLines w:val="0"/>
-              <w:pageBreakBefore w:val="0"/>
               <w:widowControl w:val="0"/>
               <w:pBdr>
                 <w:top w:space="0" w:sz="0" w:val="nil"/>
@@ -7126,7 +9481,6 @@
             <w:pPr>
               <w:keepNext w:val="0"/>
               <w:keepLines w:val="0"/>
-              <w:pageBreakBefore w:val="0"/>
               <w:widowControl w:val="0"/>
               <w:pBdr>
                 <w:top w:space="0" w:sz="0" w:val="nil"/>
@@ -7152,7 +9506,7 @@
                 <w:szCs w:val="20"/>
                 <w:rtl w:val="0"/>
               </w:rPr>
-              <w:t xml:space="preserve">0.59</w:t>
+              <w:t xml:space="preserve">0.6</w:t>
             </w:r>
           </w:p>
         </w:tc>
@@ -7171,7 +9525,6 @@
             <w:pPr>
               <w:keepNext w:val="0"/>
               <w:keepLines w:val="0"/>
-              <w:pageBreakBefore w:val="0"/>
               <w:widowControl w:val="0"/>
               <w:pBdr>
                 <w:top w:space="0" w:sz="0" w:val="nil"/>
@@ -7197,7 +9550,7 @@
                 <w:szCs w:val="20"/>
                 <w:rtl w:val="0"/>
               </w:rPr>
-              <w:t xml:space="preserve">0.71</w:t>
+              <w:t xml:space="preserve">0.69</w:t>
             </w:r>
           </w:p>
         </w:tc>
@@ -7216,7 +9569,6 @@
             <w:pPr>
               <w:keepNext w:val="0"/>
               <w:keepLines w:val="0"/>
-              <w:pageBreakBefore w:val="0"/>
               <w:widowControl w:val="0"/>
               <w:pBdr>
                 <w:top w:space="0" w:sz="0" w:val="nil"/>
@@ -7267,7 +9619,6 @@
             <w:pPr>
               <w:keepNext w:val="0"/>
               <w:keepLines w:val="0"/>
-              <w:pageBreakBefore w:val="0"/>
               <w:widowControl w:val="0"/>
               <w:pBdr>
                 <w:top w:space="0" w:sz="0" w:val="nil"/>
@@ -7316,7 +9667,6 @@
             <w:pPr>
               <w:keepNext w:val="0"/>
               <w:keepLines w:val="0"/>
-              <w:pageBreakBefore w:val="0"/>
               <w:widowControl w:val="0"/>
               <w:pBdr>
                 <w:top w:space="0" w:sz="0" w:val="nil"/>
@@ -7361,7 +9711,6 @@
             <w:pPr>
               <w:keepNext w:val="0"/>
               <w:keepLines w:val="0"/>
-              <w:pageBreakBefore w:val="0"/>
               <w:widowControl w:val="0"/>
               <w:pBdr>
                 <w:top w:space="0" w:sz="0" w:val="nil"/>
@@ -7406,7 +9755,6 @@
             <w:pPr>
               <w:keepNext w:val="0"/>
               <w:keepLines w:val="0"/>
-              <w:pageBreakBefore w:val="0"/>
               <w:widowControl w:val="0"/>
               <w:pBdr>
                 <w:top w:space="0" w:sz="0" w:val="nil"/>
@@ -7451,7 +9799,6 @@
             <w:pPr>
               <w:keepNext w:val="0"/>
               <w:keepLines w:val="0"/>
-              <w:pageBreakBefore w:val="0"/>
               <w:widowControl w:val="0"/>
               <w:pBdr>
                 <w:top w:space="0" w:sz="0" w:val="nil"/>
@@ -7496,7 +9843,6 @@
             <w:pPr>
               <w:keepNext w:val="0"/>
               <w:keepLines w:val="0"/>
-              <w:pageBreakBefore w:val="0"/>
               <w:widowControl w:val="0"/>
               <w:pBdr>
                 <w:top w:space="0" w:sz="0" w:val="nil"/>
@@ -7522,7 +9868,7 @@
                 <w:szCs w:val="20"/>
                 <w:rtl w:val="0"/>
               </w:rPr>
-              <w:t xml:space="preserve">0.85</w:t>
+              <w:t xml:space="preserve">0.83</w:t>
             </w:r>
           </w:p>
         </w:tc>
@@ -7541,7 +9887,6 @@
             <w:pPr>
               <w:keepNext w:val="0"/>
               <w:keepLines w:val="0"/>
-              <w:pageBreakBefore w:val="0"/>
               <w:widowControl w:val="0"/>
               <w:pBdr>
                 <w:top w:space="0" w:sz="0" w:val="nil"/>
@@ -7567,7 +9912,7 @@
                 <w:szCs w:val="20"/>
                 <w:rtl w:val="0"/>
               </w:rPr>
-              <w:t xml:space="preserve">0.84</w:t>
+              <w:t xml:space="preserve">0.68</w:t>
             </w:r>
           </w:p>
         </w:tc>
@@ -7586,7 +9931,6 @@
             <w:pPr>
               <w:keepNext w:val="0"/>
               <w:keepLines w:val="0"/>
-              <w:pageBreakBefore w:val="0"/>
               <w:widowControl w:val="0"/>
               <w:pBdr>
                 <w:top w:space="0" w:sz="0" w:val="nil"/>
@@ -7612,7 +9956,7 @@
                 <w:szCs w:val="20"/>
                 <w:rtl w:val="0"/>
               </w:rPr>
-              <w:t xml:space="preserve">0.46</w:t>
+              <w:t xml:space="preserve">0.53</w:t>
             </w:r>
           </w:p>
         </w:tc>
@@ -7631,7 +9975,6 @@
             <w:pPr>
               <w:keepNext w:val="0"/>
               <w:keepLines w:val="0"/>
-              <w:pageBreakBefore w:val="0"/>
               <w:widowControl w:val="0"/>
               <w:pBdr>
                 <w:top w:space="0" w:sz="0" w:val="nil"/>
@@ -7682,7 +10025,6 @@
             <w:pPr>
               <w:keepNext w:val="0"/>
               <w:keepLines w:val="0"/>
-              <w:pageBreakBefore w:val="0"/>
               <w:widowControl w:val="0"/>
               <w:pBdr>
                 <w:top w:space="0" w:sz="0" w:val="nil"/>
@@ -7731,7 +10073,6 @@
             <w:pPr>
               <w:keepNext w:val="0"/>
               <w:keepLines w:val="0"/>
-              <w:pageBreakBefore w:val="0"/>
               <w:widowControl w:val="0"/>
               <w:pBdr>
                 <w:top w:space="0" w:sz="0" w:val="nil"/>
@@ -7776,7 +10117,6 @@
             <w:pPr>
               <w:keepNext w:val="0"/>
               <w:keepLines w:val="0"/>
-              <w:pageBreakBefore w:val="0"/>
               <w:widowControl w:val="0"/>
               <w:pBdr>
                 <w:top w:space="0" w:sz="0" w:val="nil"/>
@@ -7821,7 +10161,6 @@
             <w:pPr>
               <w:keepNext w:val="0"/>
               <w:keepLines w:val="0"/>
-              <w:pageBreakBefore w:val="0"/>
               <w:widowControl w:val="0"/>
               <w:pBdr>
                 <w:top w:space="0" w:sz="0" w:val="nil"/>
@@ -7866,7 +10205,6 @@
             <w:pPr>
               <w:keepNext w:val="0"/>
               <w:keepLines w:val="0"/>
-              <w:pageBreakBefore w:val="0"/>
               <w:widowControl w:val="0"/>
               <w:pBdr>
                 <w:top w:space="0" w:sz="0" w:val="nil"/>
@@ -7911,7 +10249,6 @@
             <w:pPr>
               <w:keepNext w:val="0"/>
               <w:keepLines w:val="0"/>
-              <w:pageBreakBefore w:val="0"/>
               <w:widowControl w:val="0"/>
               <w:pBdr>
                 <w:top w:space="0" w:sz="0" w:val="nil"/>
@@ -7956,7 +10293,6 @@
             <w:pPr>
               <w:keepNext w:val="0"/>
               <w:keepLines w:val="0"/>
-              <w:pageBreakBefore w:val="0"/>
               <w:widowControl w:val="0"/>
               <w:pBdr>
                 <w:top w:space="0" w:sz="0" w:val="nil"/>
@@ -7982,7 +10318,7 @@
                 <w:szCs w:val="20"/>
                 <w:rtl w:val="0"/>
               </w:rPr>
-              <w:t xml:space="preserve">0.68</w:t>
+              <w:t xml:space="preserve">0.9</w:t>
             </w:r>
           </w:p>
         </w:tc>
@@ -8001,7 +10337,6 @@
             <w:pPr>
               <w:keepNext w:val="0"/>
               <w:keepLines w:val="0"/>
-              <w:pageBreakBefore w:val="0"/>
               <w:widowControl w:val="0"/>
               <w:pBdr>
                 <w:top w:space="0" w:sz="0" w:val="nil"/>
@@ -8027,7 +10362,7 @@
                 <w:szCs w:val="20"/>
                 <w:rtl w:val="0"/>
               </w:rPr>
-              <w:t xml:space="preserve">0.60</w:t>
+              <w:t xml:space="preserve">0.4</w:t>
             </w:r>
           </w:p>
         </w:tc>
@@ -8046,7 +10381,6 @@
             <w:pPr>
               <w:keepNext w:val="0"/>
               <w:keepLines w:val="0"/>
-              <w:pageBreakBefore w:val="0"/>
               <w:widowControl w:val="0"/>
               <w:pBdr>
                 <w:top w:space="0" w:sz="0" w:val="nil"/>
@@ -8072,7 +10406,7 @@
                 <w:szCs w:val="20"/>
                 <w:rtl w:val="0"/>
               </w:rPr>
-              <w:t xml:space="preserve">0.64</w:t>
+              <w:t xml:space="preserve">0.56</w:t>
             </w:r>
           </w:p>
         </w:tc>
@@ -8105,7 +10439,7 @@
           <w:szCs w:val="20"/>
           <w:rtl w:val="0"/>
         </w:rPr>
-        <w:t xml:space="preserve">Table 1:</w:t>
+        <w:t xml:space="preserve">Table 4:</w:t>
       </w:r>
       <w:r>
         <w:rPr>
@@ -8115,6 +10449,30 @@
           <w:rtl w:val="0"/>
         </w:rPr>
         <w:t xml:space="preserve"> Comparison between paper and implementation</w:t>
+      </w:r>
+    </w:p>
+    <w:p>
+      <w:pPr>
+        <w:pBdr>
+          <w:top w:space="0" w:sz="0" w:val="nil"/>
+          <w:left w:space="0" w:sz="0" w:val="nil"/>
+          <w:bottom w:space="0" w:sz="0" w:val="nil"/>
+          <w:right w:space="0" w:sz="0" w:val="nil"/>
+          <w:between w:space="0" w:sz="0" w:val="nil"/>
+        </w:pBdr>
+        <w:spacing w:after="27" w:before="120" w:line="276" w:lineRule="auto"/>
+        <w:ind w:left="-450" w:firstLine="0"/>
+        <w:jc w:val="center"/>
+        <w:rPr>
+          <w:rFonts w:ascii="Times New Roman" w:cs="Times New Roman" w:eastAsia="Times New Roman" w:hAnsi="Times New Roman"/>
+          <w:sz w:val="20"/>
+          <w:szCs w:val="20"/>
+        </w:rPr>
+      </w:pPr>
+      <w:r>
+        <w:rPr>
+          <w:rtl w:val="0"/>
+        </w:rPr>
       </w:r>
     </w:p>
     <w:p>
@@ -8137,8 +10495,114 @@
       </w:pPr>
       <w:r>
         <w:rPr>
-          <w:rtl w:val="0"/>
-        </w:rPr>
+          <w:rFonts w:ascii="Times New Roman" w:cs="Times New Roman" w:eastAsia="Times New Roman" w:hAnsi="Times New Roman"/>
+          <w:sz w:val="28"/>
+          <w:szCs w:val="28"/>
+        </w:rPr>
+        <w:drawing>
+          <wp:inline distB="114300" distT="114300" distL="114300" distR="114300">
+            <wp:extent cx="6224588" cy="4917823"/>
+            <wp:effectExtent b="0" l="0" r="0" t="0"/>
+            <wp:docPr id="6" name="image6.png"/>
+            <a:graphic>
+              <a:graphicData uri="http://schemas.openxmlformats.org/drawingml/2006/picture">
+                <pic:pic>
+                  <pic:nvPicPr>
+                    <pic:cNvPr id="0" name="image6.png"/>
+                    <pic:cNvPicPr preferRelativeResize="0"/>
+                  </pic:nvPicPr>
+                  <pic:blipFill>
+                    <a:blip r:embed="rId13"/>
+                    <a:srcRect b="0" l="0" r="0" t="0"/>
+                    <a:stretch>
+                      <a:fillRect/>
+                    </a:stretch>
+                  </pic:blipFill>
+                  <pic:spPr>
+                    <a:xfrm>
+                      <a:off x="0" y="0"/>
+                      <a:ext cx="6224588" cy="4917823"/>
+                    </a:xfrm>
+                    <a:prstGeom prst="rect"/>
+                    <a:ln/>
+                  </pic:spPr>
+                </pic:pic>
+              </a:graphicData>
+            </a:graphic>
+          </wp:inline>
+        </w:drawing>
+      </w:r>
+      <w:r>
+        <w:rPr>
+          <w:rtl w:val="0"/>
+        </w:rPr>
+      </w:r>
+    </w:p>
+    <w:p>
+      <w:pPr>
+        <w:pBdr>
+          <w:top w:space="0" w:sz="0" w:val="nil"/>
+          <w:left w:space="0" w:sz="0" w:val="nil"/>
+          <w:bottom w:space="0" w:sz="0" w:val="nil"/>
+          <w:right w:space="0" w:sz="0" w:val="nil"/>
+          <w:between w:space="0" w:sz="0" w:val="nil"/>
+        </w:pBdr>
+        <w:spacing w:after="27" w:before="120" w:line="276" w:lineRule="auto"/>
+        <w:ind w:left="-450" w:firstLine="0"/>
+        <w:jc w:val="center"/>
+        <w:rPr>
+          <w:rFonts w:ascii="Times New Roman" w:cs="Times New Roman" w:eastAsia="Times New Roman" w:hAnsi="Times New Roman"/>
+          <w:sz w:val="20"/>
+          <w:szCs w:val="20"/>
+        </w:rPr>
+      </w:pPr>
+      <w:r>
+        <w:rPr>
+          <w:rFonts w:ascii="Times New Roman" w:cs="Times New Roman" w:eastAsia="Times New Roman" w:hAnsi="Times New Roman"/>
+          <w:b w:val="1"/>
+          <w:bCs w:val="1"/>
+          <w:sz w:val="20"/>
+          <w:szCs w:val="20"/>
+          <w:rtl w:val="0"/>
+        </w:rPr>
+        <w:t xml:space="preserve">Figure 3: </w:t>
+      </w:r>
+      <w:r>
+        <w:rPr>
+          <w:rFonts w:ascii="Times New Roman" w:cs="Times New Roman" w:eastAsia="Times New Roman" w:hAnsi="Times New Roman"/>
+          <w:sz w:val="20"/>
+          <w:szCs w:val="20"/>
+          <w:rtl w:val="0"/>
+        </w:rPr>
+        <w:t xml:space="preserve">ROC-AUC of the models</w:t>
+      </w:r>
+    </w:p>
+    <w:p>
+      <w:pPr>
+        <w:pBdr>
+          <w:top w:space="0" w:sz="0" w:val="nil"/>
+          <w:left w:space="0" w:sz="0" w:val="nil"/>
+          <w:bottom w:space="0" w:sz="0" w:val="nil"/>
+          <w:right w:space="0" w:sz="0" w:val="nil"/>
+          <w:between w:space="0" w:sz="0" w:val="nil"/>
+        </w:pBdr>
+        <w:spacing w:after="27" w:before="120" w:line="276" w:lineRule="auto"/>
+        <w:ind w:left="-450" w:firstLine="0"/>
+        <w:jc w:val="both"/>
+        <w:rPr>
+          <w:rFonts w:ascii="Times New Roman" w:cs="Times New Roman" w:eastAsia="Times New Roman" w:hAnsi="Times New Roman"/>
+          <w:sz w:val="28"/>
+          <w:szCs w:val="28"/>
+        </w:rPr>
+      </w:pPr>
+      <w:r>
+        <w:rPr>
+          <w:rFonts w:ascii="Times New Roman" w:cs="Times New Roman" w:eastAsia="Times New Roman" w:hAnsi="Times New Roman"/>
+          <w:sz w:val="28"/>
+          <w:szCs w:val="28"/>
+          <w:rtl w:val="0"/>
+        </w:rPr>
+        <w:t xml:space="preserve">Figure 3 shows ROC-AUC of the models. Random Forest, Logistic Regression and SVC  has ROC-AUC of 0.87, 0.85 and 0.83 respectively. Although Random Forest has the highest ROC-AUC, its low recall was low for sexist content. Even though Logistic Regression was slightly low ROC-AUC, it achieved better recall and F1-score for sexist class.</w:t>
       </w:r>
     </w:p>
     <w:p>
@@ -8187,7 +10651,6 @@
           <w:bCs w:val="1"/>
           <w:sz w:val="28"/>
           <w:szCs w:val="28"/>
-          <w:u w:val="none"/>
         </w:rPr>
       </w:pPr>
       <w:r>
@@ -8200,6 +10663,11 @@
           <w:rtl w:val="0"/>
         </w:rPr>
         <w:t xml:space="preserve">Learning Outcome:</w:t>
+      </w:r>
+      <w:r>
+        <w:rPr>
+          <w:rtl w:val="0"/>
+        </w:rPr>
       </w:r>
     </w:p>
     <w:p>
@@ -8256,6 +10724,30 @@
           <w:rtl w:val="0"/>
         </w:rPr>
         <w:t xml:space="preserve">This project helped understanding of applying machine learning techniques to real-world social issues like sexism detection in text data.</w:t>
+      </w:r>
+    </w:p>
+    <w:p>
+      <w:pPr>
+        <w:pBdr>
+          <w:top w:space="0" w:sz="0" w:val="nil"/>
+          <w:left w:space="0" w:sz="0" w:val="nil"/>
+          <w:bottom w:space="0" w:sz="0" w:val="nil"/>
+          <w:right w:space="0" w:sz="0" w:val="nil"/>
+          <w:between w:space="0" w:sz="0" w:val="nil"/>
+        </w:pBdr>
+        <w:spacing w:after="27" w:before="120" w:line="276" w:lineRule="auto"/>
+        <w:ind w:left="-450" w:firstLine="0"/>
+        <w:jc w:val="both"/>
+        <w:rPr>
+          <w:rFonts w:ascii="Times New Roman" w:cs="Times New Roman" w:eastAsia="Times New Roman" w:hAnsi="Times New Roman"/>
+          <w:sz w:val="28"/>
+          <w:szCs w:val="28"/>
+        </w:rPr>
+      </w:pPr>
+      <w:r>
+        <w:rPr>
+          <w:rtl w:val="0"/>
+        </w:rPr>
       </w:r>
     </w:p>
     <w:p>
@@ -8271,7 +10763,7 @@
           <w:right w:space="0" w:sz="0" w:val="nil"/>
           <w:between w:space="0" w:sz="0" w:val="nil"/>
         </w:pBdr>
-        <w:spacing w:after="0" w:afterAutospacing="0" w:before="120" w:line="276" w:lineRule="auto"/>
+        <w:spacing w:after="0" w:before="120" w:line="276" w:lineRule="auto"/>
         <w:ind w:left="-450" w:hanging="360"/>
         <w:jc w:val="both"/>
         <w:rPr>
@@ -8280,7 +10772,6 @@
           <w:bCs w:val="1"/>
           <w:sz w:val="28"/>
           <w:szCs w:val="28"/>
-          <w:u w:val="none"/>
         </w:rPr>
       </w:pPr>
       <w:r>
@@ -8293,6 +10784,11 @@
           <w:rtl w:val="0"/>
         </w:rPr>
         <w:t xml:space="preserve"> Paper Reference:</w:t>
+      </w:r>
+      <w:r>
+        <w:rPr>
+          <w:rtl w:val="0"/>
+        </w:rPr>
       </w:r>
     </w:p>
     <w:p>
@@ -8308,13 +10804,11 @@
           <w:right w:space="0" w:sz="0" w:val="nil"/>
           <w:between w:space="0" w:sz="0" w:val="nil"/>
         </w:pBdr>
-        <w:spacing w:after="0" w:afterAutospacing="0" w:before="0" w:beforeAutospacing="0" w:line="276" w:lineRule="auto"/>
+        <w:spacing w:after="0" w:before="0" w:line="276" w:lineRule="auto"/>
         <w:ind w:left="0" w:hanging="360"/>
         <w:jc w:val="both"/>
         <w:rPr>
           <w:rFonts w:ascii="Times New Roman" w:cs="Times New Roman" w:eastAsia="Times New Roman" w:hAnsi="Times New Roman"/>
-          <w:sz w:val="20"/>
-          <w:szCs w:val="20"/>
         </w:rPr>
       </w:pPr>
       <w:r>
@@ -8336,6 +10830,32 @@
           <w:rtl w:val="0"/>
         </w:rPr>
         <w:t xml:space="preserve"> </w:t>
+      </w:r>
+    </w:p>
+    <w:p>
+      <w:pPr>
+        <w:pBdr>
+          <w:top w:space="0" w:sz="0" w:val="nil"/>
+          <w:left w:space="0" w:sz="0" w:val="nil"/>
+          <w:bottom w:space="0" w:sz="0" w:val="nil"/>
+          <w:right w:space="0" w:sz="0" w:val="nil"/>
+          <w:between w:space="0" w:sz="0" w:val="nil"/>
+        </w:pBdr>
+        <w:spacing w:after="0" w:before="0" w:line="276" w:lineRule="auto"/>
+        <w:ind w:left="720" w:firstLine="0"/>
+        <w:jc w:val="both"/>
+        <w:rPr>
+          <w:rFonts w:ascii="Times New Roman" w:cs="Times New Roman" w:eastAsia="Times New Roman" w:hAnsi="Times New Roman"/>
+          <w:b w:val="1"/>
+          <w:bCs w:val="1"/>
+          <w:sz w:val="28"/>
+          <w:szCs w:val="28"/>
+        </w:rPr>
+      </w:pPr>
+      <w:r>
+        <w:rPr>
+          <w:rtl w:val="0"/>
+        </w:rPr>
       </w:r>
     </w:p>
     <w:p>
@@ -8351,7 +10871,7 @@
           <w:right w:space="0" w:sz="0" w:val="nil"/>
           <w:between w:space="0" w:sz="0" w:val="nil"/>
         </w:pBdr>
-        <w:spacing w:after="27" w:before="0" w:beforeAutospacing="0" w:line="276" w:lineRule="auto"/>
+        <w:spacing w:after="27" w:before="0" w:line="276" w:lineRule="auto"/>
         <w:ind w:left="-450" w:hanging="360"/>
         <w:jc w:val="both"/>
         <w:rPr>
@@ -8360,7 +10880,6 @@
           <w:bCs w:val="1"/>
           <w:sz w:val="28"/>
           <w:szCs w:val="28"/>
-          <w:u w:val="none"/>
         </w:rPr>
       </w:pPr>
       <w:r>
@@ -9259,6 +11778,27 @@
     </w:tblPr>
   </w:style>
   <w:style w:type="table" w:styleId="Table3">
+    <w:basedOn w:val="TableNormal"/>
+    <w:tblPr>
+      <w:tblStyleRowBandSize w:val="1"/>
+      <w:tblStyleColBandSize w:val="1"/>
+    </w:tblPr>
+  </w:style>
+  <w:style w:type="table" w:styleId="Table4">
+    <w:basedOn w:val="TableNormal"/>
+    <w:tblPr>
+      <w:tblStyleRowBandSize w:val="1"/>
+      <w:tblStyleColBandSize w:val="1"/>
+    </w:tblPr>
+  </w:style>
+  <w:style w:type="table" w:styleId="Table5">
+    <w:basedOn w:val="TableNormal"/>
+    <w:tblPr>
+      <w:tblStyleRowBandSize w:val="1"/>
+      <w:tblStyleColBandSize w:val="1"/>
+    </w:tblPr>
+  </w:style>
+  <w:style w:type="table" w:styleId="Table6">
     <w:basedOn w:val="TableNormal"/>
     <w:tblPr>
       <w:tblStyleRowBandSize w:val="1"/>
